--- a/frontend/src/廠商投標表單/[一般工程]工程採購契約-工程會113.12.26版-114.1.9修.docx
+++ b/frontend/src/廠商投標表單/[一般工程]工程採購契約-工程會113.12.26版-114.1.9修.docx
@@ -1716,13 +1716,30 @@
         <w:pStyle w:val="02-"/>
       </w:pPr>
       <w:r>
-        <w:t>(六)廠商依契約提供環保、節能、省水或綠建材等綠色產品，應至行政院環境保護署設置之「民間企業及團體綠色採購申報平臺」申報。</w:t>
+        <w:t>(六)</w:t>
+      </w:r>
+      <w:r>
+        <w:rPr>
+          <w:rFonts w:hint="eastAsia"/>
+        </w:rPr>
+        <w:t xml:space="preserve"> 廠商依契約提供環保、節能、省水或綠建材等綠色產品</w:t>
+      </w:r>
+      <w:r>
+        <w:t>(例如但不限於環保標章、第二 類環保標章、節能標章、省水標章、綠建材標章、碳足跡減量標籤、台灣木材標章、產銷 履歷農產品標章、有機農產品標章、依經濟部能源署之能源效率標示為一級與二級效率等 級之產品…等)，應至環境部設置之「民間企業及團體綠色採購申報平臺」申報。</w:t>
       </w:r>
     </w:p>
     <w:p>
       <w:pPr>
         <w:pStyle w:val="02-"/>
       </w:pPr>
+      <w:r>
+        <w:t>(七)前款所述綠色產品之標章及有效期限可至環境部「淨零綠生活平台」查詢，申報範疇 如下，但不以列舉事項為限： 1. 具環保標章之商品(如磁磚、油漆、卜特蘭水泥、馬桶、水龍頭、肥料及變壓器等)。 2. 具第二類環保標章之商品(如包裝材料、自吸式雜質泵、PU 顆粒、再生油品及塑木地板 等)。 3. 具碳足跡減量標籤之服務(如廢棄物處理)。 4. 具綠色意涵之產品（如電動(施工用)工程機具、能源管理系統、深度節能服務、再生能 源發電設備產品、儲能設備及汙染防治(制)設施等）。</w:t>
+      </w:r>
+    </w:p>
+    <w:p>
+      <w:pPr>
+        <w:pStyle w:val="02-"/>
+      </w:pPr>
     </w:p>
     <w:p>
       <w:pPr>
@@ -1760,7 +1777,11 @@
         <w:t>■</w:t>
       </w:r>
       <w:r>
-        <w:t>依實際施作或供應之項目及數量結算，以契約中所列履約標的項目及單價，依完成履約實際供應之項目及數量給付。若有相關項目如稅捐、利潤或管理費等另列一式計價者，該一式計價項目之金額應隨與該一式有關項目之結算金額與契約金額之比率增減之。但契約已訂明不適用比率增減條件，或其性質與比率增減無關者，不在此限。</w:t>
+        <w:t>依實際施作或供應之項目及數量結算，以契約中所列履約標的項目及單價，依完成履約實際供應之項目及數量給付。若有相關項目如稅捐、利潤或管理費等另列一式計價者，該一式計價項目之金額應隨與該一式有關項目之結算金額與契約金額之比率增減之。但契約已訂明不適用比率增減條件，或其性質與比率增減無關者，不在此</w:t>
+      </w:r>
+      <w:r>
+        <w:lastRenderedPageBreak/>
+        <w:t>限。</w:t>
       </w:r>
     </w:p>
     <w:p>
@@ -1784,11 +1805,7 @@
         <w:pStyle w:val="03-"/>
       </w:pPr>
       <w:r>
-        <w:t>1.工程之個別項目實作數量較契約所定數量增減逾3%時，其逾3%之部</w:t>
-      </w:r>
-      <w:r>
-        <w:lastRenderedPageBreak/>
-        <w:t>分，依原契約單價以契約變更增減契約價金。未逾3%者，契約價金不予增減。</w:t>
+        <w:t>1.工程之個別項目實作數量較契約所定數量增減逾3%時，其逾3%之部分，依原契約單價以契約變更增減契約價金。未逾3%者，契約價金不予增減。</w:t>
       </w:r>
     </w:p>
     <w:p>
@@ -1884,7 +1901,11 @@
         <w:t>30</w:t>
       </w:r>
       <w:r>
-        <w:t>%（由機關視需要於招標時載明；未載明者，依採購法施行細則第98條第2項規定）與不符數量之乘積減價，並處以減價金額＿＿%（由機關視需要於招標時載明；未載明者為20%）之違約金。但其屬尺寸不符規定者，減價金額得就尺寸差異之比率計算之；屬工料不符規定者，減價金額得按工料差額計算之；非屬尺寸、工料不符規定者，減價金額得就重量、權重等差異之比率計算之。</w:t>
+        <w:t>%（由機關視需要於招標時載明；未載明者，依採購法施行細則第98條第2項規定）與不符</w:t>
+      </w:r>
+      <w:r>
+        <w:lastRenderedPageBreak/>
+        <w:t>數量之乘積減價，並處以減價金額＿＿%（由機關視需要於招標時載明；未載明者為20%）之違約金。但其屬尺寸不符規定者，減價金額得就尺寸差異之比率計算之；屬工料不符規定者，減價金額得按工料差額計算之；非屬尺寸、工料不符規定者，減價金額得就重量、權重等差異之比率計算之。</w:t>
       </w:r>
     </w:p>
     <w:p>
@@ -1908,27 +1929,253 @@
         <w:pStyle w:val="02-"/>
       </w:pPr>
       <w:r>
-        <w:t>(二)契約所附供廠商投標用之工程數量清單，其數量為估計數，除另有規</w:t>
-      </w:r>
+        <w:t>(二)契約所附供廠商投標用之工程數量清單，其數量為估計數，除另有規定者外，不應視為廠商完成履約所須供應或施作之實際數量。</w:t>
+      </w:r>
+    </w:p>
+    <w:p>
+      <w:pPr>
+        <w:pStyle w:val="02-"/>
+      </w:pPr>
+      <w:r>
+        <w:t>(三)採契約價金總額結算給付者，未列入前款清單之項目，其已於契約載明應由廠商施作或供應或為廠商完成履約所必須者，仍應由廠商負責供應或施作，不得據以請求加價。如經機關確認屬漏列且未於其他項目中編列者，應以契約變更增加契約價金。</w:t>
+      </w:r>
+    </w:p>
+    <w:p>
+      <w:pPr>
+        <w:pStyle w:val="02-"/>
+      </w:pPr>
+      <w:r>
+        <w:t>(四)廠商履約遇有下列政府行為之一，致履約費用增加或減少者，契約價金得予調整：</w:t>
+      </w:r>
+    </w:p>
+    <w:p>
+      <w:pPr>
+        <w:pStyle w:val="03-"/>
+      </w:pPr>
+      <w:r>
+        <w:t>1.政府法令之新增或變更。</w:t>
+      </w:r>
+    </w:p>
+    <w:p>
+      <w:pPr>
+        <w:pStyle w:val="03-"/>
+      </w:pPr>
+      <w:r>
+        <w:t>2.稅捐或規費之新增或變更。</w:t>
+      </w:r>
+    </w:p>
+    <w:p>
+      <w:pPr>
+        <w:pStyle w:val="03-"/>
+      </w:pPr>
+      <w:r>
+        <w:t>3.政府公告、公定或管制價格或費率之變更。</w:t>
+      </w:r>
+    </w:p>
+    <w:p>
+      <w:pPr>
+        <w:pStyle w:val="02-"/>
+      </w:pPr>
+      <w:r>
+        <w:t>(五)前款情形，屬中華民國政府所為，致履約成本增加者，其所增加之必要費用，由機關負擔；致履約成本減少者，其所減少之部分，得自契約價金中扣除。屬其他國家政府所為，致履約成本增加或減少者，契約價金不予調整。</w:t>
+      </w:r>
+    </w:p>
+    <w:p>
+      <w:pPr>
+        <w:pStyle w:val="02-"/>
+      </w:pPr>
+      <w:r>
+        <w:t>(六)廠商為履約須進口自用機具、設備或材料者，其進口及復運出口所需手續及費用，由廠商負責。</w:t>
+      </w:r>
+    </w:p>
+    <w:p>
+      <w:pPr>
+        <w:pStyle w:val="02-"/>
+      </w:pPr>
+      <w:r>
+        <w:t>(七)契約規定廠商履約標的應經第三人檢驗者，其檢驗所需費用，除另有規定者外，由廠商負擔。</w:t>
+      </w:r>
+    </w:p>
+    <w:p>
+      <w:pPr>
+        <w:pStyle w:val="02-"/>
+      </w:pPr>
+      <w:r>
+        <w:t>(八)契約履約期間，有下列情形之一（且非可歸責於廠商），致增加廠商履約成本者，廠商為完成契約標的所需增加之必要費用，由機關負擔。但屬第13條第7款情形、廠商逾期履約，或發生保險契約承保範圍之事故所致損失（害）之自負額部分，由廠商負擔：</w:t>
+      </w:r>
+    </w:p>
+    <w:p>
+      <w:pPr>
+        <w:pStyle w:val="03-"/>
+      </w:pPr>
+      <w:r>
+        <w:t>1.戰爭、封鎖、革命、叛亂、內亂、暴動或動員。</w:t>
+      </w:r>
+    </w:p>
+    <w:p>
+      <w:pPr>
+        <w:pStyle w:val="03-"/>
+      </w:pPr>
+      <w:r>
+        <w:t>2.民眾非理性之聚眾抗爭。</w:t>
+      </w:r>
+    </w:p>
+    <w:p>
+      <w:pPr>
+        <w:pStyle w:val="03-"/>
+      </w:pPr>
+      <w:r>
+        <w:t>3.核子反應、核子輻射或放射性污染。</w:t>
+      </w:r>
+    </w:p>
+    <w:p>
+      <w:pPr>
+        <w:pStyle w:val="03-"/>
+      </w:pPr>
+      <w:r>
+        <w:t>4.善盡管理責任之廠商不可預見且無法合理防範之自然力作用（例如但不限於山崩、地震、海嘯等）。</w:t>
+      </w:r>
+    </w:p>
+    <w:p>
+      <w:pPr>
+        <w:pStyle w:val="03-"/>
+      </w:pPr>
       <w:r>
         <w:lastRenderedPageBreak/>
-        <w:t>定者外，不應視為廠商完成履約所須供應或施作之實際數量。</w:t>
+        <w:t>5.機關要求全部或部分暫停執行（停工）。</w:t>
+      </w:r>
+    </w:p>
+    <w:p>
+      <w:pPr>
+        <w:pStyle w:val="03-"/>
+      </w:pPr>
+      <w:r>
+        <w:t>6.機關提供之地質鑽探或地質資料，與實際情形有重大差異。</w:t>
+      </w:r>
+    </w:p>
+    <w:p>
+      <w:pPr>
+        <w:pStyle w:val="03-"/>
+      </w:pPr>
+      <w:r>
+        <w:t>7.因機關使用或佔用本工程任何部分，但契約另有規定者不在此限。</w:t>
+      </w:r>
+    </w:p>
+    <w:p>
+      <w:pPr>
+        <w:pStyle w:val="03-"/>
+      </w:pPr>
+      <w:r>
+        <w:t>8.其他可歸責於機關之情形。</w:t>
       </w:r>
     </w:p>
     <w:p>
       <w:pPr>
         <w:pStyle w:val="02-"/>
-      </w:pPr>
-      <w:r>
-        <w:t>(三)採契約價金總額結算給付者，未列入前款清單之項目，其已於契約載明應由廠商施作或供應或為廠商完成履約所必須者，仍應由廠商負責供應或施作，不得據以請求加價。如經機關確認屬漏列且未於其他項目中編列者，應以契約變更增加契約價金。</w:t>
+        <w:rPr>
+          <w:color w:val="FF0000"/>
+        </w:rPr>
+      </w:pPr>
+      <w:r>
+        <w:rPr>
+          <w:rFonts w:hint="eastAsia"/>
+          <w:color w:val="FF0000"/>
+        </w:rPr>
+        <w:t>(九)依</w:t>
+      </w:r>
+      <w:r>
+        <w:rPr>
+          <w:rFonts w:hint="eastAsia"/>
+          <w:color w:val="FF0000"/>
+        </w:rPr>
+        <w:t>本條</w:t>
+      </w:r>
+      <w:r>
+        <w:rPr>
+          <w:rFonts w:hint="eastAsia"/>
+          <w:color w:val="FF0000"/>
+        </w:rPr>
+        <w:t>第</w:t>
+      </w:r>
+      <w:r>
+        <w:rPr>
+          <w:rFonts w:hint="eastAsia"/>
+          <w:color w:val="FF0000"/>
+        </w:rPr>
+        <w:t>4</w:t>
+      </w:r>
+      <w:r>
+        <w:rPr>
+          <w:rFonts w:hint="eastAsia"/>
+          <w:color w:val="FF0000"/>
+        </w:rPr>
+        <w:t>款及第</w:t>
+      </w:r>
+      <w:r>
+        <w:rPr>
+          <w:rFonts w:hint="eastAsia"/>
+          <w:color w:val="FF0000"/>
+        </w:rPr>
+        <w:t>5</w:t>
+      </w:r>
+      <w:r>
+        <w:rPr>
+          <w:rFonts w:hint="eastAsia"/>
+          <w:color w:val="FF0000"/>
+        </w:rPr>
+        <w:t>款</w:t>
+      </w:r>
+      <w:r>
+        <w:rPr>
+          <w:rFonts w:hint="eastAsia"/>
+          <w:color w:val="FF0000"/>
+        </w:rPr>
+        <w:t>約</w:t>
+      </w:r>
+      <w:r>
+        <w:rPr>
+          <w:rFonts w:hint="eastAsia"/>
+          <w:color w:val="FF0000"/>
+        </w:rPr>
+        <w:t>定，廠商履約涉第5條第</w:t>
+      </w:r>
+      <w:r>
+        <w:rPr>
+          <w:rFonts w:hint="eastAsia"/>
+          <w:color w:val="FF0000"/>
+        </w:rPr>
+        <w:t>7</w:t>
+      </w:r>
+      <w:r>
+        <w:rPr>
+          <w:rFonts w:hint="eastAsia"/>
+          <w:color w:val="FF0000"/>
+        </w:rPr>
+        <w:t>款調整，致履約成本增加者，其所增加之必要費用，由機關負擔；致履約成本減少者，其所減少之部分，得自契約價金中扣除。</w:t>
       </w:r>
     </w:p>
     <w:p>
       <w:pPr>
         <w:pStyle w:val="02-"/>
-      </w:pPr>
-      <w:r>
-        <w:t>(四)廠商履約遇有下列政府行為之一，致履約費用增加或減少者，契約價金得予調整：</w:t>
+        <w:rPr>
+          <w:color w:val="FF0000"/>
+        </w:rPr>
+      </w:pPr>
+    </w:p>
+    <w:p>
+      <w:pPr>
+        <w:pStyle w:val="01-"/>
+      </w:pPr>
+      <w:r>
+        <w:t>第5條　契約價金之給付條件</w:t>
+      </w:r>
+    </w:p>
+    <w:p>
+      <w:pPr>
+        <w:pStyle w:val="02-"/>
+      </w:pPr>
+      <w:r>
+        <w:t>(一)除契約另有約定外，依下列條件辦理付款：</w:t>
       </w:r>
     </w:p>
     <w:p>
@@ -1936,7 +2183,39 @@
         <w:pStyle w:val="03-"/>
       </w:pPr>
       <w:r>
-        <w:t>1.政府法令之新增或變更。</w:t>
+        <w:t>1.□預付款（由機關視個案情形於招標時勾選；未勾選者，表示無預付款）：</w:t>
+      </w:r>
+    </w:p>
+    <w:p>
+      <w:pPr>
+        <w:pStyle w:val="04-1"/>
+      </w:pPr>
+      <w:r>
+        <w:t>(1)契約預付款為契約價金總額＿%（由機關於招標時載明；查核金額以上者，預付款額度不逾30%），其付款條件如下：＿＿＿＿＿＿＿＿＿＿＿（由機關於招標時載明）</w:t>
+      </w:r>
+    </w:p>
+    <w:p>
+      <w:pPr>
+        <w:pStyle w:val="04-1"/>
+      </w:pPr>
+      <w:r>
+        <w:t>(2)預付款於雙方簽定契約，廠商辦妥履約各項保證，並提供預付款還款保證，經機關核可後於＿日（由機關於招標時載明）內撥付。</w:t>
+      </w:r>
+    </w:p>
+    <w:p>
+      <w:pPr>
+        <w:pStyle w:val="04-1"/>
+      </w:pPr>
+      <w:r>
+        <w:t>(3)預付款應於銀行開立專戶，專用於本採購，機關得隨時查核其使用情形。</w:t>
+      </w:r>
+    </w:p>
+    <w:p>
+      <w:pPr>
+        <w:pStyle w:val="04-1"/>
+      </w:pPr>
+      <w:r>
+        <w:t>(4)預付款之扣回方式，應自估驗金額達契約價金總額20%起至80%止，隨估驗計價逐期依計價比例扣回。</w:t>
       </w:r>
     </w:p>
     <w:p>
@@ -1944,7 +2223,148 @@
         <w:pStyle w:val="03-"/>
       </w:pPr>
       <w:r>
-        <w:t>2.稅捐或規費之新增或變更。</w:t>
+        <w:t>2.</w:t>
+      </w:r>
+      <w:r>
+        <w:rPr>
+          <w:rFonts w:hint="eastAsia"/>
+          <w:color w:val="FF0000"/>
+        </w:rPr>
+        <w:t xml:space="preserve"> </w:t>
+      </w:r>
+      <w:r>
+        <w:rPr>
+          <w:rFonts w:hint="eastAsia"/>
+          <w:color w:val="FF0000"/>
+        </w:rPr>
+        <w:t>■</w:t>
+      </w:r>
+      <w:r>
+        <w:t>估驗款（由機關視個案情形於招標時勾選；未勾選者，表示無估驗款）：</w:t>
+      </w:r>
+    </w:p>
+    <w:p>
+      <w:pPr>
+        <w:pStyle w:val="04-1"/>
+      </w:pPr>
+      <w:r>
+        <w:t>(1)廠商自開工日起，每＿日曆天或每半月或每月（由機關於招標時載明；未載明者，為每月）得申請估驗計價1次，並依工程會訂定之「公共工程估驗付款作業程序」提出必要文件，以供估驗。機關於15工作天（含技術服務廠商之審查時間）內完成審核程序後，通知廠商提出請款單據，並於接到廠商請款單據後15工作天內付款。但涉及向補助機關申請核撥補助款者，付款期限為30工作天。</w:t>
+      </w:r>
+    </w:p>
+    <w:p>
+      <w:pPr>
+        <w:pStyle w:val="04-1"/>
+      </w:pPr>
+      <w:r>
+        <w:t>(2)竣工後估驗：確定竣工後，如有依契約所定估驗期程可辦理估驗而尚未辦理估驗之項目或數量，廠商得依工程會訂定之「公共工程估驗付款作業程序」提出必要文件，辦理末期估驗計價。未納入估驗者，併尾款給付。機關於15工作天（含技術服務廠商之審查時間）內完成審核程序後，通知廠商提出請款單據，並於接到廠商請款單據後15工作天內付款。但涉及向補助機關申請核撥補助款者，付款期限為30工作天。</w:t>
+      </w:r>
+    </w:p>
+    <w:p>
+      <w:pPr>
+        <w:pStyle w:val="04-1"/>
+      </w:pPr>
+      <w:r>
+        <w:t>(3)估驗以完成施工者為限，如另有規定其半成品或進場材料得以估</w:t>
+      </w:r>
+      <w:r>
+        <w:lastRenderedPageBreak/>
+        <w:t>驗計價者，從其規定。該項估驗款每期均應扣除5%作為保留款（有預付款之扣回時一併扣除）。</w:t>
+      </w:r>
+    </w:p>
+    <w:p>
+      <w:pPr>
+        <w:pStyle w:val="04-1-2"/>
+      </w:pPr>
+      <w:r>
+        <w:t>半成品或進場材料得以估驗計價之情形（由機關於招標時載明；未載明者無）：</w:t>
+      </w:r>
+    </w:p>
+    <w:p>
+      <w:pPr>
+        <w:pStyle w:val="04-1-2-a"/>
+      </w:pPr>
+      <w:r>
+        <w:t>□鋼構項目：</w:t>
+      </w:r>
+    </w:p>
+    <w:p>
+      <w:pPr>
+        <w:pStyle w:val="04-1-2-1"/>
+      </w:pPr>
+      <w:r>
+        <w:t>鋼材運至加工處所，得就該項目單價之＿%（由機關於招標時載明；未載明者，為20%）先行估驗計價；加工、假組立完成後，得就該項目單價之＿%（由機關於招標時載明；未載明者，為30%）先行估驗計價。估驗計價前，須經監造單位/工程司檢驗合格，確定屬本工程使用。已估驗計價之鋼構項目由廠商負責保管，不得以任何理由要求加價。</w:t>
+      </w:r>
+    </w:p>
+    <w:p>
+      <w:pPr>
+        <w:pStyle w:val="04-1-2-a"/>
+      </w:pPr>
+      <w:r>
+        <w:t>□其他項目：＿＿＿＿＿＿＿＿。</w:t>
+      </w:r>
+    </w:p>
+    <w:p>
+      <w:pPr>
+        <w:pStyle w:val="04-1"/>
+      </w:pPr>
+      <w:r>
+        <w:t>(4)查核金額以上之工程，於初驗合格且無逾期情形時，廠商得以書面請求機關退還已扣留保留款總額之50%。辦理部分驗收或分段查驗供驗收之用者，亦同。</w:t>
+      </w:r>
+    </w:p>
+    <w:p>
+      <w:pPr>
+        <w:pStyle w:val="04-1"/>
+      </w:pPr>
+      <w:r>
+        <w:t>(5)經雙方書面確定之契約變更，其新增項目或數量尚未經議價程序議定單價者，得依機關核定此一項目之預算單價，以＿%（由機關於招標時載明，未載明者，為80%）估驗計價給付估驗款。</w:t>
+      </w:r>
+    </w:p>
+    <w:p>
+      <w:pPr>
+        <w:pStyle w:val="04-1"/>
+      </w:pPr>
+      <w:r>
+        <w:t>(6)如有剩餘土石方需運離工地，除屬土方交換、工區土方平衡或機關認定之特殊因素者外，廠商估驗計價應檢附下列資料（未勾選者，無需檢附）：</w:t>
+      </w:r>
+    </w:p>
+    <w:p>
+      <w:pPr>
+        <w:pStyle w:val="04-1-2-a"/>
+      </w:pPr>
+      <w:r>
+        <w:t>□經機關建議或核定之土資場之遠端監控輸出影像紀錄光碟片。</w:t>
+      </w:r>
+    </w:p>
+    <w:p>
+      <w:pPr>
+        <w:pStyle w:val="04-1-2-a"/>
+      </w:pPr>
+      <w:r>
+        <w:t>□符合機關規定格式（例如日期時間、車號、車輛經緯度、行車速度等，由機關於招標時載明）之土石方運輸車輛行車紀錄與軌跡圖光碟片。</w:t>
+      </w:r>
+    </w:p>
+    <w:p>
+      <w:pPr>
+        <w:pStyle w:val="04-1-2-a"/>
+      </w:pPr>
+      <w:r>
+        <w:t>□其他＿＿＿＿（由機關於招標時載明）。</w:t>
+      </w:r>
+    </w:p>
+    <w:p>
+      <w:pPr>
+        <w:pStyle w:val="04-1"/>
+      </w:pPr>
+      <w:r>
+        <w:t>(7)於履約過程中，如因可歸責於廠商之事由，而有施工查核結果列為丙等、發生重大勞安或環保事故之情形，或發現廠商違反勞安或環保規定且情節重大者，機關得將估驗計價保留款提高為原規定之＿倍（由機關於招標時載明；未載明者，為2倍），至上開情形改善處理完成為止，但不溯及已完成估驗計價者。</w:t>
+      </w:r>
+    </w:p>
+    <w:p>
+      <w:pPr>
+        <w:pStyle w:val="04-1"/>
+      </w:pPr>
+      <w:r>
+        <w:t>(8)廠商為公共工程金質獎得獎廠商者，於獎勵期間得向機關申請減低(3)所定估驗計價保留款額度，特優者減低為2%，優等者減低為3%，佳作者減低為4%，獎勵期滿而尚在履約期限內者仍適用。獎勵期間經工程會取消得獎資格者，其後之保留款恢復原定比率。</w:t>
       </w:r>
     </w:p>
     <w:p>
@@ -1952,7 +2372,322 @@
         <w:pStyle w:val="03-"/>
       </w:pPr>
       <w:r>
-        <w:t>3.政府公告、公定或管制價格或費率之變更。</w:t>
+        <w:t>3.驗收後付款：於驗收合格，廠商繳納保固保證金後，機關於接到廠商提出請款單據後15工作天內，一次無息結付尾款。但涉及向補助</w:t>
+      </w:r>
+      <w:r>
+        <w:lastRenderedPageBreak/>
+        <w:t>機關申請核撥補助款者，付款期限為30工作天。</w:t>
+      </w:r>
+    </w:p>
+    <w:p>
+      <w:pPr>
+        <w:pStyle w:val="03-"/>
+      </w:pPr>
+      <w:r>
+        <w:t>4.機關辦理付款及審核程序，如發現廠商有文件不符、不足或有疑義而需補正或澄清者，機關應一次通知澄清或補正，不得分次辦理。其審核及付款期限，自資料澄清或補正之次日重新起算；機關並應先就無爭議且可單獨計價之部分辦理付款。</w:t>
+      </w:r>
+    </w:p>
+    <w:p>
+      <w:pPr>
+        <w:pStyle w:val="03-"/>
+      </w:pPr>
+      <w:r>
+        <w:t>5.廠商履約有下列情形之一者，機關得暫停給付估驗計價款至情形消滅為止：</w:t>
+      </w:r>
+    </w:p>
+    <w:p>
+      <w:pPr>
+        <w:pStyle w:val="04-1"/>
+      </w:pPr>
+      <w:r>
+        <w:t>(1)履約實際進度因可歸責於廠商之事由，落後預定進度達＿%（由機關於招標時載明；未載明者，巨額之工程為10%，未達巨額之工程為20%）以上，且經機關通知限期改善未積極改善者。但廠商如提報趕工計畫經機關核可並據以實施後，其進度落後情形經機關認定已有改善者，機關得恢復核發估驗計價款；如因廠商實施趕工計畫，造成機關管理費用等之增加，該費用由廠商負擔。</w:t>
+      </w:r>
+    </w:p>
+    <w:p>
+      <w:pPr>
+        <w:pStyle w:val="04-1"/>
+      </w:pPr>
+      <w:r>
+        <w:t>(2)履約有瑕疵經書面通知改正而逾期未改正者。</w:t>
+      </w:r>
+    </w:p>
+    <w:p>
+      <w:pPr>
+        <w:pStyle w:val="04-1"/>
+      </w:pPr>
+      <w:r>
+        <w:t>(3)未履行契約應辦事項，經通知仍延不履行者。</w:t>
+      </w:r>
+    </w:p>
+    <w:p>
+      <w:pPr>
+        <w:pStyle w:val="04-1"/>
+      </w:pPr>
+      <w:r>
+        <w:t>(4)廠商履約人員不適任，經通知更換仍延不辦理者。</w:t>
+      </w:r>
+    </w:p>
+    <w:p>
+      <w:pPr>
+        <w:pStyle w:val="04-1"/>
+      </w:pPr>
+      <w:r>
+        <w:t>(5)廠商有施工品質不良或其他違反公共工程施工品質管理作業要點之情事者。</w:t>
+      </w:r>
+    </w:p>
+    <w:p>
+      <w:pPr>
+        <w:pStyle w:val="04-1"/>
+      </w:pPr>
+      <w:r>
+        <w:t>(6)其他違反法令或違約情形。</w:t>
+      </w:r>
+    </w:p>
+    <w:p>
+      <w:pPr>
+        <w:pStyle w:val="03-"/>
+      </w:pPr>
+      <w:r>
+        <w:t>6.物價指數調整：</w:t>
+      </w:r>
+    </w:p>
+    <w:p>
+      <w:pPr>
+        <w:pStyle w:val="04-1"/>
+      </w:pPr>
+      <w:r>
+        <w:t>(1)物價調整方式：依□行政院主計總處；□臺北市政府；□高雄市政府；□其他＿＿（由機關擇一載明；未載明者，為行政院主計總處）發布之營造工程物價指數之個別項目、中分類項目及總指數漲跌幅，依下列順序調整：</w:t>
+      </w:r>
+    </w:p>
+    <w:p>
+      <w:pPr>
+        <w:pStyle w:val="04-1-2-a"/>
+      </w:pPr>
+      <w:r>
+        <w:t>a.工程進行期間，如遇物價波動時，依＿＿個別項目（例如預拌混凝土、鋼筋、鋼板、型鋼、瀝青混凝土等，由機關於招標時載明；未載明者，為預拌混凝土、鋼筋、鋼板、型鋼及瀝青混凝土）指數，就此等項目漲跌幅超過＿%（由機關於招標時載明；未載明者，為10%）之部分，於估驗完成後調整工程款。</w:t>
+      </w:r>
+    </w:p>
+    <w:p>
+      <w:pPr>
+        <w:pStyle w:val="04-1-2-a"/>
+      </w:pPr>
+      <w:r>
+        <w:t>b.工程進行期間，如遇物價波動時，依＿＿中分類項目（例如金屬製品類、砂石及級配類、瀝青及其製品類等，由機關於招標時載明；未載明者，依營造工程物價指數所列中分類項目）指數，就此等項目漲跌幅超過＿%（由機關於招標時載明；未載明者，為5%）之部分，於估驗完成後調整工程款。前述中分類項目內含有已依a計算物價調整款者，依「營造工程物價指數不含a個別項目之中分類指數」之漲跌幅計算物價調整款。</w:t>
+      </w:r>
+    </w:p>
+    <w:p>
+      <w:pPr>
+        <w:pStyle w:val="04-1-2-a"/>
+      </w:pPr>
+      <w:r>
+        <w:lastRenderedPageBreak/>
+        <w:t>c.工程進行期間，如遇物價波動時，依「營造工程物價總指數」，就漲跌幅超過＿%（由機關於招標時載明；未載明者，為2.5%）之部分，於估驗完成後調整工程款。已依a、b計算物價調整款者，依「營造工程物價指數不含a個別項目及b中分類項目之總指數」之漲跌幅計算物價調整款。</w:t>
+      </w:r>
+    </w:p>
+    <w:p>
+      <w:pPr>
+        <w:pStyle w:val="04-1"/>
+      </w:pPr>
+      <w:r>
+        <w:t>(2)物價指數基期更換時，換基當月起實際施作之數量，自動適用新基期指數核算工程調整款，原依舊基期指數調整之工程款不予追溯核算。每月公布之物價指數修正時，處理原則亦同。換基前施作之數量，如因基期更換，無法取得換基前之指數資料者，依新基期指數核算工程調整款。</w:t>
+      </w:r>
+    </w:p>
+    <w:p>
+      <w:pPr>
+        <w:pStyle w:val="04-1"/>
+      </w:pPr>
+      <w:r>
+        <w:t>(3)契約內進口製品或非屬臺灣地區營造工程物價指數表內之工程項目，其物價調整方式如下：＿＿＿＿＿＿（由機關視個案特性及實際需要，於招標時載明；未載明者，無物價調整方式）。</w:t>
+      </w:r>
+    </w:p>
+    <w:p>
+      <w:pPr>
+        <w:pStyle w:val="03-"/>
+      </w:pPr>
+      <w:r>
+        <w:t>7.契約價金依物價指數調整者：</w:t>
+      </w:r>
+    </w:p>
+    <w:p>
+      <w:pPr>
+        <w:pStyle w:val="04-1"/>
+      </w:pPr>
+      <w:r>
+        <w:t>(1)調整公式：＿＿＿＿（由機關於招標時載明；未載明者，依工程會97年7月1日發布之「機關已訂約施工中工程因應營建物價變動之物價調整補貼原則計算範例」及98年4月7日發布之「機關已訂約工程因應營建物價下跌之物價指數門檻調整處理原則計算範例」，公開於工程會全球資訊網&gt;政府採購&gt;工程款物價指數調整）。</w:t>
+      </w:r>
+    </w:p>
+    <w:p>
+      <w:pPr>
+        <w:pStyle w:val="04-1"/>
+      </w:pPr>
+      <w:r>
+        <w:t>(2)廠商應提出調整數據及佐證資料。</w:t>
+      </w:r>
+    </w:p>
+    <w:p>
+      <w:pPr>
+        <w:pStyle w:val="04-1"/>
+      </w:pPr>
+      <w:r>
+        <w:t>(3)規費、規劃費、設計費、土地及權利費用、法律費用、管理費（品質管理費、安全維護費、安全衛生管理費……）、保險費、利潤、利息、稅雜費、訓練費、檢（試）驗費、審查費、土地及房屋租金、文書作業費、調查費、協調費、製圖費、攝影費、已支付之預付款、自政府疏濬砂石計畫優先取得之砂石、假設工程項目、機關收入項目及其他＿＿（由機關於招標時載明）不予調整。</w:t>
+      </w:r>
+    </w:p>
+    <w:p>
+      <w:pPr>
+        <w:pStyle w:val="04-1"/>
+      </w:pPr>
+      <w:r>
+        <w:t>(4)</w:t>
+      </w:r>
+      <w:r>
+        <w:rPr>
+          <w:rFonts w:cs="Times New Roman"/>
+        </w:rPr>
+        <w:t>逐月就已施作部分按□當月□前1月□前2月（由機關於招標時載明；未載明者為前1月）指數計算物價調整款；但雙方得就部分交貨期較長之項目，或訂料及施工時間間隔較久之項目，於訂料前約定，以訂料時或施工前一定月份(不逾訂料前)之指數，計算物價調整款。逾履約期限（含分期施作期限）之部分，應以實際施作當月指數與契約規定履約期限當月指數二者較低者為調整依據。但逾期履約係非可歸責於廠商者，依上開選項方式逐月計算物價調整款；如屬物價指數下跌而需扣減工程款者，廠商得選擇以契約原訂履約期程所對應之物價指數計算扣減之金額，但該期間之物價指數上漲者，不得據以轉變為需由機關給付物價調整款，且選擇後不得變更，亦不得僅選擇適用</w:t>
+      </w:r>
+      <w:r>
+        <w:rPr>
+          <w:rFonts w:cs="Times New Roman"/>
+        </w:rPr>
+        <w:lastRenderedPageBreak/>
+        <w:t>部分履約期程。</w:t>
+      </w:r>
+    </w:p>
+    <w:p>
+      <w:pPr>
+        <w:pStyle w:val="04-1"/>
+      </w:pPr>
+      <w:r>
+        <w:t>(5)累計給付逾新臺幣10萬元之物價調整款，由機關刊登物價調整款公告。</w:t>
+      </w:r>
+    </w:p>
+    <w:p>
+      <w:pPr>
+        <w:pStyle w:val="04-1"/>
+      </w:pPr>
+      <w:r>
+        <w:t>(6)其他：＿＿＿＿＿＿＿。</w:t>
+      </w:r>
+    </w:p>
+    <w:p>
+      <w:pPr>
+        <w:pStyle w:val="03-"/>
+      </w:pPr>
+      <w:r>
+        <w:t>8.契約價金總額曾經減價而確定，其所組成之各單項價格得依約定或合意方式調整（例如減價之金額僅自部分項目扣減）；未約定或未能合意調整方式者，如廠商所報各單項價格未有不合理之處，視同就廠商所報各單項價格依同一減價比率（決標金額/投標金額）調整。投標文件中報價之分項價格合計數額與決標金額不同者，依決標金額與該合計數額之比率調整之。但以下情形不在此限：</w:t>
+      </w:r>
+    </w:p>
+    <w:p>
+      <w:pPr>
+        <w:pStyle w:val="04-1"/>
+      </w:pPr>
+      <w:r>
+        <w:t>(1)廠商報價之安全衛生經費項目、空氣污染及噪音防制設施經費項目編列金額低於機關所訂底價之各該同項金額者，該報價金額不隨之調低；該報價金額高於同項底價金額者，調整後不得低於底價金額。</w:t>
+      </w:r>
+    </w:p>
+    <w:p>
+      <w:pPr>
+        <w:pStyle w:val="04-1"/>
+      </w:pPr>
+      <w:r>
+        <w:t>(2)人力項目之報價不隨之調低。</w:t>
+      </w:r>
+    </w:p>
+    <w:p>
+      <w:pPr>
+        <w:pStyle w:val="03-"/>
+      </w:pPr>
+      <w:r>
+        <w:t>9.廠商計價領款之印章，除另有約定外，以廠商於投標文件所蓋之章為之。</w:t>
+      </w:r>
+    </w:p>
+    <w:p>
+      <w:pPr>
+        <w:pStyle w:val="03-"/>
+      </w:pPr>
+      <w:r>
+        <w:t>10.廠商應依身心障礙者權益保障法、原住民族工作權保障法及採購法規定僱用身心障礙者及原住民。僱用不足者，應依規定分別向所在地之直轄市或縣（市）勞工主管機關設立之身心障礙者就業基金及原住民族中央主管機關設立之原住民族綜合發展基金之就業基金，定期繳納差額補助費及代金；並不得僱用外籍勞工取代僱用不足額部分。招標機關應將國內員工總人數逾100人之廠商資料公開於政府採購資訊公告系統，以供勞工及原住民族主管機關查核差額補助費及代金繳納情形，招標機關不另辦理查核。</w:t>
+      </w:r>
+    </w:p>
+    <w:p>
+      <w:pPr>
+        <w:pStyle w:val="03-"/>
+      </w:pPr>
+      <w:r>
+        <w:t>11.契約價金總額，除另有規定外，為完成契約所需全部材料、人工、機具、設備、交通運輸、水、電、油料、燃料及施工所必須之費用。</w:t>
+      </w:r>
+    </w:p>
+    <w:p>
+      <w:pPr>
+        <w:pStyle w:val="03-"/>
+      </w:pPr>
+      <w:r>
+        <w:t>12.如機關對工程之任何部分需要辦理量測或計量時，得通知廠商指派適合之工程人員到場協同辦理，並將量測或計量結果作成紀錄。除非契約另有規定，量測或計量結果應記錄淨值。如廠商未能指派適合之工程人員到場時，不影響機關辦理量測或計量之進行及其結果。</w:t>
+      </w:r>
+    </w:p>
+    <w:p>
+      <w:pPr>
+        <w:pStyle w:val="03-"/>
+      </w:pPr>
+      <w:r>
+        <w:t>13.因非可歸責於廠商之事由，機關有延遲付款之情形，廠商投訴對象：</w:t>
+      </w:r>
+    </w:p>
+    <w:p>
+      <w:pPr>
+        <w:pStyle w:val="04-1"/>
+      </w:pPr>
+      <w:r>
+        <w:t>(1)採購機關之政風單位；</w:t>
+      </w:r>
+    </w:p>
+    <w:p>
+      <w:pPr>
+        <w:pStyle w:val="04-1"/>
+      </w:pPr>
+      <w:r>
+        <w:t>(2)採購機關之上級機關；</w:t>
+      </w:r>
+    </w:p>
+    <w:p>
+      <w:pPr>
+        <w:pStyle w:val="04-1"/>
+      </w:pPr>
+      <w:r>
+        <w:t>(3)法務部廉政署；</w:t>
+      </w:r>
+    </w:p>
+    <w:p>
+      <w:pPr>
+        <w:pStyle w:val="04-1"/>
+      </w:pPr>
+      <w:r>
+        <w:t>(4)採購稽核小組；</w:t>
+      </w:r>
+    </w:p>
+    <w:p>
+      <w:pPr>
+        <w:pStyle w:val="04-1"/>
+      </w:pPr>
+      <w:r>
+        <w:lastRenderedPageBreak/>
+        <w:t>(5)採購法主管機關；</w:t>
+      </w:r>
+    </w:p>
+    <w:p>
+      <w:pPr>
+        <w:pStyle w:val="04-1"/>
+      </w:pPr>
+      <w:r>
+        <w:t>(6)行政院主計總處（延遲付款之原因與主計人員有關者）。</w:t>
+      </w:r>
+    </w:p>
+    <w:p>
+      <w:pPr>
+        <w:pStyle w:val="03-"/>
+      </w:pPr>
+      <w:r>
+        <w:t>14.其他（由機關於招標時載明；無者免填）：＿＿＿＿＿＿＿＿＿</w:t>
       </w:r>
     </w:p>
     <w:p>
@@ -1960,7 +2695,7 @@
         <w:pStyle w:val="02-"/>
       </w:pPr>
       <w:r>
-        <w:t>(五)前款情形，屬中華民國政府所為，致履約成本增加者，其所增加之必要費用，由機關負擔；致履約成本減少者，其所減少之部分，得自契約價金中扣除。屬其他國家政府所為，致履約成本增加或減少者，契約價金不予調整。</w:t>
+        <w:t>(二)廠商請領契約價金時應提出電子或紙本統一發票，依法免用統一發票者應提出收據。</w:t>
       </w:r>
     </w:p>
     <w:p>
@@ -1968,7 +2703,7 @@
         <w:pStyle w:val="02-"/>
       </w:pPr>
       <w:r>
-        <w:t>(六)廠商為履約須進口自用機具、設備或材料者，其進口及復運出口所需手續及費用，由廠商負責。</w:t>
+        <w:t>(三)廠商履約有逾期違約金、損害賠償、採購標的損壞或短缺、不實行為、未完全履約、不符契約規定、溢領價金或減少履約事項等情形時，機關得自應付價金中扣抵；其有不足者，得通知廠商給付或自保證金扣抵。</w:t>
       </w:r>
     </w:p>
     <w:p>
@@ -1976,7 +2711,7 @@
         <w:pStyle w:val="02-"/>
       </w:pPr>
       <w:r>
-        <w:t>(七)契約規定廠商履約標的應經第三人檢驗者，其檢驗所需費用，除另有規定者外，由廠商負擔。</w:t>
+        <w:t>(四)履約範圍包括代辦訓練操作或維護人員者，其費用除廠商本身所需者外，有關受訓人員之旅費及生活費用，由機關自訂標準支給，不包括在契約價金內。</w:t>
       </w:r>
     </w:p>
     <w:p>
@@ -1984,721 +2719,6 @@
         <w:pStyle w:val="02-"/>
       </w:pPr>
       <w:r>
-        <w:t>(八)契約履約期間，有下列情形之一（且非可歸責於廠商），致增加廠商履約成本者，廠商為完成契約標的所需增加之必要費用，由機關負擔。但屬第13條第7款情形、廠商逾期履約，或發生保險契約承保範圍之事故所致損失（害）之自負額部分，由廠商負擔：</w:t>
-      </w:r>
-    </w:p>
-    <w:p>
-      <w:pPr>
-        <w:pStyle w:val="03-"/>
-      </w:pPr>
-      <w:r>
-        <w:t>1.戰爭、封鎖、革命、叛亂、內亂、暴動或動員。</w:t>
-      </w:r>
-    </w:p>
-    <w:p>
-      <w:pPr>
-        <w:pStyle w:val="03-"/>
-      </w:pPr>
-      <w:r>
-        <w:t>2.民眾非理性之聚眾抗爭。</w:t>
-      </w:r>
-    </w:p>
-    <w:p>
-      <w:pPr>
-        <w:pStyle w:val="03-"/>
-      </w:pPr>
-      <w:r>
-        <w:t>3.核子反應、核子輻射或放射性污染。</w:t>
-      </w:r>
-    </w:p>
-    <w:p>
-      <w:pPr>
-        <w:pStyle w:val="03-"/>
-      </w:pPr>
-      <w:r>
-        <w:t>4.善盡管理責任之廠商不可預見且無法合理防範之自然力作用（例如但不限於山崩、地震、海嘯等）。</w:t>
-      </w:r>
-    </w:p>
-    <w:p>
-      <w:pPr>
-        <w:pStyle w:val="03-"/>
-      </w:pPr>
-      <w:r>
-        <w:t>5.機關要求全部或部分暫停執行（停工）。</w:t>
-      </w:r>
-    </w:p>
-    <w:p>
-      <w:pPr>
-        <w:pStyle w:val="03-"/>
-      </w:pPr>
-      <w:r>
-        <w:t>6.機關提供之地質鑽探或地質資料，與實際情形有重大差異。</w:t>
-      </w:r>
-    </w:p>
-    <w:p>
-      <w:pPr>
-        <w:pStyle w:val="03-"/>
-      </w:pPr>
-      <w:r>
-        <w:t>7.因機關使用或佔用本工程任何部分，但契約另有規定者不在此限。</w:t>
-      </w:r>
-    </w:p>
-    <w:p>
-      <w:pPr>
-        <w:pStyle w:val="03-"/>
-      </w:pPr>
-      <w:r>
-        <w:t>8.其他可歸責於機關之情形。</w:t>
-      </w:r>
-    </w:p>
-    <w:p>
-      <w:pPr>
-        <w:pStyle w:val="02-"/>
-        <w:rPr>
-          <w:color w:val="FF0000"/>
-        </w:rPr>
-      </w:pPr>
-      <w:r>
-        <w:rPr>
-          <w:rFonts w:hint="eastAsia"/>
-          <w:color w:val="FF0000"/>
-        </w:rPr>
-        <w:t>(九)依</w:t>
-      </w:r>
-      <w:r>
-        <w:rPr>
-          <w:rFonts w:hint="eastAsia"/>
-          <w:color w:val="FF0000"/>
-        </w:rPr>
-        <w:t>本條</w:t>
-      </w:r>
-      <w:r>
-        <w:rPr>
-          <w:rFonts w:hint="eastAsia"/>
-          <w:color w:val="FF0000"/>
-        </w:rPr>
-        <w:t>第</w:t>
-      </w:r>
-      <w:r>
-        <w:rPr>
-          <w:rFonts w:hint="eastAsia"/>
-          <w:color w:val="FF0000"/>
-        </w:rPr>
-        <w:t>4</w:t>
-      </w:r>
-      <w:r>
-        <w:rPr>
-          <w:rFonts w:hint="eastAsia"/>
-          <w:color w:val="FF0000"/>
-        </w:rPr>
-        <w:t>款及第</w:t>
-      </w:r>
-      <w:r>
-        <w:rPr>
-          <w:rFonts w:hint="eastAsia"/>
-          <w:color w:val="FF0000"/>
-        </w:rPr>
-        <w:t>5</w:t>
-      </w:r>
-      <w:r>
-        <w:rPr>
-          <w:rFonts w:hint="eastAsia"/>
-          <w:color w:val="FF0000"/>
-        </w:rPr>
-        <w:t>款</w:t>
-      </w:r>
-      <w:r>
-        <w:rPr>
-          <w:rFonts w:hint="eastAsia"/>
-          <w:color w:val="FF0000"/>
-        </w:rPr>
-        <w:t>約</w:t>
-      </w:r>
-      <w:r>
-        <w:rPr>
-          <w:rFonts w:hint="eastAsia"/>
-          <w:color w:val="FF0000"/>
-        </w:rPr>
-        <w:t>定，廠商履約涉第5條第</w:t>
-      </w:r>
-      <w:r>
-        <w:rPr>
-          <w:rFonts w:hint="eastAsia"/>
-          <w:color w:val="FF0000"/>
-        </w:rPr>
-        <w:t>7</w:t>
-      </w:r>
-      <w:r>
-        <w:rPr>
-          <w:rFonts w:hint="eastAsia"/>
-          <w:color w:val="FF0000"/>
-        </w:rPr>
-        <w:t>款調整，致履約成本增加者，其所增加之必要費用，由機關負擔；致履約成本減少者，其所減少之部分，得自契約價金中扣除。</w:t>
-      </w:r>
-    </w:p>
-    <w:p>
-      <w:pPr>
-        <w:pStyle w:val="02-"/>
-        <w:rPr>
-          <w:color w:val="FF0000"/>
-        </w:rPr>
-      </w:pPr>
-    </w:p>
-    <w:p>
-      <w:pPr>
-        <w:pStyle w:val="01-"/>
-      </w:pPr>
-      <w:r>
-        <w:t>第5條　契約價金之給付條件</w:t>
-      </w:r>
-    </w:p>
-    <w:p>
-      <w:pPr>
-        <w:pStyle w:val="02-"/>
-      </w:pPr>
-      <w:r>
-        <w:t>(一)除契約另有約定外，依下列條件辦理付款：</w:t>
-      </w:r>
-    </w:p>
-    <w:p>
-      <w:pPr>
-        <w:pStyle w:val="03-"/>
-      </w:pPr>
-      <w:r>
-        <w:t>1.□預付款（由機關視個案情形於招標時勾選；未勾選者，表示無預付款）：</w:t>
-      </w:r>
-    </w:p>
-    <w:p>
-      <w:pPr>
-        <w:pStyle w:val="04-1"/>
-      </w:pPr>
-      <w:r>
-        <w:lastRenderedPageBreak/>
-        <w:t>(1)契約預付款為契約價金總額＿%（由機關於招標時載明；查核金額以上者，預付款額度不逾30%），其付款條件如下：＿＿＿＿＿＿＿＿＿＿＿（由機關於招標時載明）</w:t>
-      </w:r>
-    </w:p>
-    <w:p>
-      <w:pPr>
-        <w:pStyle w:val="04-1"/>
-      </w:pPr>
-      <w:r>
-        <w:t>(2)預付款於雙方簽定契約，廠商辦妥履約各項保證，並提供預付款還款保證，經機關核可後於＿日（由機關於招標時載明）內撥付。</w:t>
-      </w:r>
-    </w:p>
-    <w:p>
-      <w:pPr>
-        <w:pStyle w:val="04-1"/>
-      </w:pPr>
-      <w:r>
-        <w:t>(3)預付款應於銀行開立專戶，專用於本採購，機關得隨時查核其使用情形。</w:t>
-      </w:r>
-    </w:p>
-    <w:p>
-      <w:pPr>
-        <w:pStyle w:val="04-1"/>
-      </w:pPr>
-      <w:r>
-        <w:t>(4)預付款之扣回方式，應自估驗金額達契約價金總額20%起至80%止，隨估驗計價逐期依計價比例扣回。</w:t>
-      </w:r>
-    </w:p>
-    <w:p>
-      <w:pPr>
-        <w:pStyle w:val="03-"/>
-      </w:pPr>
-      <w:r>
-        <w:t>2.</w:t>
-      </w:r>
-      <w:r>
-        <w:rPr>
-          <w:rFonts w:hint="eastAsia"/>
-          <w:color w:val="FF0000"/>
-        </w:rPr>
-        <w:t xml:space="preserve"> </w:t>
-      </w:r>
-      <w:r>
-        <w:rPr>
-          <w:rFonts w:hint="eastAsia"/>
-          <w:color w:val="FF0000"/>
-        </w:rPr>
-        <w:t>■</w:t>
-      </w:r>
-      <w:r>
-        <w:t>估驗款（由機關視個案情形於招標時勾選；未勾選者，表示無估驗款）：</w:t>
-      </w:r>
-    </w:p>
-    <w:p>
-      <w:pPr>
-        <w:pStyle w:val="04-1"/>
-      </w:pPr>
-      <w:r>
-        <w:t>(1)廠商自開工日起，每＿日曆天或每半月或每月（由機關於招標時載明；未載明者，為每月）得申請估驗計價1次，並依工程會訂定之「公共工程估驗付款作業程序」提出必要文件，以供估驗。機關於15工作天（含技術服務廠商之審查時間）內完成審核程序後，通知廠商提出請款單據，並於接到廠商請款單據後15工作天內付款。但涉及向補助機關申請核撥補助款者，付款期限為30工作天。</w:t>
-      </w:r>
-    </w:p>
-    <w:p>
-      <w:pPr>
-        <w:pStyle w:val="04-1"/>
-      </w:pPr>
-      <w:r>
-        <w:t>(2)竣工後估驗：確定竣工後，如有依契約所定估驗期程可辦理估驗而尚未辦理估驗之項目或數量，廠商得依工程會訂定之「公共工程估驗付款作業程序」提出必要文件，辦理末期估驗計價。未納入估驗者，併尾款給付。機關於15工作天（含技術服務廠商之審查時間）內完成審核程序後，通知廠商提出請款單據，並於接到廠商請款單據後15工作天內付款。但涉及向補助機關申請核撥補助款者，付款期限為30工作天。</w:t>
-      </w:r>
-    </w:p>
-    <w:p>
-      <w:pPr>
-        <w:pStyle w:val="04-1"/>
-      </w:pPr>
-      <w:r>
-        <w:t>(3)估驗以完成施工者為限，如另有規定其半成品或進場材料得以估驗計價者，從其規定。該項估驗款每期均應扣除5%作為保留款（有預付款之扣回時一併扣除）。</w:t>
-      </w:r>
-    </w:p>
-    <w:p>
-      <w:pPr>
-        <w:pStyle w:val="04-1-2"/>
-      </w:pPr>
-      <w:r>
-        <w:t>半成品或進場材料得以估驗計價之情形（由機關於招標時載明；未載明者無）：</w:t>
-      </w:r>
-    </w:p>
-    <w:p>
-      <w:pPr>
-        <w:pStyle w:val="04-1-2-a"/>
-      </w:pPr>
-      <w:r>
-        <w:t>□鋼構項目：</w:t>
-      </w:r>
-    </w:p>
-    <w:p>
-      <w:pPr>
-        <w:pStyle w:val="04-1-2-1"/>
-      </w:pPr>
-      <w:r>
-        <w:t>鋼材運至加工處所，得就該項目單價之＿%（由機關於招標時載明；未載明者，為20%）先行估驗計價；加工、假組立完成後，得就該項目單價之＿%（由機關於招標時載明；未載明者，為30%）先行估驗計價。估驗計價前，須經監造單位/工程司檢驗合格，確定屬本工程使用。已估驗計價之鋼構項目由廠商負責保管，不得以任何理由要求加價。</w:t>
-      </w:r>
-    </w:p>
-    <w:p>
-      <w:pPr>
-        <w:pStyle w:val="04-1-2-a"/>
-      </w:pPr>
-      <w:r>
-        <w:t>□其他項目：＿＿＿＿＿＿＿＿。</w:t>
-      </w:r>
-    </w:p>
-    <w:p>
-      <w:pPr>
-        <w:pStyle w:val="04-1"/>
-      </w:pPr>
-      <w:r>
-        <w:lastRenderedPageBreak/>
-        <w:t>(4)查核金額以上之工程，於初驗合格且無逾期情形時，廠商得以書面請求機關退還已扣留保留款總額之50%。辦理部分驗收或分段查驗供驗收之用者，亦同。</w:t>
-      </w:r>
-    </w:p>
-    <w:p>
-      <w:pPr>
-        <w:pStyle w:val="04-1"/>
-      </w:pPr>
-      <w:r>
-        <w:t>(5)經雙方書面確定之契約變更，其新增項目或數量尚未經議價程序議定單價者，得依機關核定此一項目之預算單價，以＿%（由機關於招標時載明，未載明者，為80%）估驗計價給付估驗款。</w:t>
-      </w:r>
-    </w:p>
-    <w:p>
-      <w:pPr>
-        <w:pStyle w:val="04-1"/>
-      </w:pPr>
-      <w:r>
-        <w:t>(6)如有剩餘土石方需運離工地，除屬土方交換、工區土方平衡或機關認定之特殊因素者外，廠商估驗計價應檢附下列資料（未勾選者，無需檢附）：</w:t>
-      </w:r>
-    </w:p>
-    <w:p>
-      <w:pPr>
-        <w:pStyle w:val="04-1-2-a"/>
-      </w:pPr>
-      <w:r>
-        <w:t>□經機關建議或核定之土資場之遠端監控輸出影像紀錄光碟片。</w:t>
-      </w:r>
-    </w:p>
-    <w:p>
-      <w:pPr>
-        <w:pStyle w:val="04-1-2-a"/>
-      </w:pPr>
-      <w:r>
-        <w:t>□符合機關規定格式（例如日期時間、車號、車輛經緯度、行車速度等，由機關於招標時載明）之土石方運輸車輛行車紀錄與軌跡圖光碟片。</w:t>
-      </w:r>
-    </w:p>
-    <w:p>
-      <w:pPr>
-        <w:pStyle w:val="04-1-2-a"/>
-      </w:pPr>
-      <w:r>
-        <w:t>□其他＿＿＿＿（由機關於招標時載明）。</w:t>
-      </w:r>
-    </w:p>
-    <w:p>
-      <w:pPr>
-        <w:pStyle w:val="04-1"/>
-      </w:pPr>
-      <w:r>
-        <w:t>(7)於履約過程中，如因可歸責於廠商之事由，而有施工查核結果列為丙等、發生重大勞安或環保事故之情形，或發現廠商違反勞安或環保規定且情節重大者，機關得將估驗計價保留款提高為原規定之＿倍（由機關於招標時載明；未載明者，為2倍），至上開情形改善處理完成為止，但不溯及已完成估驗計價者。</w:t>
-      </w:r>
-    </w:p>
-    <w:p>
-      <w:pPr>
-        <w:pStyle w:val="04-1"/>
-      </w:pPr>
-      <w:r>
-        <w:t>(8)廠商為公共工程金質獎得獎廠商者，於獎勵期間得向機關申請減低(3)所定估驗計價保留款額度，特優者減低為2%，優等者減低為3%，佳作者減低為4%，獎勵期滿而尚在履約期限內者仍適用。獎勵期間經工程會取消得獎資格者，其後之保留款恢復原定比率。</w:t>
-      </w:r>
-    </w:p>
-    <w:p>
-      <w:pPr>
-        <w:pStyle w:val="03-"/>
-      </w:pPr>
-      <w:r>
-        <w:t>3.驗收後付款：於驗收合格，廠商繳納保固保證金後，機關於接到廠商提出請款單據後15工作天內，一次無息結付尾款。但涉及向補助機關申請核撥補助款者，付款期限為30工作天。</w:t>
-      </w:r>
-    </w:p>
-    <w:p>
-      <w:pPr>
-        <w:pStyle w:val="03-"/>
-      </w:pPr>
-      <w:r>
-        <w:t>4.機關辦理付款及審核程序，如發現廠商有文件不符、不足或有疑義而需補正或澄清者，機關應一次通知澄清或補正，不得分次辦理。其審核及付款期限，自資料澄清或補正之次日重新起算；機關並應先就無爭議且可單獨計價之部分辦理付款。</w:t>
-      </w:r>
-    </w:p>
-    <w:p>
-      <w:pPr>
-        <w:pStyle w:val="03-"/>
-      </w:pPr>
-      <w:r>
-        <w:t>5.廠商履約有下列情形之一者，機關得暫停給付估驗計價款至情形消滅為止：</w:t>
-      </w:r>
-    </w:p>
-    <w:p>
-      <w:pPr>
-        <w:pStyle w:val="04-1"/>
-      </w:pPr>
-      <w:r>
-        <w:t>(1)履約實際進度因可歸責於廠商之事由，落後預定進度達＿%（由機關於招標時載明；未載明者，巨額之工程為10%，未達巨額之工程為20%）以上，且經機關通知限期改善未積極改善者。但廠商如提報趕工計畫經機關核可並據以實施後，其進度落後情形經機關認定已有改善者，機關得恢復核發估驗計價款；如因廠</w:t>
-      </w:r>
-      <w:r>
-        <w:lastRenderedPageBreak/>
-        <w:t>商實施趕工計畫，造成機關管理費用等之增加，該費用由廠商負擔。</w:t>
-      </w:r>
-    </w:p>
-    <w:p>
-      <w:pPr>
-        <w:pStyle w:val="04-1"/>
-      </w:pPr>
-      <w:r>
-        <w:t>(2)履約有瑕疵經書面通知改正而逾期未改正者。</w:t>
-      </w:r>
-    </w:p>
-    <w:p>
-      <w:pPr>
-        <w:pStyle w:val="04-1"/>
-      </w:pPr>
-      <w:r>
-        <w:t>(3)未履行契約應辦事項，經通知仍延不履行者。</w:t>
-      </w:r>
-    </w:p>
-    <w:p>
-      <w:pPr>
-        <w:pStyle w:val="04-1"/>
-      </w:pPr>
-      <w:r>
-        <w:t>(4)廠商履約人員不適任，經通知更換仍延不辦理者。</w:t>
-      </w:r>
-    </w:p>
-    <w:p>
-      <w:pPr>
-        <w:pStyle w:val="04-1"/>
-      </w:pPr>
-      <w:r>
-        <w:t>(5)廠商有施工品質不良或其他違反公共工程施工品質管理作業要點之情事者。</w:t>
-      </w:r>
-    </w:p>
-    <w:p>
-      <w:pPr>
-        <w:pStyle w:val="04-1"/>
-      </w:pPr>
-      <w:r>
-        <w:t>(6)其他違反法令或違約情形。</w:t>
-      </w:r>
-    </w:p>
-    <w:p>
-      <w:pPr>
-        <w:pStyle w:val="03-"/>
-      </w:pPr>
-      <w:r>
-        <w:t>6.物價指數調整：</w:t>
-      </w:r>
-    </w:p>
-    <w:p>
-      <w:pPr>
-        <w:pStyle w:val="04-1"/>
-      </w:pPr>
-      <w:r>
-        <w:t>(1)物價調整方式：依□行政院主計總處；□臺北市政府；□高雄市政府；□其他＿＿（由機關擇一載明；未載明者，為行政院主計總處）發布之營造工程物價指數之個別項目、中分類項目及總指數漲跌幅，依下列順序調整：</w:t>
-      </w:r>
-    </w:p>
-    <w:p>
-      <w:pPr>
-        <w:pStyle w:val="04-1-2-a"/>
-      </w:pPr>
-      <w:r>
-        <w:t>a.工程進行期間，如遇物價波動時，依＿＿個別項目（例如預拌混凝土、鋼筋、鋼板、型鋼、瀝青混凝土等，由機關於招標時載明；未載明者，為預拌混凝土、鋼筋、鋼板、型鋼及瀝青混凝土）指數，就此等項目漲跌幅超過＿%（由機關於招標時載明；未載明者，為10%）之部分，於估驗完成後調整工程款。</w:t>
-      </w:r>
-    </w:p>
-    <w:p>
-      <w:pPr>
-        <w:pStyle w:val="04-1-2-a"/>
-      </w:pPr>
-      <w:r>
-        <w:t>b.工程進行期間，如遇物價波動時，依＿＿中分類項目（例如金屬製品類、砂石及級配類、瀝青及其製品類等，由機關於招標時載明；未載明者，依營造工程物價指數所列中分類項目）指數，就此等項目漲跌幅超過＿%（由機關於招標時載明；未載明者，為5%）之部分，於估驗完成後調整工程款。前述中分類項目內含有已依a計算物價調整款者，依「營造工程物價指數不含a個別項目之中分類指數」之漲跌幅計算物價調整款。</w:t>
-      </w:r>
-    </w:p>
-    <w:p>
-      <w:pPr>
-        <w:pStyle w:val="04-1-2-a"/>
-      </w:pPr>
-      <w:r>
-        <w:t>c.工程進行期間，如遇物價波動時，依「營造工程物價總指數」，就漲跌幅超過＿%（由機關於招標時載明；未載明者，為2.5%）之部分，於估驗完成後調整工程款。已依a、b計算物價調整款者，依「營造工程物價指數不含a個別項目及b中分類項目之總指數」之漲跌幅計算物價調整款。</w:t>
-      </w:r>
-    </w:p>
-    <w:p>
-      <w:pPr>
-        <w:pStyle w:val="04-1"/>
-      </w:pPr>
-      <w:r>
-        <w:t>(2)物價指數基期更換時，換基當月起實際施作之數量，自動適用新基期指數核算工程調整款，原依舊基期指數調整之工程款不予追溯核算。每月公布之物價指數修正時，處理原則亦同。換基前施作之數量，如因基期更換，無法取得換基前之指數資料者，依新基期指數核算工程調整款。</w:t>
-      </w:r>
-    </w:p>
-    <w:p>
-      <w:pPr>
-        <w:pStyle w:val="04-1"/>
-      </w:pPr>
-      <w:r>
-        <w:t>(3)契約內進口製品或非屬臺灣地區營造工程物價指數表內之工程項目，其物價調整方式如下：＿＿＿＿＿＿（由機關視個案特性</w:t>
-      </w:r>
-      <w:r>
-        <w:lastRenderedPageBreak/>
-        <w:t>及實際需要，於招標時載明；未載明者，無物價調整方式）。</w:t>
-      </w:r>
-    </w:p>
-    <w:p>
-      <w:pPr>
-        <w:pStyle w:val="03-"/>
-      </w:pPr>
-      <w:r>
-        <w:t>7.契約價金依物價指數調整者：</w:t>
-      </w:r>
-    </w:p>
-    <w:p>
-      <w:pPr>
-        <w:pStyle w:val="04-1"/>
-      </w:pPr>
-      <w:r>
-        <w:t>(1)調整公式：＿＿＿＿（由機關於招標時載明；未載明者，依工程會97年7月1日發布之「機關已訂約施工中工程因應營建物價變動之物價調整補貼原則計算範例」及98年4月7日發布之「機關已訂約工程因應營建物價下跌之物價指數門檻調整處理原則計算範例」，公開於工程會全球資訊網&gt;政府採購&gt;工程款物價指數調整）。</w:t>
-      </w:r>
-    </w:p>
-    <w:p>
-      <w:pPr>
-        <w:pStyle w:val="04-1"/>
-      </w:pPr>
-      <w:r>
-        <w:t>(2)廠商應提出調整數據及佐證資料。</w:t>
-      </w:r>
-    </w:p>
-    <w:p>
-      <w:pPr>
-        <w:pStyle w:val="04-1"/>
-      </w:pPr>
-      <w:r>
-        <w:t>(3)規費、規劃費、設計費、土地及權利費用、法律費用、管理費（品質管理費、安全維護費、安全衛生管理費……）、保險費、利潤、利息、稅雜費、訓練費、檢（試）驗費、審查費、土地及房屋租金、文書作業費、調查費、協調費、製圖費、攝影費、已支付之預付款、自政府疏濬砂石計畫優先取得之砂石、假設工程項目、機關收入項目及其他＿＿（由機關於招標時載明）不予調整。</w:t>
-      </w:r>
-    </w:p>
-    <w:p>
-      <w:pPr>
-        <w:pStyle w:val="04-1"/>
-      </w:pPr>
-      <w:r>
-        <w:t>(4)</w:t>
-      </w:r>
-      <w:r>
-        <w:rPr>
-          <w:rFonts w:cs="Times New Roman"/>
-        </w:rPr>
-        <w:t>逐月就已施作部分按□當月□前1月□前2月（由機關於招標時載明；未載明者為前1月）指數計算物價調整款；但雙方得就部分交貨期較長之項目，或訂料及施工時間間隔較久之項目，於訂料前約定，以訂料時或施工前一定月份(不逾訂料前)之指數，計算物價調整款。逾履約期限（含分期施作期限）之部分，應以實際施作當月指數與契約規定履約期限當月指數二者較低者為調整依據。但逾期履約係非可歸責於廠商者，依上開選項方式逐月計算物價調整款；如屬物價指數下跌而需扣減工程款者，廠商得選擇以契約原訂履約期程所對應之物價指數計算扣減之金額，但該期間之物價指數上漲者，不得據以轉變為需由機關給付物價調整款，且選擇後不得變更，亦不得僅選擇適用部分履約期程。</w:t>
-      </w:r>
-    </w:p>
-    <w:p>
-      <w:pPr>
-        <w:pStyle w:val="04-1"/>
-      </w:pPr>
-      <w:r>
-        <w:t>(5)累計給付逾新臺幣10萬元之物價調整款，由機關刊登物價調整款公告。</w:t>
-      </w:r>
-    </w:p>
-    <w:p>
-      <w:pPr>
-        <w:pStyle w:val="04-1"/>
-      </w:pPr>
-      <w:r>
-        <w:t>(6)其他：＿＿＿＿＿＿＿。</w:t>
-      </w:r>
-    </w:p>
-    <w:p>
-      <w:pPr>
-        <w:pStyle w:val="03-"/>
-      </w:pPr>
-      <w:r>
-        <w:t>8.契約價金總額曾經減價而確定，其所組成之各單項價格得依約定或合意方式調整（例如減價之金額僅自部分項目扣減）；未約定或未能合意調整方式者，如廠商所報各單項價格未有不合理之處，視同就廠商所報各單項價格依同一減價比率（決標金額/投標金額）調整。投標文件中報價之分項價格合計數額與決標金額不同者，依決標金額與該合計數額之比率調整之。但以下情形不在此限：</w:t>
-      </w:r>
-    </w:p>
-    <w:p>
-      <w:pPr>
-        <w:pStyle w:val="04-1"/>
-      </w:pPr>
-      <w:r>
-        <w:t>(1)廠商報價之安全衛生經費項目、空氣污染及噪音防制設施經費項目編列金額低於機關所訂底價之各該同項金額者，該報價金額</w:t>
-      </w:r>
-      <w:r>
-        <w:lastRenderedPageBreak/>
-        <w:t>不隨之調低；該報價金額高於同項底價金額者，調整後不得低於底價金額。</w:t>
-      </w:r>
-    </w:p>
-    <w:p>
-      <w:pPr>
-        <w:pStyle w:val="04-1"/>
-      </w:pPr>
-      <w:r>
-        <w:t>(2)人力項目之報價不隨之調低。</w:t>
-      </w:r>
-    </w:p>
-    <w:p>
-      <w:pPr>
-        <w:pStyle w:val="03-"/>
-      </w:pPr>
-      <w:r>
-        <w:t>9.廠商計價領款之印章，除另有約定外，以廠商於投標文件所蓋之章為之。</w:t>
-      </w:r>
-    </w:p>
-    <w:p>
-      <w:pPr>
-        <w:pStyle w:val="03-"/>
-      </w:pPr>
-      <w:r>
-        <w:t>10.廠商應依身心障礙者權益保障法、原住民族工作權保障法及採購法規定僱用身心障礙者及原住民。僱用不足者，應依規定分別向所在地之直轄市或縣（市）勞工主管機關設立之身心障礙者就業基金及原住民族中央主管機關設立之原住民族綜合發展基金之就業基金，定期繳納差額補助費及代金；並不得僱用外籍勞工取代僱用不足額部分。招標機關應將國內員工總人數逾100人之廠商資料公開於政府採購資訊公告系統，以供勞工及原住民族主管機關查核差額補助費及代金繳納情形，招標機關不另辦理查核。</w:t>
-      </w:r>
-    </w:p>
-    <w:p>
-      <w:pPr>
-        <w:pStyle w:val="03-"/>
-      </w:pPr>
-      <w:r>
-        <w:t>11.契約價金總額，除另有規定外，為完成契約所需全部材料、人工、機具、設備、交通運輸、水、電、油料、燃料及施工所必須之費用。</w:t>
-      </w:r>
-    </w:p>
-    <w:p>
-      <w:pPr>
-        <w:pStyle w:val="03-"/>
-      </w:pPr>
-      <w:r>
-        <w:t>12.如機關對工程之任何部分需要辦理量測或計量時，得通知廠商指派適合之工程人員到場協同辦理，並將量測或計量結果作成紀錄。除非契約另有規定，量測或計量結果應記錄淨值。如廠商未能指派適合之工程人員到場時，不影響機關辦理量測或計量之進行及其結果。</w:t>
-      </w:r>
-    </w:p>
-    <w:p>
-      <w:pPr>
-        <w:pStyle w:val="03-"/>
-      </w:pPr>
-      <w:r>
-        <w:t>13.因非可歸責於廠商之事由，機關有延遲付款之情形，廠商投訴對象：</w:t>
-      </w:r>
-    </w:p>
-    <w:p>
-      <w:pPr>
-        <w:pStyle w:val="04-1"/>
-      </w:pPr>
-      <w:r>
-        <w:t>(1)採購機關之政風單位；</w:t>
-      </w:r>
-    </w:p>
-    <w:p>
-      <w:pPr>
-        <w:pStyle w:val="04-1"/>
-      </w:pPr>
-      <w:r>
-        <w:t>(2)採購機關之上級機關；</w:t>
-      </w:r>
-    </w:p>
-    <w:p>
-      <w:pPr>
-        <w:pStyle w:val="04-1"/>
-      </w:pPr>
-      <w:r>
-        <w:t>(3)法務部廉政署；</w:t>
-      </w:r>
-    </w:p>
-    <w:p>
-      <w:pPr>
-        <w:pStyle w:val="04-1"/>
-      </w:pPr>
-      <w:r>
-        <w:t>(4)採購稽核小組；</w:t>
-      </w:r>
-    </w:p>
-    <w:p>
-      <w:pPr>
-        <w:pStyle w:val="04-1"/>
-      </w:pPr>
-      <w:r>
-        <w:t>(5)採購法主管機關；</w:t>
-      </w:r>
-    </w:p>
-    <w:p>
-      <w:pPr>
-        <w:pStyle w:val="04-1"/>
-      </w:pPr>
-      <w:r>
-        <w:t>(6)行政院主計總處（延遲付款之原因與主計人員有關者）。</w:t>
-      </w:r>
-    </w:p>
-    <w:p>
-      <w:pPr>
-        <w:pStyle w:val="03-"/>
-      </w:pPr>
-      <w:r>
-        <w:t>14.其他（由機關於招標時載明；無者免填）：＿＿＿＿＿＿＿＿＿</w:t>
-      </w:r>
-    </w:p>
-    <w:p>
-      <w:pPr>
-        <w:pStyle w:val="02-"/>
-      </w:pPr>
-      <w:r>
-        <w:t>(二)廠商請領契約價金時應提出電子或紙本統一發票，依法免用統一發票者應提出收據。</w:t>
-      </w:r>
-    </w:p>
-    <w:p>
-      <w:pPr>
-        <w:pStyle w:val="02-"/>
-      </w:pPr>
-      <w:r>
-        <w:t>(三)廠商履約有逾期違約金、損害賠償、採購標的損壞或短缺、不實行為、未完全履約、不符契約規定、溢領價金或減少履約事項等情形時，機關得自應付價金中扣抵；其有不足者，得通知廠商給付或自保證金扣抵。</w:t>
-      </w:r>
-    </w:p>
-    <w:p>
-      <w:pPr>
-        <w:pStyle w:val="02-"/>
-      </w:pPr>
-      <w:r>
-        <w:t>(四)履約範圍包括代辦訓練操作或維護人員者，其費用除廠商本身所需者外，有關受訓人員之旅費及生活費用，由機關自訂標準支給，不包括在契約價金內。</w:t>
-      </w:r>
-    </w:p>
-    <w:p>
-      <w:pPr>
-        <w:pStyle w:val="02-"/>
-      </w:pPr>
-      <w:r>
-        <w:lastRenderedPageBreak/>
         <w:t>(五)分包契約依採購法第67條第2項報備於機關，並經廠商就分包部分設定權利質權予分包廠商者，該分包契約所載付款條件應符合前列各款規定（採購法第98條之規定除外），或與機關另行議定。</w:t>
       </w:r>
     </w:p>
@@ -2920,6 +2940,7 @@
         <w:pStyle w:val="03-"/>
       </w:pPr>
       <w:r>
+        <w:lastRenderedPageBreak/>
         <w:t>1.工程之施工：</w:t>
       </w:r>
     </w:p>
@@ -3372,40 +3393,160 @@
         <w:pStyle w:val="04-1-2-a"/>
       </w:pPr>
       <w:r>
+        <w:t>a.星期六（補行上班日除外）及星期日。但與b至e放假日相互重疊者，不得重複計算。</w:t>
+      </w:r>
+    </w:p>
+    <w:p>
+      <w:pPr>
+        <w:pStyle w:val="04-1-2-a"/>
+      </w:pPr>
+      <w:r>
+        <w:t>b.依「紀念日及節日實施辦法」規定放假之紀念日、節日及其補假。</w:t>
+      </w:r>
+    </w:p>
+    <w:p>
+      <w:pPr>
+        <w:pStyle w:val="04-1-2-a"/>
+      </w:pPr>
+      <w:r>
+        <w:t>c.軍人節（9月3日）之放假及補假（依國防部規定，但以國軍之工程為限）。</w:t>
+      </w:r>
+    </w:p>
+    <w:p>
+      <w:pPr>
+        <w:pStyle w:val="04-1-2-a"/>
+      </w:pPr>
+      <w:r>
+        <w:t>d.行政院人事行政總處公布之調整放假日。</w:t>
+      </w:r>
+    </w:p>
+    <w:p>
+      <w:pPr>
+        <w:pStyle w:val="04-1-2-a"/>
+      </w:pPr>
+      <w:r>
+        <w:t>e.全國性選舉投票日及行政院所屬中央各業務主管機關公告放假者。</w:t>
+      </w:r>
+    </w:p>
+    <w:p>
+      <w:pPr>
+        <w:pStyle w:val="03-"/>
+      </w:pPr>
+      <w:r>
+        <w:t>3.免計工作天之日，以不得施工為原則。廠商如欲施作，應先徵得機關書面同意，該日數□應；□免計入工期（由機關於招標時勾選，未勾選者，免計入工期）。</w:t>
+      </w:r>
+    </w:p>
+    <w:p>
+      <w:pPr>
+        <w:pStyle w:val="03-"/>
+      </w:pPr>
+      <w:r>
+        <w:t>4.其他：＿＿＿＿＿＿＿＿＿（由機關於招標時載明）。</w:t>
+      </w:r>
+    </w:p>
+    <w:p>
+      <w:pPr>
+        <w:pStyle w:val="02-"/>
+      </w:pPr>
+      <w:r>
+        <w:t>(二)契約如需辦理變更，其工程項目或數量有增減時，變更部分之工期由雙方視實際需要議定增減之。</w:t>
+      </w:r>
+    </w:p>
+    <w:p>
+      <w:pPr>
+        <w:pStyle w:val="02-"/>
+      </w:pPr>
+      <w:r>
+        <w:t>(三)工程延期：</w:t>
+      </w:r>
+    </w:p>
+    <w:p>
+      <w:pPr>
+        <w:pStyle w:val="03-"/>
+      </w:pPr>
+      <w:r>
+        <w:t>1.履約期限內，有下列情形之一（且非可歸責於廠商），致影響進度網圖要徑作業之進行，而需展延工期者，廠商應於事故發生或消滅後＿日內（由機關於招標時載明；未載明者，為7日）通知機關，並於＿日內（由機關於招標時載明；未載明者，為45日）檢具事證，以書面向機關申請展延工期。機關得審酌其情形後，以書面同意延長履約期限，不計算逾期違約金。其事由未逾半日者，以半日計；逾半日未達1日者，以1日計。</w:t>
+      </w:r>
+    </w:p>
+    <w:p>
+      <w:pPr>
+        <w:pStyle w:val="04-1"/>
+      </w:pPr>
+      <w:r>
+        <w:t>(1)發生第17條第5款不可抗力或不可歸責契約當事人之事故。</w:t>
+      </w:r>
+    </w:p>
+    <w:p>
+      <w:pPr>
+        <w:pStyle w:val="04-1"/>
+      </w:pPr>
+      <w:r>
+        <w:t>(2)因天候影響無法施工。</w:t>
+      </w:r>
+    </w:p>
+    <w:p>
+      <w:pPr>
+        <w:pStyle w:val="04-1"/>
+      </w:pPr>
+      <w:r>
+        <w:t>(3)機關要求全部或部分停工。</w:t>
+      </w:r>
+    </w:p>
+    <w:p>
+      <w:pPr>
+        <w:pStyle w:val="04-1"/>
+      </w:pPr>
+      <w:r>
+        <w:t>(4)因辦理變更設計或增加工程數量或項目。</w:t>
+      </w:r>
+    </w:p>
+    <w:p>
+      <w:pPr>
+        <w:pStyle w:val="04-1"/>
+      </w:pPr>
+      <w:r>
         <w:lastRenderedPageBreak/>
-        <w:t>a.星期六（補行上班日除外）及星期日。但與b至e放假日相互重疊者，不得重複計算。</w:t>
-      </w:r>
-    </w:p>
-    <w:p>
-      <w:pPr>
-        <w:pStyle w:val="04-1-2-a"/>
-      </w:pPr>
-      <w:r>
-        <w:t>b.依「紀念日及節日實施辦法」規定放假之紀念日、節日及其補假。</w:t>
-      </w:r>
-    </w:p>
-    <w:p>
-      <w:pPr>
-        <w:pStyle w:val="04-1-2-a"/>
-      </w:pPr>
-      <w:r>
-        <w:t>c.軍人節（9月3日）之放假及補假（依國防部規定，但以國軍之工程為限）。</w:t>
-      </w:r>
-    </w:p>
-    <w:p>
-      <w:pPr>
-        <w:pStyle w:val="04-1-2-a"/>
-      </w:pPr>
-      <w:r>
-        <w:t>d.行政院人事行政總處公布之調整放假日。</w:t>
-      </w:r>
-    </w:p>
-    <w:p>
-      <w:pPr>
-        <w:pStyle w:val="04-1-2-a"/>
-      </w:pPr>
-      <w:r>
-        <w:t>e.全國性選舉投票日及行政院所屬中央各業務主管機關公告放假者。</w:t>
+        <w:t>(5)機關應辦事項未及時辦妥。</w:t>
+      </w:r>
+    </w:p>
+    <w:p>
+      <w:pPr>
+        <w:pStyle w:val="04-1"/>
+      </w:pPr>
+      <w:r>
+        <w:t>(6)由機關自辦或機關之其他廠商之延誤而影響履約進度者。</w:t>
+      </w:r>
+    </w:p>
+    <w:p>
+      <w:pPr>
+        <w:pStyle w:val="04-1"/>
+      </w:pPr>
+      <w:r>
+        <w:t>(7)機關提供之地質鑽探或地質資料，與實際情形有重大差異。</w:t>
+      </w:r>
+    </w:p>
+    <w:p>
+      <w:pPr>
+        <w:pStyle w:val="04-1"/>
+      </w:pPr>
+      <w:r>
+        <w:t>(8)因傳染病或政府之行為，致發生不可預見之人員或貨物之短缺。</w:t>
+      </w:r>
+    </w:p>
+    <w:p>
+      <w:pPr>
+        <w:pStyle w:val="04-1"/>
+      </w:pPr>
+      <w:r>
+        <w:t>(9)因機關使用或佔用本工程任何部分，但契約另有規定者，不在此限。</w:t>
+      </w:r>
+    </w:p>
+    <w:p>
+      <w:pPr>
+        <w:pStyle w:val="04-1"/>
+      </w:pPr>
+      <w:r>
+        <w:t>(10)其他非可歸責於廠商之情形，經機關認定者。</w:t>
       </w:r>
     </w:p>
     <w:p>
@@ -3413,7 +3554,7 @@
         <w:pStyle w:val="03-"/>
       </w:pPr>
       <w:r>
-        <w:t>3.免計工作天之日，以不得施工為原則。廠商如欲施作，應先徵得機關書面同意，該日數□應；□免計入工期（由機關於招標時勾選，未勾選者，免計入工期）。</w:t>
+        <w:t>2.前目事故之發生，致契約全部或部分必須停工時，廠商應於停工原因消滅後立即復工。其停工及復工，廠商應儘速向機關提出書面報告。</w:t>
       </w:r>
     </w:p>
     <w:p>
@@ -3421,7 +3562,7 @@
         <w:pStyle w:val="03-"/>
       </w:pPr>
       <w:r>
-        <w:t>4.其他：＿＿＿＿＿＿＿＿＿（由機關於招標時載明）。</w:t>
+        <w:t>3.第1目停工之展延工期，除另有規定外，機關得依廠商報經機關核備之預定進度表之要徑核定之。</w:t>
       </w:r>
     </w:p>
     <w:p>
@@ -3429,15 +3570,114 @@
         <w:pStyle w:val="02-"/>
       </w:pPr>
       <w:r>
-        <w:t>(二)契約如需辦理變更，其工程項目或數量有增減時，變更部分之工期由雙方視實際需要議定增減之。</w:t>
+        <w:t>(四)履約期間自指定之日起算者，應將當日算入。履約期間自指定之日後起算者，當日不計入。</w:t>
       </w:r>
     </w:p>
     <w:p>
       <w:pPr>
         <w:pStyle w:val="02-"/>
       </w:pPr>
-      <w:r>
-        <w:t>(三)工程延期：</w:t>
+    </w:p>
+    <w:p>
+      <w:pPr>
+        <w:pStyle w:val="01-"/>
+      </w:pPr>
+      <w:r>
+        <w:t>第8條　材料機具及設備</w:t>
+      </w:r>
+    </w:p>
+    <w:p>
+      <w:pPr>
+        <w:pStyle w:val="02-"/>
+      </w:pPr>
+      <w:r>
+        <w:t>(一)契約所需工程材料、機具、設備、工作場地設備等，除契約另有規定外，概由廠商自備。</w:t>
+      </w:r>
+    </w:p>
+    <w:p>
+      <w:pPr>
+        <w:pStyle w:val="02-"/>
+      </w:pPr>
+      <w:r>
+        <w:t>(二)前款工作場地設備，指廠商為契約施工之場地或施工地點以外專為契約材料加工之場所之設備，包括施工管理、工人住宿、材料儲放等房舍及其附屬設施。該等房舍設施，應具備滿足生活與工作環境所必要之條件。</w:t>
+      </w:r>
+    </w:p>
+    <w:p>
+      <w:pPr>
+        <w:pStyle w:val="02-"/>
+      </w:pPr>
+      <w:r>
+        <w:t>(三)廠商自備之材料、機具、設備，其品質應符合契約之規定，進入施工場所後由廠商負責保管。非經機關書面許可，不得擅自運離。</w:t>
+      </w:r>
+    </w:p>
+    <w:p>
+      <w:pPr>
+        <w:pStyle w:val="02-"/>
+      </w:pPr>
+      <w:r>
+        <w:t>(四)由機關供應之材料、機具、設備，廠商應提出預定進場日期。因可歸責於機關之原因，不能於預定日期進場者，應預先書面通知廠商；致廠商未能依時履約者，廠商得依第7條第3款規定，申請延長履約期限；因此增加之必要費用，由機關負擔。</w:t>
+      </w:r>
+    </w:p>
+    <w:p>
+      <w:pPr>
+        <w:pStyle w:val="02-"/>
+      </w:pPr>
+      <w:r>
+        <w:t>(五)廠商領用或租借機關之材料、機具、設備，應憑證蓋章並由機關檢驗人員核轉。已領用或已租借之材料、機具、設備，須妥善保管運用維護；用畢（餘）歸還時，應清理整修至符合規定或機關認可之程度，於規定之合理期限內運交機關指定處所放置。其未辦理者，得視同廠商未完成履約。</w:t>
+      </w:r>
+    </w:p>
+    <w:p>
+      <w:pPr>
+        <w:pStyle w:val="02-"/>
+      </w:pPr>
+      <w:r>
+        <w:t>(六)廠商對所領用或租借自機關之材料、機具、設備，有浪費、遺失、被竊或非自然消耗之毀損，無法返還或修理復原者，得經機關書面同意以相同者或同等品返還，或折合現金賠償。</w:t>
+      </w:r>
+    </w:p>
+    <w:p>
+      <w:pPr>
+        <w:pStyle w:val="02-"/>
+      </w:pPr>
+    </w:p>
+    <w:p>
+      <w:pPr>
+        <w:pStyle w:val="01-"/>
+      </w:pPr>
+      <w:r>
+        <w:t>第9條　施工管理</w:t>
+      </w:r>
+    </w:p>
+    <w:p>
+      <w:pPr>
+        <w:pStyle w:val="02-"/>
+      </w:pPr>
+      <w:r>
+        <w:lastRenderedPageBreak/>
+        <w:t>(一)廠商應按預定施工進度，僱用足夠且具備適當技能的員工，並將所需材料、機具、設備等運至工地，如期完成契約約定之各項工作。施工期間，所有廠商員工之管理、給養、福利、衛生與安全等，及所有施工機具、設備及材料之維護與保管，均由廠商負責。</w:t>
+      </w:r>
+    </w:p>
+    <w:p>
+      <w:pPr>
+        <w:pStyle w:val="02-"/>
+      </w:pPr>
+      <w:r>
+        <w:t>(二)廠商及分包廠商員工均應遵守有關法令規定，包括施工地點當地政府、各目的事業主管機關訂定之規定，並接受機關對有關工作事項之指示。如有不照指示辦理，阻礙或影響工作進行，或其他非法、不當情事者，機關得隨時要求廠商更換員工，廠商不得拒絕。該等員工如有任何糾紛或違法行為，概由廠商負完全責任，如遇有傷亡或意外情事，亦應由廠商自行處理，與機關無涉。</w:t>
+      </w:r>
+    </w:p>
+    <w:p>
+      <w:pPr>
+        <w:pStyle w:val="02-"/>
+      </w:pPr>
+      <w:r>
+        <w:t>(三)適用營造業法之廠商應依營造業法規定設置專任工程人員、工地主任，該等人員並應依營造業法規定回訓、加入公會。工地施工期間工地主任應專駐於工地，且不得兼任工地其他職務。應設置技術士之專業工程特定施工項目、技術士種類及人數，依附錄2第9點辦理。</w:t>
+      </w:r>
+    </w:p>
+    <w:p>
+      <w:pPr>
+        <w:pStyle w:val="02-"/>
+      </w:pPr>
+      <w:r>
+        <w:t>(四)施工計畫與報表：</w:t>
       </w:r>
     </w:p>
     <w:p>
@@ -3445,7 +3685,15 @@
         <w:pStyle w:val="03-"/>
       </w:pPr>
       <w:r>
-        <w:t>1.履約期限內，有下列情形之一（且非可歸責於廠商），致影響進度網圖要徑作業之進行，而需展延工期者，廠商應於事故發生或消滅後＿日內（由機關於招標時載明；未載明者，為7日）通知機關，並於＿日內（由機關於招標時載明；未載明者，為45日）檢具事證，以書面向機關申請展延工期。機關得審酌其情形後，以書面同意延長履約期限，不計算逾期違約金。其事由未逾半日者，以半日計；逾半日未達1日者，以1日計。</w:t>
+        <w:t>1.廠商應於開工前，擬定施工順序及預定進度表等，並就主要施工部分敘明施工方法，繪製施工相關圖說，送請機關核定。機關為協調相關工程之配合，得指示廠商作必要之修正。</w:t>
+      </w:r>
+    </w:p>
+    <w:p>
+      <w:pPr>
+        <w:pStyle w:val="03-"/>
+      </w:pPr>
+      <w:r>
+        <w:t>2.對於汛期施工有致災風險之工程，廠商應於提報之施工計畫內納入相關防災內容；其內容除機關及監造單位另有規定外，重點如下：</w:t>
       </w:r>
     </w:p>
     <w:p>
@@ -3453,7 +3701,7 @@
         <w:pStyle w:val="04-1"/>
       </w:pPr>
       <w:r>
-        <w:t>(1)發生第17條第5款不可抗力或不可歸責契約當事人之事故。</w:t>
+        <w:t>(1)充分考量汛期颱風、豪雨對工地可能造成之影響，合理安排施工順序及進度，並妥擬緊急應變及防災措施。</w:t>
       </w:r>
     </w:p>
     <w:p>
@@ -3461,7 +3709,7 @@
         <w:pStyle w:val="04-1"/>
       </w:pPr>
       <w:r>
-        <w:t>(2)因天候影響無法施工。</w:t>
+        <w:t>(2)訂定汛期工地防災自主檢查表，並確實辦理檢查。</w:t>
       </w:r>
     </w:p>
     <w:p>
@@ -3469,7 +3717,171 @@
         <w:pStyle w:val="04-1"/>
       </w:pPr>
       <w:r>
-        <w:t>(3)機關要求全部或部分停工。</w:t>
+        <w:t>(3)凡涉及河川堤防之破堤或有水患之虞者，應納入防洪、破堤有關之工作項目及作業規定。</w:t>
+      </w:r>
+    </w:p>
+    <w:p>
+      <w:pPr>
+        <w:pStyle w:val="03-"/>
+      </w:pPr>
+      <w:r>
+        <w:t>3.預定進度表之格式及細節，應標示施工詳圖送審日期、主要器材設備訂購與進場之日期、各項工作之起始日期、各類別工人調派配置日期及人數等，並標示契約之施工要徑，俾供後續契約變更時檢核工期之依據。廠商在擬定前述工期時，應考量施工當地天候對契約之影響。預定進度表，經機關修正或核定者，不因此免除廠商對契約竣工期限所應負之全部責任。</w:t>
+      </w:r>
+    </w:p>
+    <w:p>
+      <w:pPr>
+        <w:pStyle w:val="03-"/>
+      </w:pPr>
+      <w:r>
+        <w:t>4.廠商應繪製職業安全衛生相關設施之施工詳圖。機關應確實依廠商實際施作之數量辦理估驗。</w:t>
+      </w:r>
+    </w:p>
+    <w:p>
+      <w:pPr>
+        <w:pStyle w:val="03-"/>
+      </w:pPr>
+      <w:r>
+        <w:t>5.廠商於契約施工期間，應按機關同意之格式，按約定之時間，填寫施工日誌，送請機關核備。</w:t>
+      </w:r>
+    </w:p>
+    <w:p>
+      <w:pPr>
+        <w:pStyle w:val="02-"/>
+      </w:pPr>
+      <w:r>
+        <w:t>(五)工作安全與衛生：依附錄1辦理。</w:t>
+      </w:r>
+    </w:p>
+    <w:p>
+      <w:pPr>
+        <w:pStyle w:val="02-"/>
+      </w:pPr>
+      <w:r>
+        <w:t>(六)配合施工：</w:t>
+      </w:r>
+    </w:p>
+    <w:p>
+      <w:pPr>
+        <w:pStyle w:val="02--2"/>
+      </w:pPr>
+      <w:r>
+        <w:t>與契約工程有關之其他工程，經機關交由其他廠商承包時，廠商有與其他廠商互相協調配合之義務，以使該等工作得以順利進行，如因配</w:t>
+      </w:r>
+      <w:r>
+        <w:lastRenderedPageBreak/>
+        <w:t>合施工致增加不可預知之必要費用，得以契約變更增加契約價金。因工作不能協調配合，致生錯誤、延誤工期或意外事故，其可歸責於廠商者，由廠商負責並賠償。如有任一廠商因此受損者，應於事故發生後儘速書面通知機關，由機關邀集雙方協調解決。其經協調仍無法達成協議者，由相關廠商依民事程序解決。</w:t>
+      </w:r>
+    </w:p>
+    <w:p>
+      <w:pPr>
+        <w:pStyle w:val="02-"/>
+      </w:pPr>
+      <w:r>
+        <w:t>(七)工程保管：</w:t>
+      </w:r>
+    </w:p>
+    <w:p>
+      <w:pPr>
+        <w:pStyle w:val="03-"/>
+      </w:pPr>
+      <w:r>
+        <w:t>1.履約標的未經驗收移交接管單位接收前，所有已完成之工程及到場之材料、機具、設備，包括機關供給及廠商自備者，均由廠商負責保管。如有損壞缺少，概由廠商負責賠償。其經機關驗收付款者，所有權屬機關，禁止轉讓、抵押或任意更換、拆換。</w:t>
+      </w:r>
+    </w:p>
+    <w:p>
+      <w:pPr>
+        <w:pStyle w:val="03-"/>
+      </w:pPr>
+      <w:r>
+        <w:t>2.工程未經驗收前，機關因需要使用時，廠商不得拒絕。但機關應先就該部分辦理驗收或分段查驗供驗收之用，並由雙方會同使用單位協商認定權利與義務。使用期間因非可歸責於廠商之事由，致遺失或損壞者，應由機關負責。</w:t>
+      </w:r>
+    </w:p>
+    <w:p>
+      <w:pPr>
+        <w:pStyle w:val="02-"/>
+      </w:pPr>
+      <w:r>
+        <w:t>(八)廠商之工地管理：依附錄2辦理。</w:t>
+      </w:r>
+    </w:p>
+    <w:p>
+      <w:pPr>
+        <w:pStyle w:val="02-"/>
+      </w:pPr>
+      <w:r>
+        <w:t>(九)廠商履約時於工地發現化石、錢幣、有價文物、古蹟、具有考古或地質研究價值之構造或物品、具有商業價值而未列入契約價金估算之砂石或其他有價物，應通知機關處理，廠商不得占為己有。</w:t>
+      </w:r>
+    </w:p>
+    <w:p>
+      <w:pPr>
+        <w:pStyle w:val="02-"/>
+      </w:pPr>
+      <w:r>
+        <w:t>(十)各項設施或設備，依法令規定須由專業技術人員安裝、施工或檢驗者，廠商應依規定辦理。</w:t>
+      </w:r>
+    </w:p>
+    <w:p>
+      <w:pPr>
+        <w:pStyle w:val="02-"/>
+      </w:pPr>
+      <w:r>
+        <w:t>(十一)轉包及分包：</w:t>
+      </w:r>
+    </w:p>
+    <w:p>
+      <w:pPr>
+        <w:pStyle w:val="03-"/>
+      </w:pPr>
+      <w:r>
+        <w:t>1.廠商不得將契約轉包。廠商亦不得以不具備履行契約分包事項能力、未依法登記或設立，或依採購法第103條規定不得作為參加投標或作為決標對象或分包廠商之廠商為分包廠商。</w:t>
+      </w:r>
+    </w:p>
+    <w:p>
+      <w:pPr>
+        <w:pStyle w:val="03-"/>
+      </w:pPr>
+      <w:r>
+        <w:t>2.廠商擬分包之項目及分包廠商，機關得予審查。</w:t>
+      </w:r>
+    </w:p>
+    <w:p>
+      <w:pPr>
+        <w:pStyle w:val="03-"/>
+      </w:pPr>
+      <w:r>
+        <w:t>3.廠商對於分包廠商履約之部分，仍應負完全責任。分包契約報備於機關者，亦同。</w:t>
+      </w:r>
+    </w:p>
+    <w:p>
+      <w:pPr>
+        <w:pStyle w:val="03-"/>
+      </w:pPr>
+      <w:r>
+        <w:t>4.分包廠商不得將分包契約轉包。其有違反者，廠商應更換分包廠商。</w:t>
+      </w:r>
+    </w:p>
+    <w:p>
+      <w:pPr>
+        <w:pStyle w:val="03-"/>
+      </w:pPr>
+      <w:r>
+        <w:t>5.廠商違反不得轉包之規定時，機關得解除契約、終止契約或沒收保證金，並得要求損害賠償。</w:t>
+      </w:r>
+    </w:p>
+    <w:p>
+      <w:pPr>
+        <w:pStyle w:val="03-"/>
+      </w:pPr>
+      <w:r>
+        <w:t>6.轉包廠商與廠商對機關負連帶履行及賠償責任。再轉包者，亦同。</w:t>
+      </w:r>
+    </w:p>
+    <w:p>
+      <w:pPr>
+        <w:pStyle w:val="03-"/>
+      </w:pPr>
+      <w:r>
+        <w:t>7.廠商應於下列分包部分開始作業前，將分包廠商名單送機關備查（由機關視個案情形於招標時載明；未載明者無)：</w:t>
       </w:r>
     </w:p>
     <w:p>
@@ -3477,7 +3889,7 @@
         <w:pStyle w:val="04-1"/>
       </w:pPr>
       <w:r>
-        <w:t>(4)因辦理變更設計或增加工程數量或項目。</w:t>
+        <w:t>(1)專業部分：＿＿＿。</w:t>
       </w:r>
     </w:p>
     <w:p>
@@ -3485,7 +3897,7 @@
         <w:pStyle w:val="04-1"/>
       </w:pPr>
       <w:r>
-        <w:t>(5)機關應辦事項未及時辦妥。</w:t>
+        <w:t>(2)達一定數量或金額之部分：＿＿＿。</w:t>
       </w:r>
     </w:p>
     <w:p>
@@ -3493,7 +3905,198 @@
         <w:pStyle w:val="04-1"/>
       </w:pPr>
       <w:r>
-        <w:t>(6)由機關自辦或機關之其他廠商之延誤而影響履約進度者。</w:t>
+        <w:t>(3)進度落後達＿%之部分：＿＿＿。(未載明落後百分比者不適用）</w:t>
+      </w:r>
+    </w:p>
+    <w:p>
+      <w:pPr>
+        <w:pStyle w:val="02-"/>
+      </w:pPr>
+      <w:r>
+        <w:t>(十二)廠商及分包廠商履約，不得有下列情形：僱用依法不得從事其工作之人員（含非法外勞）、供應不法來源之財物、使用非法車輛或工具、</w:t>
+      </w:r>
+      <w:r>
+        <w:lastRenderedPageBreak/>
+        <w:t>提供不實證明、違反人口販運防制法、非法棄置土石、廢棄物或其他不法或不當行為。</w:t>
+      </w:r>
+    </w:p>
+    <w:p>
+      <w:pPr>
+        <w:pStyle w:val="02-"/>
+      </w:pPr>
+      <w:r>
+        <w:t>(十三)廠商及分包廠商履約時，除依規定申請聘僱或調派外籍勞工者外，均不得僱用外籍勞工。違法僱用外籍勞工者，機關除通知就業服務法主管機關依規定處罰外，情節重大者，得與廠商終止或解除契約。其因此造成損害者，並得向廠商請求損害賠償。</w:t>
+      </w:r>
+    </w:p>
+    <w:p>
+      <w:pPr>
+        <w:pStyle w:val="02-"/>
+      </w:pPr>
+      <w:r>
+        <w:t>(十四)採購標的之進出口、供應、興建或使用涉及政府規定之許可證、執照或其他許可文件者，依文件核發對象，由機關或廠商分別負責取得。但屬應由機關取得者，機關得通知廠商代為取得，費用詳第3條第4款。屬外國政府或其授權機構核發之文件者，由廠商負責取得，並由機關提供必要之協助。如因未能取得上開文件，致造成契約當事人一方之損害，應由造成損害原因之他方負責賠償。</w:t>
+      </w:r>
+    </w:p>
+    <w:p>
+      <w:pPr>
+        <w:pStyle w:val="02-"/>
+      </w:pPr>
+      <w:r>
+        <w:t>(十五)廠商應依契約文件標示之參考原點、路線、坡度及高程，負責辦理工程之放樣，如發現錯誤或矛盾處，應即向監造單位/工程司反映，並予澄清，以確保本工程各部分位置、高程、尺寸及路線之正確性，並對其工地作業及施工方法之適當性、可靠性及安全性負完全責任。</w:t>
+      </w:r>
+    </w:p>
+    <w:p>
+      <w:pPr>
+        <w:pStyle w:val="02-"/>
+      </w:pPr>
+      <w:r>
+        <w:t>(十六)廠商之工地作業有發生意外事件之虞時，廠商應立即採取防範措施。發生意外時，應立即採取搶救，並依職業安全衛生法等規定實施調查、分析及作成紀錄，且於取得必要之許可後，為復原、重建等措施，另應對機關與第三人之損害進行賠償。</w:t>
+      </w:r>
+    </w:p>
+    <w:p>
+      <w:pPr>
+        <w:pStyle w:val="02-"/>
+      </w:pPr>
+      <w:r>
+        <w:t>(十七)機關於廠商履約中，若可預見其履約瑕疵，或其有其他違反契約之情事者，得通知廠商限期改善。</w:t>
+      </w:r>
+    </w:p>
+    <w:p>
+      <w:pPr>
+        <w:pStyle w:val="02-"/>
+      </w:pPr>
+      <w:r>
+        <w:t>(十八)廠商不於前款期限內，依照改善或履行者，機關得採行下列措施：</w:t>
+      </w:r>
+    </w:p>
+    <w:p>
+      <w:pPr>
+        <w:pStyle w:val="03-"/>
+      </w:pPr>
+      <w:r>
+        <w:t>1.自行或使第三人改善或繼續其工作，其費用由廠商負擔。</w:t>
+      </w:r>
+    </w:p>
+    <w:p>
+      <w:pPr>
+        <w:pStyle w:val="03-"/>
+      </w:pPr>
+      <w:r>
+        <w:t>2.終止或解除契約，並得請求損害賠償。</w:t>
+      </w:r>
+    </w:p>
+    <w:p>
+      <w:pPr>
+        <w:pStyle w:val="03-"/>
+      </w:pPr>
+      <w:r>
+        <w:t>3.通知廠商暫停履約。</w:t>
+      </w:r>
+    </w:p>
+    <w:p>
+      <w:pPr>
+        <w:pStyle w:val="02-"/>
+      </w:pPr>
+      <w:r>
+        <w:t>(十九)機關提供之履約場所，各得標廠商有共同使用之需要者，廠商應依與其他廠商協議或機關協調之結果共用場所。</w:t>
+      </w:r>
+    </w:p>
+    <w:p>
+      <w:pPr>
+        <w:pStyle w:val="02-"/>
+      </w:pPr>
+      <w:r>
+        <w:t>(二十)機關提供或將其所有之財物供廠商加工、改善或維修，其須將標的運出機關場所者，該財物之滅失、減損或遭侵占時，廠商應負賠償責任。機關並得視實際需要規定廠商繳納與標的等值或一定金額之保證金＿＿＿＿＿＿＿＿＿＿＿＿＿（由機關視需要於招標時載明）。</w:t>
+      </w:r>
+    </w:p>
+    <w:p>
+      <w:pPr>
+        <w:pStyle w:val="02-"/>
+      </w:pPr>
+      <w:r>
+        <w:t>(廿一)契約使用之土地，由機關於開工前提供，其地界由機關指定。如因機關未及時提供土地，致廠商未能依時履約者，廠商得依第7條第3款規定，申請延長履約期限；因此增加之必要費用，由機關負擔。該土地之使用如有任何糾紛，除因可歸責於廠商所致者外，由機關負責；其地上（下）物的清除，除另有規定外，由機關負責處理。</w:t>
+      </w:r>
+    </w:p>
+    <w:p>
+      <w:pPr>
+        <w:pStyle w:val="02-"/>
+      </w:pPr>
+      <w:r>
+        <w:t>(廿二)本工程使用預拌混凝土之情形如下：（由機關於招標時載明）</w:t>
+      </w:r>
+    </w:p>
+    <w:p>
+      <w:pPr>
+        <w:pStyle w:val="02--2"/>
+      </w:pPr>
+      <w:r>
+        <w:rPr>
+          <w:rFonts w:hint="eastAsia"/>
+          <w:color w:val="FF0000"/>
+        </w:rPr>
+        <w:t>■</w:t>
+      </w:r>
+      <w:r>
+        <w:t>廠商使用之預拌混凝土，原則應由合格預拌混凝土廠供應。依個案</w:t>
+      </w:r>
+      <w:r>
+        <w:lastRenderedPageBreak/>
+        <w:t>特殊需求需設置工地型預拌混凝土設備者，應評估設置之必要性，並經上級機關同意後，始得允許廠商依相關法規設置工地型預拌混凝土設備，評估項目包括但不限於工地附近20公里運距內有無足夠合法預拌混凝土廠，或其產品能否滿足工程之需求。設置工地型預拌混凝土設備者，其處理方式如下：</w:t>
+      </w:r>
+    </w:p>
+    <w:p>
+      <w:pPr>
+        <w:pStyle w:val="03-"/>
+      </w:pPr>
+      <w:r>
+        <w:t>1.工地型預拌混凝土設備設置生產前，應依職業安全衛生法、空氣污染防制法、水污染防治法、噪音管制法等相關法令，取得各該主管機關許可。</w:t>
+      </w:r>
+    </w:p>
+    <w:p>
+      <w:pPr>
+        <w:pStyle w:val="03-"/>
+      </w:pPr>
+      <w:r>
+        <w:t>2.工程所需材料應以合法且未超載車輛運送。</w:t>
+      </w:r>
+    </w:p>
+    <w:p>
+      <w:pPr>
+        <w:pStyle w:val="03-"/>
+      </w:pPr>
+      <w:r>
+        <w:t>3.設置期間應每月製作生產紀錄表，並隨時提供機關查閱。</w:t>
+      </w:r>
+    </w:p>
+    <w:p>
+      <w:pPr>
+        <w:pStyle w:val="03-"/>
+      </w:pPr>
+      <w:r>
+        <w:t>4.工程竣工後，預拌混凝土設備之拆除，應列入驗收項目；未拆除時，列入驗收缺點限期改善，逾期之日數，依第17條遲延履約規定計算逾期違約金。</w:t>
+      </w:r>
+    </w:p>
+    <w:p>
+      <w:pPr>
+        <w:pStyle w:val="03-"/>
+      </w:pPr>
+      <w:r>
+        <w:t>5.工程竣工後，預拌混凝土設備拆除完畢前，不得支付尾款。</w:t>
+      </w:r>
+    </w:p>
+    <w:p>
+      <w:pPr>
+        <w:pStyle w:val="03-"/>
+      </w:pPr>
+      <w:r>
+        <w:t>6.屆期未拆除完畢者，機關得強制拆除並由廠商支付拆除費用，或由工程尾款中扣除，並視其情形依採購法第101條規定處理。</w:t>
+      </w:r>
+    </w:p>
+    <w:p>
+      <w:pPr>
+        <w:pStyle w:val="03-"/>
+      </w:pPr>
+      <w:r>
+        <w:t>7.廠商應出具切結書；其內容應包括下列各款：</w:t>
       </w:r>
     </w:p>
     <w:p>
@@ -3501,7 +4104,7 @@
         <w:pStyle w:val="04-1"/>
       </w:pPr>
       <w:r>
-        <w:t>(7)機關提供之地質鑽探或地質資料，與實際情形有重大差異。</w:t>
+        <w:t>(1)專供本契約工程預拌混凝土材料，不得對外營業。</w:t>
       </w:r>
     </w:p>
     <w:p>
@@ -3509,7 +4112,7 @@
         <w:pStyle w:val="04-1"/>
       </w:pPr>
       <w:r>
-        <w:t>(8)因傳染病或政府之行為，致發生不可預見之人員或貨物之短缺。</w:t>
+        <w:t>(2)工程竣工後驗收前或契約終止（解除）後1個月內，該預拌混凝土設備必須拆除完畢並恢復原狀。</w:t>
       </w:r>
     </w:p>
     <w:p>
@@ -3517,15 +4120,31 @@
         <w:pStyle w:val="04-1"/>
       </w:pPr>
       <w:r>
-        <w:t>(9)因機關使用或佔用本工程任何部分，但契約另有規定者，不在此限。</w:t>
-      </w:r>
-    </w:p>
-    <w:p>
-      <w:pPr>
-        <w:pStyle w:val="04-1"/>
-      </w:pPr>
-      <w:r>
-        <w:t>(10)其他非可歸責於廠商之情形，經機關認定者。</w:t>
+        <w:t>(3)因該預拌混凝土設備之設置造成之污染、損鄰等可歸責之事故，悉由廠商負完全責任。</w:t>
+      </w:r>
+    </w:p>
+    <w:p>
+      <w:pPr>
+        <w:pStyle w:val="02--2"/>
+      </w:pPr>
+      <w:r>
+        <w:t>□本工程處離島地區，且境內無符合「工廠管理輔導法」之預拌混凝土廠，其處理方式如下：＿＿＿＿＿＿＿＿＿＿＿＿＿＿＿＿＿。</w:t>
+      </w:r>
+    </w:p>
+    <w:p>
+      <w:pPr>
+        <w:pStyle w:val="02--2"/>
+      </w:pPr>
+      <w:r>
+        <w:t>□預拌混凝土廠或「公共工程工地型預拌混凝土設備」之品質控管方式，依工程會所訂「公共工程施工綱要規範」（完整版）第03050章「混凝土基本材料及施工一般要求」第1.5.2款「拌合廠規模、設備及品質控制等資料」辦理。</w:t>
+      </w:r>
+    </w:p>
+    <w:p>
+      <w:pPr>
+        <w:pStyle w:val="02-"/>
+      </w:pPr>
+      <w:r>
+        <w:t>(廿三)營建土石方之處理：</w:t>
       </w:r>
     </w:p>
     <w:p>
@@ -3533,7 +4152,7 @@
         <w:pStyle w:val="03-"/>
       </w:pPr>
       <w:r>
-        <w:t>2.前目事故之發生，致契約全部或部分必須停工時，廠商應於停工原因消滅後立即復工。其停工及復工，廠商應儘速向機關提出書面報告。</w:t>
+        <w:t>□廠商應運送＿＿＿＿＿＿＿或向＿＿＿＿＿＿借土（機關於招標文件中擇一建議之合法土資場或借土區），或於不影響履約、不重複計價、不提高契約價金及扣除節省費用價差之前提下，自覓符合契約及相關法規要求之合法土資場或借土區，依契約變更程序經機關同意後辦理（廠商如於投標文件中建議其他合法土資場或借土區，並經機關審查同意者，亦可）。</w:t>
       </w:r>
     </w:p>
     <w:p>
@@ -3541,7 +4160,7 @@
         <w:pStyle w:val="03-"/>
       </w:pPr>
       <w:r>
-        <w:t>3.第1目停工之展延工期，除另有規定外，機關得依廠商報經機關核備之預定進度表之要徑核定之。</w:t>
+        <w:t>□由機關另案招標，契約價金不含營建土石方處理費用；誤列為履約項目者，該部分金額不予給付。</w:t>
       </w:r>
     </w:p>
     <w:p>
@@ -3549,21 +4168,40 @@
         <w:pStyle w:val="02-"/>
       </w:pPr>
       <w:r>
+        <w:t>(廿四)基於合理的備標成本及等標期，廠商應被認為已取得了履約所需之全部必要資料，包含（但不限於）法令、天候條件及機關負責提供之</w:t>
+      </w:r>
+      <w:r>
         <w:lastRenderedPageBreak/>
-        <w:t>(四)履約期間自指定之日起算者，應將當日算入。履約期間自指定之日後起算者，當日不計入。</w:t>
+        <w:t>現場數據（例如機關提供之地質鑽探或地表下地質資料）等，並於投標前已完成該資料之檢查與審核。</w:t>
       </w:r>
     </w:p>
     <w:p>
       <w:pPr>
         <w:pStyle w:val="02-"/>
       </w:pPr>
+      <w:r>
+        <w:t>(廿五)工作協調及工程會議：依附錄3辦理。</w:t>
+      </w:r>
+    </w:p>
+    <w:p>
+      <w:pPr>
+        <w:pStyle w:val="02-"/>
+      </w:pPr>
+      <w:r>
+        <w:t>(廿六)其他：＿＿＿＿＿＿＿＿＿＿（由機關擇需要者於招標時載明）。</w:t>
+      </w:r>
+    </w:p>
+    <w:p>
+      <w:pPr>
+        <w:pStyle w:val="02-"/>
+      </w:pPr>
     </w:p>
     <w:p>
       <w:pPr>
         <w:pStyle w:val="01-"/>
       </w:pPr>
       <w:r>
-        <w:t>第8條　材料機具及設備</w:t>
+        <w:t>第10條　監造作業</w:t>
       </w:r>
     </w:p>
     <w:p>
@@ -3571,7 +4209,7 @@
         <w:pStyle w:val="02-"/>
       </w:pPr>
       <w:r>
-        <w:t>(一)契約所需工程材料、機具、設備、工作場地設備等，除契約另有規定外，概由廠商自備。</w:t>
+        <w:t>(一)契約履約期間，機關得視案件性質及實際需要指派工程司駐場，代表機關監督廠商履行契約各項應辦事項。如機關委託技術服務廠商執行監造作業時，機關應通知廠商，技術服務廠商變更時亦同。該技術服務廠商之職權依機關之授權內容，並由機關書面通知廠商。</w:t>
       </w:r>
     </w:p>
     <w:p>
@@ -3579,7 +4217,7 @@
         <w:pStyle w:val="02-"/>
       </w:pPr>
       <w:r>
-        <w:t>(二)前款工作場地設備，指廠商為契約施工之場地或施工地點以外專為契約材料加工之場所之設備，包括施工管理、工人住宿、材料儲放等房舍及其附屬設施。該等房舍設施，應具備滿足生活與工作環境所必要之條件。</w:t>
+        <w:t>(二)工程司所指派之代表，其對廠商之指示與監督行為，效力同工程司。工程司對其代表之指派及變更，應通知廠商。</w:t>
       </w:r>
     </w:p>
     <w:p>
@@ -3587,7 +4225,71 @@
         <w:pStyle w:val="02-"/>
       </w:pPr>
       <w:r>
-        <w:t>(三)廠商自備之材料、機具、設備，其品質應符合契約之規定，進入施工場所後由廠商負責保管。非經機關書面許可，不得擅自運離。</w:t>
+        <w:t>(三)工程司之職權如下（機關可視需要調整）：</w:t>
+      </w:r>
+    </w:p>
+    <w:p>
+      <w:pPr>
+        <w:pStyle w:val="03-"/>
+      </w:pPr>
+      <w:r>
+        <w:t>1.契約之解釋。</w:t>
+      </w:r>
+    </w:p>
+    <w:p>
+      <w:pPr>
+        <w:pStyle w:val="03-"/>
+      </w:pPr>
+      <w:r>
+        <w:t>2.工程設計、品質或數量變更之審核。</w:t>
+      </w:r>
+    </w:p>
+    <w:p>
+      <w:pPr>
+        <w:pStyle w:val="03-"/>
+      </w:pPr>
+      <w:r>
+        <w:t>3.廠商所提施工計畫、施工詳圖、品質計畫及預定進度表等之審核及管制。</w:t>
+      </w:r>
+    </w:p>
+    <w:p>
+      <w:pPr>
+        <w:pStyle w:val="03-"/>
+      </w:pPr>
+      <w:r>
+        <w:t>4.工程及材料機具設備之檢（試）驗。</w:t>
+      </w:r>
+    </w:p>
+    <w:p>
+      <w:pPr>
+        <w:pStyle w:val="03-"/>
+      </w:pPr>
+      <w:r>
+        <w:t>5.廠商請款之審核簽證。</w:t>
+      </w:r>
+    </w:p>
+    <w:p>
+      <w:pPr>
+        <w:pStyle w:val="03-"/>
+      </w:pPr>
+      <w:r>
+        <w:t>6.於機關所賦職權範圍內對廠商申請事項之處理。</w:t>
+      </w:r>
+    </w:p>
+    <w:p>
+      <w:pPr>
+        <w:pStyle w:val="03-"/>
+      </w:pPr>
+      <w:r>
+        <w:t>7.契約與相關工程之配合協調事項。</w:t>
+      </w:r>
+    </w:p>
+    <w:p>
+      <w:pPr>
+        <w:pStyle w:val="03-"/>
+      </w:pPr>
+      <w:r>
+        <w:t>8.其他經機關授權並以書面通知廠商之事項。</w:t>
       </w:r>
     </w:p>
     <w:p>
@@ -3595,7 +4297,7 @@
         <w:pStyle w:val="02-"/>
       </w:pPr>
       <w:r>
-        <w:t>(四)由機關供應之材料、機具、設備，廠商應提出預定進場日期。因可歸責於機關之原因，不能於預定日期進場者，應預先書面通知廠商；致廠商未能依時履約者，廠商得依第7條第3款規定，申請延長履約期限；因此增加之必要費用，由機關負擔。</w:t>
+        <w:t>(四)廠商依契約提送機關一切之申請、報告、請款及請示事項，除另有規定外，均須送經監造單位/工程司核轉。廠商依法令規定提送政府主管機關之有關申請及報告事項，除另有規定外，均應先照會監造單位/工程司。監造單位/工程司在其職權範圍內所作之決定，廠商如有異議時，應於接獲該項決定之日起10日內以書面向機關表示，否則視同接受。</w:t>
       </w:r>
     </w:p>
     <w:p>
@@ -3603,28 +4305,52 @@
         <w:pStyle w:val="02-"/>
       </w:pPr>
       <w:r>
-        <w:t>(五)廠商領用或租借機關之材料、機具、設備，應憑證蓋章並由機關檢驗人員核轉。已領用或已租借之材料、機具、設備，須妥善保管運用維護；用畢（餘）歸還時，應清理整修至符合規定或機關認可之程度，於規定之合理期限內運交機關指定處所放置。其未辦理者，得視同廠商未完成履約。</w:t>
+        <w:t>(五)工程司代表機關處理下列非廠商責任之有關契約之協調事項：</w:t>
+      </w:r>
+    </w:p>
+    <w:p>
+      <w:pPr>
+        <w:pStyle w:val="03-"/>
+      </w:pPr>
+      <w:r>
+        <w:t>1.工地週邊公共事務之協調事項。</w:t>
+      </w:r>
+    </w:p>
+    <w:p>
+      <w:pPr>
+        <w:pStyle w:val="03-"/>
+      </w:pPr>
+      <w:r>
+        <w:t>2.工程範圍內地上（下）物拆遷作業協調事項。</w:t>
+      </w:r>
+    </w:p>
+    <w:p>
+      <w:pPr>
+        <w:pStyle w:val="03-"/>
+      </w:pPr>
+      <w:r>
+        <w:t>3.機關供給材料或機具之供應協調事項。</w:t>
       </w:r>
     </w:p>
     <w:p>
       <w:pPr>
         <w:pStyle w:val="02-"/>
       </w:pPr>
-      <w:r>
-        <w:t>(六)廠商對所領用或租借自機關之材料、機具、設備，有浪費、遺失、被竊或非自然消耗之毀損，無法返還或修理復原者，得經機關書面同意以相同者或同等品返還，或折合現金賠償。</w:t>
+    </w:p>
+    <w:p>
+      <w:pPr>
+        <w:pStyle w:val="01-"/>
+      </w:pPr>
+      <w:r>
+        <w:t>第11條　工程品管</w:t>
       </w:r>
     </w:p>
     <w:p>
       <w:pPr>
         <w:pStyle w:val="02-"/>
       </w:pPr>
-    </w:p>
-    <w:p>
-      <w:pPr>
-        <w:pStyle w:val="01-"/>
-      </w:pPr>
-      <w:r>
-        <w:t>第9條　施工管理</w:t>
+      <w:r>
+        <w:t>(一)廠商應對契約之內容充分瞭解，並切實執行。如有疑義，應於履行前向機關提出澄清，否則應依照機關之解釋辦理。</w:t>
       </w:r>
     </w:p>
     <w:p>
@@ -3632,35 +4358,11 @@
         <w:pStyle w:val="02-"/>
       </w:pPr>
       <w:r>
-        <w:t>(一)廠商應按預定施工進度，僱用足夠且具備適當技能的員工，並將所需材料、機具、設備等運至工地，如期完成契約約定之各項工作。施工期間，所有廠商員工之管理、給養、福利、衛生與安全等，及所有施工機具、設備及材料之維護與保管，均由廠商負責。</w:t>
-      </w:r>
-    </w:p>
-    <w:p>
-      <w:pPr>
-        <w:pStyle w:val="02-"/>
-      </w:pPr>
-      <w:r>
-        <w:t>(二)廠商及分包廠商員工均應遵守有關法令規定，包括施工地點當地政府、各目的事業主管機關訂定之規定，並接受機關對有關工作事項之指示。如有不照指示辦理，阻礙或影響工作進行，或其他非法、不當情事者，機關得隨時要求廠商更換員工，廠商不得拒絕。該等員工如有任何糾紛或違法行為，概由廠商負完全責任，如遇有傷亡或意外情事，亦應由廠商自行處理，與機關無涉。</w:t>
-      </w:r>
-    </w:p>
-    <w:p>
-      <w:pPr>
-        <w:pStyle w:val="02-"/>
-      </w:pPr>
-      <w:r>
-        <w:t>(三)適用營造業法之廠商應依營造業法規定設置專任工程人員、工地主任，該等人員並應依營造業法規定回訓、加入公會。工地施工期間工</w:t>
+        <w:t>(二)廠商自備材料、機具、設備在進場前，應依個案實際需要，將有關資料及可提供之樣品，先送監造單位/工程司審查同意。如需辦理檢</w:t>
       </w:r>
       <w:r>
         <w:lastRenderedPageBreak/>
-        <w:t>地主任應專駐於工地，且不得兼任工地其他職務。應設置技術士之專業工程特定施工項目、技術士種類及人數，依附錄2第9點辦理。</w:t>
-      </w:r>
-    </w:p>
-    <w:p>
-      <w:pPr>
-        <w:pStyle w:val="02-"/>
-      </w:pPr>
-      <w:r>
-        <w:t>(四)施工計畫與報表：</w:t>
+        <w:t>（試）驗之項目，得為下列方式（由機關擇一於招標時載明），且檢（試）驗合格後始得進場：</w:t>
       </w:r>
     </w:p>
     <w:p>
@@ -3668,7 +4370,7 @@
         <w:pStyle w:val="03-"/>
       </w:pPr>
       <w:r>
-        <w:t>1.廠商應於開工前，擬定施工順序及預定進度表等，並就主要施工部分敘明施工方法，繪製施工相關圖說，送請機關核定。機關為協調相關工程之配合，得指示廠商作必要之修正。</w:t>
+        <w:t>□檢（試）驗由機關辦理：廠商會同監造單位/工程司取樣後，送往機關指定之檢（試）驗單位辦理檢（試）驗，檢（試）驗費用由機關支付，不納入契約價金。</w:t>
       </w:r>
     </w:p>
     <w:p>
@@ -3676,31 +4378,7 @@
         <w:pStyle w:val="03-"/>
       </w:pPr>
       <w:r>
-        <w:t>2.對於汛期施工有致災風險之工程，廠商應於提報之施工計畫內納入相關防災內容；其內容除機關及監造單位另有規定外，重點如下：</w:t>
-      </w:r>
-    </w:p>
-    <w:p>
-      <w:pPr>
-        <w:pStyle w:val="04-1"/>
-      </w:pPr>
-      <w:r>
-        <w:t>(1)充分考量汛期颱風、豪雨對工地可能造成之影響，合理安排施工順序及進度，並妥擬緊急應變及防災措施。</w:t>
-      </w:r>
-    </w:p>
-    <w:p>
-      <w:pPr>
-        <w:pStyle w:val="04-1"/>
-      </w:pPr>
-      <w:r>
-        <w:t>(2)訂定汛期工地防災自主檢查表，並確實辦理檢查。</w:t>
-      </w:r>
-    </w:p>
-    <w:p>
-      <w:pPr>
-        <w:pStyle w:val="04-1"/>
-      </w:pPr>
-      <w:r>
-        <w:t>(3)凡涉及河川堤防之破堤或有水患之虞者，應納入防洪、破堤有關之工作項目及作業規定。</w:t>
+        <w:t>□檢（試）驗由廠商依機關指定程序辦理：廠商會同監造單位/工程司取樣後，送往機關指定之檢（試）驗單位辦理檢（試）驗，檢（試）驗費用納入契約價金，由機關以代收代付方式支付。</w:t>
       </w:r>
     </w:p>
     <w:p>
@@ -3708,39 +4386,14 @@
         <w:pStyle w:val="03-"/>
       </w:pPr>
       <w:r>
-        <w:t>3.預定進度表之格式及細節，應標示施工詳圖送審日期、主要器材設備訂購與進場之日期、各項工作之起始日期、各類別工人調派配置日期及人數等，並標示契約之施工要徑，俾供後續契約變更時檢核工期之依據。廠商在擬定前述工期時，應考量施工當地天候對契約之影響。預定進度表，經機關修正或核定者，不因此免除廠商對契約竣工期限所應負之全部責任。</w:t>
-      </w:r>
-    </w:p>
-    <w:p>
-      <w:pPr>
-        <w:pStyle w:val="03-"/>
-      </w:pPr>
-      <w:r>
-        <w:t>4.廠商應繪製職業安全衛生相關設施之施工詳圖。機關應確實依廠商實際施作之數量辦理估驗。</w:t>
-      </w:r>
-    </w:p>
-    <w:p>
-      <w:pPr>
-        <w:pStyle w:val="03-"/>
-      </w:pPr>
-      <w:r>
-        <w:t>5.廠商於契約施工期間，應按機關同意之格式，按約定之時間，填寫施工日誌，送請機關核備。</w:t>
-      </w:r>
-    </w:p>
-    <w:p>
-      <w:pPr>
-        <w:pStyle w:val="02-"/>
-      </w:pPr>
-      <w:r>
-        <w:t>(五)工作安全與衛生：依附錄1辦理。</w:t>
-      </w:r>
-    </w:p>
-    <w:p>
-      <w:pPr>
-        <w:pStyle w:val="02-"/>
-      </w:pPr>
-      <w:r>
-        <w:t>(六)配合施工：</w:t>
+        <w:rPr>
+          <w:rFonts w:hint="eastAsia"/>
+          <w:color w:val="FF0000"/>
+        </w:rPr>
+        <w:t>■</w:t>
+      </w:r>
+      <w:r>
+        <w:t>檢（試）驗由廠商辦理：監造單位/工程司會同廠商取樣後，送經監造單位/工程司提報並經機關審查核定之檢（試）驗單位辦理檢（試）驗，並由監造單位/工程司指定檢（試）驗報告寄送地點，檢（試）驗費用由廠商負擔。</w:t>
       </w:r>
     </w:p>
     <w:p>
@@ -3748,637 +4401,7 @@
         <w:pStyle w:val="02--2"/>
       </w:pPr>
       <w:r>
-        <w:t>與契約工程有關之其他工程，經機關交由其他廠商承包時，廠商有與其他廠商互相協調配合之義務，以使該等工作得以順利進行，如因配合施工致增加不可預知之必要費用，得以契約變更增加契約價金。因工作不能協調配合，致生錯誤、延誤工期或意外事故，其可歸責於廠商者，由廠商負責並賠償。如有任一廠商因此受損者，應於事故發生後儘速書面通知機關，由機關邀集雙方協調解決。其經協調仍無法達成協議者，由相關廠商依民事程序解決。</w:t>
-      </w:r>
-    </w:p>
-    <w:p>
-      <w:pPr>
-        <w:pStyle w:val="02-"/>
-      </w:pPr>
-      <w:r>
-        <w:t>(七)工程保管：</w:t>
-      </w:r>
-    </w:p>
-    <w:p>
-      <w:pPr>
-        <w:pStyle w:val="03-"/>
-      </w:pPr>
-      <w:r>
-        <w:t>1.履約標的未經驗收移交接管單位接收前，所有已完成之工程及到場之材料、機具、設備，包括機關供給及廠商自備者，均由廠商負責保管。如有損壞缺少，概由廠商負責賠償。其經機關驗收付款者，所有權屬機關，禁止轉讓、抵押或任意更換、拆換。</w:t>
-      </w:r>
-    </w:p>
-    <w:p>
-      <w:pPr>
-        <w:pStyle w:val="03-"/>
-      </w:pPr>
-      <w:r>
-        <w:t>2.工程未經驗收前，機關因需要使用時，廠商不得拒絕。但機關應先就該部分辦理驗收或分段查驗供驗收之用，並由雙方會同使用單位</w:t>
-      </w:r>
-      <w:r>
-        <w:lastRenderedPageBreak/>
-        <w:t>協商認定權利與義務。使用期間因非可歸責於廠商之事由，致遺失或損壞者，應由機關負責。</w:t>
-      </w:r>
-    </w:p>
-    <w:p>
-      <w:pPr>
-        <w:pStyle w:val="02-"/>
-      </w:pPr>
-      <w:r>
-        <w:t>(八)廠商之工地管理：依附錄2辦理。</w:t>
-      </w:r>
-    </w:p>
-    <w:p>
-      <w:pPr>
-        <w:pStyle w:val="02-"/>
-      </w:pPr>
-      <w:r>
-        <w:t>(九)廠商履約時於工地發現化石、錢幣、有價文物、古蹟、具有考古或地質研究價值之構造或物品、具有商業價值而未列入契約價金估算之砂石或其他有價物，應通知機關處理，廠商不得占為己有。</w:t>
-      </w:r>
-    </w:p>
-    <w:p>
-      <w:pPr>
-        <w:pStyle w:val="02-"/>
-      </w:pPr>
-      <w:r>
-        <w:t>(十)各項設施或設備，依法令規定須由專業技術人員安裝、施工或檢驗者，廠商應依規定辦理。</w:t>
-      </w:r>
-    </w:p>
-    <w:p>
-      <w:pPr>
-        <w:pStyle w:val="02-"/>
-      </w:pPr>
-      <w:r>
-        <w:t>(十一)轉包及分包：</w:t>
-      </w:r>
-    </w:p>
-    <w:p>
-      <w:pPr>
-        <w:pStyle w:val="03-"/>
-      </w:pPr>
-      <w:r>
-        <w:t>1.廠商不得將契約轉包。廠商亦不得以不具備履行契約分包事項能力、未依法登記或設立，或依採購法第103條規定不得作為參加投標或作為決標對象或分包廠商之廠商為分包廠商。</w:t>
-      </w:r>
-    </w:p>
-    <w:p>
-      <w:pPr>
-        <w:pStyle w:val="03-"/>
-      </w:pPr>
-      <w:r>
-        <w:t>2.廠商擬分包之項目及分包廠商，機關得予審查。</w:t>
-      </w:r>
-    </w:p>
-    <w:p>
-      <w:pPr>
-        <w:pStyle w:val="03-"/>
-      </w:pPr>
-      <w:r>
-        <w:t>3.廠商對於分包廠商履約之部分，仍應負完全責任。分包契約報備於機關者，亦同。</w:t>
-      </w:r>
-    </w:p>
-    <w:p>
-      <w:pPr>
-        <w:pStyle w:val="03-"/>
-      </w:pPr>
-      <w:r>
-        <w:t>4.分包廠商不得將分包契約轉包。其有違反者，廠商應更換分包廠商。</w:t>
-      </w:r>
-    </w:p>
-    <w:p>
-      <w:pPr>
-        <w:pStyle w:val="03-"/>
-      </w:pPr>
-      <w:r>
-        <w:t>5.廠商違反不得轉包之規定時，機關得解除契約、終止契約或沒收保證金，並得要求損害賠償。</w:t>
-      </w:r>
-    </w:p>
-    <w:p>
-      <w:pPr>
-        <w:pStyle w:val="03-"/>
-      </w:pPr>
-      <w:r>
-        <w:t>6.轉包廠商與廠商對機關負連帶履行及賠償責任。再轉包者，亦同。</w:t>
-      </w:r>
-    </w:p>
-    <w:p>
-      <w:pPr>
-        <w:pStyle w:val="03-"/>
-      </w:pPr>
-      <w:r>
-        <w:t>7.廠商應於下列分包部分開始作業前，將分包廠商名單送機關備查（由機關視個案情形於招標時載明；未載明者無)：</w:t>
-      </w:r>
-    </w:p>
-    <w:p>
-      <w:pPr>
-        <w:pStyle w:val="04-1"/>
-      </w:pPr>
-      <w:r>
-        <w:t>(1)專業部分：＿＿＿。</w:t>
-      </w:r>
-    </w:p>
-    <w:p>
-      <w:pPr>
-        <w:pStyle w:val="04-1"/>
-      </w:pPr>
-      <w:r>
-        <w:t>(2)達一定數量或金額之部分：＿＿＿。</w:t>
-      </w:r>
-    </w:p>
-    <w:p>
-      <w:pPr>
-        <w:pStyle w:val="04-1"/>
-      </w:pPr>
-      <w:r>
-        <w:t>(3)進度落後達＿%之部分：＿＿＿。(未載明落後百分比者不適用）</w:t>
-      </w:r>
-    </w:p>
-    <w:p>
-      <w:pPr>
-        <w:pStyle w:val="02-"/>
-      </w:pPr>
-      <w:r>
-        <w:t>(十二)廠商及分包廠商履約，不得有下列情形：僱用依法不得從事其工作之人員（含非法外勞）、供應不法來源之財物、使用非法車輛或工具、提供不實證明、違反人口販運防制法、非法棄置土石、廢棄物或其他不法或不當行為。</w:t>
-      </w:r>
-    </w:p>
-    <w:p>
-      <w:pPr>
-        <w:pStyle w:val="02-"/>
-      </w:pPr>
-      <w:r>
-        <w:t>(十三)廠商及分包廠商履約時，除依規定申請聘僱或調派外籍勞工者外，均不得僱用外籍勞工。違法僱用外籍勞工者，機關除通知就業服務法主管機關依規定處罰外，情節重大者，得與廠商終止或解除契約。其因此造成損害者，並得向廠商請求損害賠償。</w:t>
-      </w:r>
-    </w:p>
-    <w:p>
-      <w:pPr>
-        <w:pStyle w:val="02-"/>
-      </w:pPr>
-      <w:r>
-        <w:t>(十四)採購標的之進出口、供應、興建或使用涉及政府規定之許可證、執照或其他許可文件者，依文件核發對象，由機關或廠商分別負責取得。但屬應由機關取得者，機關得通知廠商代為取得，費用詳第3條第4款。屬外國政府或其授權機構核發之文件者，由廠商負責取得，並由機關提供必要之協助。如因未能取得上開文件，致造成契約當事人一方之損害，應由造成損害原因之他方負責賠償。</w:t>
-      </w:r>
-    </w:p>
-    <w:p>
-      <w:pPr>
-        <w:pStyle w:val="02-"/>
-      </w:pPr>
-      <w:r>
-        <w:lastRenderedPageBreak/>
-        <w:t>(十五)廠商應依契約文件標示之參考原點、路線、坡度及高程，負責辦理工程之放樣，如發現錯誤或矛盾處，應即向監造單位/工程司反映，並予澄清，以確保本工程各部分位置、高程、尺寸及路線之正確性，並對其工地作業及施工方法之適當性、可靠性及安全性負完全責任。</w:t>
-      </w:r>
-    </w:p>
-    <w:p>
-      <w:pPr>
-        <w:pStyle w:val="02-"/>
-      </w:pPr>
-      <w:r>
-        <w:t>(十六)廠商之工地作業有發生意外事件之虞時，廠商應立即採取防範措施。發生意外時，應立即採取搶救，並依職業安全衛生法等規定實施調查、分析及作成紀錄，且於取得必要之許可後，為復原、重建等措施，另應對機關與第三人之損害進行賠償。</w:t>
-      </w:r>
-    </w:p>
-    <w:p>
-      <w:pPr>
-        <w:pStyle w:val="02-"/>
-      </w:pPr>
-      <w:r>
-        <w:t>(十七)機關於廠商履約中，若可預見其履約瑕疵，或其有其他違反契約之情事者，得通知廠商限期改善。</w:t>
-      </w:r>
-    </w:p>
-    <w:p>
-      <w:pPr>
-        <w:pStyle w:val="02-"/>
-      </w:pPr>
-      <w:r>
-        <w:t>(十八)廠商不於前款期限內，依照改善或履行者，機關得採行下列措施：</w:t>
-      </w:r>
-    </w:p>
-    <w:p>
-      <w:pPr>
-        <w:pStyle w:val="03-"/>
-      </w:pPr>
-      <w:r>
-        <w:t>1.自行或使第三人改善或繼續其工作，其費用由廠商負擔。</w:t>
-      </w:r>
-    </w:p>
-    <w:p>
-      <w:pPr>
-        <w:pStyle w:val="03-"/>
-      </w:pPr>
-      <w:r>
-        <w:t>2.終止或解除契約，並得請求損害賠償。</w:t>
-      </w:r>
-    </w:p>
-    <w:p>
-      <w:pPr>
-        <w:pStyle w:val="03-"/>
-      </w:pPr>
-      <w:r>
-        <w:t>3.通知廠商暫停履約。</w:t>
-      </w:r>
-    </w:p>
-    <w:p>
-      <w:pPr>
-        <w:pStyle w:val="02-"/>
-      </w:pPr>
-      <w:r>
-        <w:t>(十九)機關提供之履約場所，各得標廠商有共同使用之需要者，廠商應依與其他廠商協議或機關協調之結果共用場所。</w:t>
-      </w:r>
-    </w:p>
-    <w:p>
-      <w:pPr>
-        <w:pStyle w:val="02-"/>
-      </w:pPr>
-      <w:r>
-        <w:t>(二十)機關提供或將其所有之財物供廠商加工、改善或維修，其須將標的運出機關場所者，該財物之滅失、減損或遭侵占時，廠商應負賠償責任。機關並得視實際需要規定廠商繳納與標的等值或一定金額之保證金＿＿＿＿＿＿＿＿＿＿＿＿＿（由機關視需要於招標時載明）。</w:t>
-      </w:r>
-    </w:p>
-    <w:p>
-      <w:pPr>
-        <w:pStyle w:val="02-"/>
-      </w:pPr>
-      <w:r>
-        <w:t>(廿一)契約使用之土地，由機關於開工前提供，其地界由機關指定。如因機關未及時提供土地，致廠商未能依時履約者，廠商得依第7條第3款規定，申請延長履約期限；因此增加之必要費用，由機關負擔。該土地之使用如有任何糾紛，除因可歸責於廠商所致者外，由機關負責；其地上（下）物的清除，除另有規定外，由機關負責處理。</w:t>
-      </w:r>
-    </w:p>
-    <w:p>
-      <w:pPr>
-        <w:pStyle w:val="02-"/>
-      </w:pPr>
-      <w:r>
-        <w:t>(廿二)本工程使用預拌混凝土之情形如下：（由機關於招標時載明）</w:t>
-      </w:r>
-    </w:p>
-    <w:p>
-      <w:pPr>
-        <w:pStyle w:val="02--2"/>
-      </w:pPr>
-      <w:r>
-        <w:rPr>
-          <w:rFonts w:hint="eastAsia"/>
-          <w:color w:val="FF0000"/>
-        </w:rPr>
-        <w:t>■</w:t>
-      </w:r>
-      <w:r>
-        <w:t>廠商使用之預拌混凝土，原則應由合格預拌混凝土廠供應。依個案特殊需求需設置工地型預拌混凝土設備者，應評估設置之必要性，並經上級機關同意後，始得允許廠商依相關法規設置工地型預拌混凝土設備，評估項目包括但不限於工地附近20公里運距內有無足夠合法預拌混凝土廠，或其產品能否滿足工程之需求。設置工地型預拌混凝土設備者，其處理方式如下：</w:t>
-      </w:r>
-    </w:p>
-    <w:p>
-      <w:pPr>
-        <w:pStyle w:val="03-"/>
-      </w:pPr>
-      <w:r>
-        <w:t>1.工地型預拌混凝土設備設置生產前，應依職業安全衛生法、空氣污染防制法、水污染防治法、噪音管制法等相關法令，取得各該主管機關許可。</w:t>
-      </w:r>
-    </w:p>
-    <w:p>
-      <w:pPr>
-        <w:pStyle w:val="03-"/>
-      </w:pPr>
-      <w:r>
-        <w:t>2.工程所需材料應以合法且未超載車輛運送。</w:t>
-      </w:r>
-    </w:p>
-    <w:p>
-      <w:pPr>
-        <w:pStyle w:val="03-"/>
-      </w:pPr>
-      <w:r>
-        <w:t>3.設置期間應每月製作生產紀錄表，並隨時提供機關查閱。</w:t>
-      </w:r>
-    </w:p>
-    <w:p>
-      <w:pPr>
-        <w:pStyle w:val="03-"/>
-      </w:pPr>
-      <w:r>
-        <w:t>4.工程竣工後，預拌混凝土設備之拆除，應列入驗收項目；未拆除時，列入驗收缺點限期改善，逾期之日數，依第17條遲延履約規定</w:t>
-      </w:r>
-      <w:r>
-        <w:lastRenderedPageBreak/>
-        <w:t>計算逾期違約金。</w:t>
-      </w:r>
-    </w:p>
-    <w:p>
-      <w:pPr>
-        <w:pStyle w:val="03-"/>
-      </w:pPr>
-      <w:r>
-        <w:t>5.工程竣工後，預拌混凝土設備拆除完畢前，不得支付尾款。</w:t>
-      </w:r>
-    </w:p>
-    <w:p>
-      <w:pPr>
-        <w:pStyle w:val="03-"/>
-      </w:pPr>
-      <w:r>
-        <w:t>6.屆期未拆除完畢者，機關得強制拆除並由廠商支付拆除費用，或由工程尾款中扣除，並視其情形依採購法第101條規定處理。</w:t>
-      </w:r>
-    </w:p>
-    <w:p>
-      <w:pPr>
-        <w:pStyle w:val="03-"/>
-      </w:pPr>
-      <w:r>
-        <w:t>7.廠商應出具切結書；其內容應包括下列各款：</w:t>
-      </w:r>
-    </w:p>
-    <w:p>
-      <w:pPr>
-        <w:pStyle w:val="04-1"/>
-      </w:pPr>
-      <w:r>
-        <w:t>(1)專供本契約工程預拌混凝土材料，不得對外營業。</w:t>
-      </w:r>
-    </w:p>
-    <w:p>
-      <w:pPr>
-        <w:pStyle w:val="04-1"/>
-      </w:pPr>
-      <w:r>
-        <w:t>(2)工程竣工後驗收前或契約終止（解除）後1個月內，該預拌混凝土設備必須拆除完畢並恢復原狀。</w:t>
-      </w:r>
-    </w:p>
-    <w:p>
-      <w:pPr>
-        <w:pStyle w:val="04-1"/>
-      </w:pPr>
-      <w:r>
-        <w:t>(3)因該預拌混凝土設備之設置造成之污染、損鄰等可歸責之事故，悉由廠商負完全責任。</w:t>
-      </w:r>
-    </w:p>
-    <w:p>
-      <w:pPr>
-        <w:pStyle w:val="02--2"/>
-      </w:pPr>
-      <w:r>
-        <w:t>□本工程處離島地區，且境內無符合「工廠管理輔導法」之預拌混凝土廠，其處理方式如下：＿＿＿＿＿＿＿＿＿＿＿＿＿＿＿＿＿。</w:t>
-      </w:r>
-    </w:p>
-    <w:p>
-      <w:pPr>
-        <w:pStyle w:val="02--2"/>
-      </w:pPr>
-      <w:r>
-        <w:t>□預拌混凝土廠或「公共工程工地型預拌混凝土設備」之品質控管方式，依工程會所訂「公共工程施工綱要規範」（完整版）第03050章「混凝土基本材料及施工一般要求」第1.5.2款「拌合廠規模、設備及品質控制等資料」辦理。</w:t>
-      </w:r>
-    </w:p>
-    <w:p>
-      <w:pPr>
-        <w:pStyle w:val="02-"/>
-      </w:pPr>
-      <w:r>
-        <w:t>(廿三)營建土石方之處理：</w:t>
-      </w:r>
-    </w:p>
-    <w:p>
-      <w:pPr>
-        <w:pStyle w:val="03-"/>
-      </w:pPr>
-      <w:r>
-        <w:t>□廠商應運送＿＿＿＿＿＿＿或向＿＿＿＿＿＿借土（機關於招標文件中擇一建議之合法土資場或借土區），或於不影響履約、不重複計價、不提高契約價金及扣除節省費用價差之前提下，自覓符合契約及相關法規要求之合法土資場或借土區，依契約變更程序經機關同意後辦理（廠商如於投標文件中建議其他合法土資場或借土區，並經機關審查同意者，亦可）。</w:t>
-      </w:r>
-    </w:p>
-    <w:p>
-      <w:pPr>
-        <w:pStyle w:val="03-"/>
-      </w:pPr>
-      <w:r>
-        <w:t>□由機關另案招標，契約價金不含營建土石方處理費用；誤列為履約項目者，該部分金額不予給付。</w:t>
-      </w:r>
-    </w:p>
-    <w:p>
-      <w:pPr>
-        <w:pStyle w:val="02-"/>
-      </w:pPr>
-      <w:r>
-        <w:t>(廿四)基於合理的備標成本及等標期，廠商應被認為已取得了履約所需之全部必要資料，包含（但不限於）法令、天候條件及機關負責提供之現場數據（例如機關提供之地質鑽探或地表下地質資料）等，並於投標前已完成該資料之檢查與審核。</w:t>
-      </w:r>
-    </w:p>
-    <w:p>
-      <w:pPr>
-        <w:pStyle w:val="02-"/>
-      </w:pPr>
-      <w:r>
-        <w:t>(廿五)工作協調及工程會議：依附錄3辦理。</w:t>
-      </w:r>
-    </w:p>
-    <w:p>
-      <w:pPr>
-        <w:pStyle w:val="02-"/>
-      </w:pPr>
-      <w:r>
-        <w:t>(廿六)其他：＿＿＿＿＿＿＿＿＿＿（由機關擇需要者於招標時載明）。</w:t>
-      </w:r>
-    </w:p>
-    <w:p>
-      <w:pPr>
-        <w:pStyle w:val="02-"/>
-      </w:pPr>
-    </w:p>
-    <w:p>
-      <w:pPr>
-        <w:pStyle w:val="01-"/>
-      </w:pPr>
-      <w:r>
-        <w:t>第10條　監造作業</w:t>
-      </w:r>
-    </w:p>
-    <w:p>
-      <w:pPr>
-        <w:pStyle w:val="02-"/>
-      </w:pPr>
-      <w:r>
-        <w:t>(一)契約履約期間，機關得視案件性質及實際需要指派工程司駐場，代表機關監督廠商履行契約各項應辦事項。如機關委託技術服務廠商執行監造作業時，機關應通知廠商，技術服務廠商變更時亦同。該技術服務廠商之職權依機關之授權內容，並由機關書面通知廠商。</w:t>
-      </w:r>
-    </w:p>
-    <w:p>
-      <w:pPr>
-        <w:pStyle w:val="02-"/>
-      </w:pPr>
-      <w:r>
-        <w:t>(二)工程司所指派之代表，其對廠商之指示與監督行為，效力同工程司。工程司對其代表之指派及變更，應通知廠商。</w:t>
-      </w:r>
-    </w:p>
-    <w:p>
-      <w:pPr>
-        <w:pStyle w:val="02-"/>
-      </w:pPr>
-      <w:r>
-        <w:lastRenderedPageBreak/>
-        <w:t>(三)工程司之職權如下（機關可視需要調整）：</w:t>
-      </w:r>
-    </w:p>
-    <w:p>
-      <w:pPr>
-        <w:pStyle w:val="03-"/>
-      </w:pPr>
-      <w:r>
-        <w:t>1.契約之解釋。</w:t>
-      </w:r>
-    </w:p>
-    <w:p>
-      <w:pPr>
-        <w:pStyle w:val="03-"/>
-      </w:pPr>
-      <w:r>
-        <w:t>2.工程設計、品質或數量變更之審核。</w:t>
-      </w:r>
-    </w:p>
-    <w:p>
-      <w:pPr>
-        <w:pStyle w:val="03-"/>
-      </w:pPr>
-      <w:r>
-        <w:t>3.廠商所提施工計畫、施工詳圖、品質計畫及預定進度表等之審核及管制。</w:t>
-      </w:r>
-    </w:p>
-    <w:p>
-      <w:pPr>
-        <w:pStyle w:val="03-"/>
-      </w:pPr>
-      <w:r>
-        <w:t>4.工程及材料機具設備之檢（試）驗。</w:t>
-      </w:r>
-    </w:p>
-    <w:p>
-      <w:pPr>
-        <w:pStyle w:val="03-"/>
-      </w:pPr>
-      <w:r>
-        <w:t>5.廠商請款之審核簽證。</w:t>
-      </w:r>
-    </w:p>
-    <w:p>
-      <w:pPr>
-        <w:pStyle w:val="03-"/>
-      </w:pPr>
-      <w:r>
-        <w:t>6.於機關所賦職權範圍內對廠商申請事項之處理。</w:t>
-      </w:r>
-    </w:p>
-    <w:p>
-      <w:pPr>
-        <w:pStyle w:val="03-"/>
-      </w:pPr>
-      <w:r>
-        <w:t>7.契約與相關工程之配合協調事項。</w:t>
-      </w:r>
-    </w:p>
-    <w:p>
-      <w:pPr>
-        <w:pStyle w:val="03-"/>
-      </w:pPr>
-      <w:r>
-        <w:t>8.其他經機關授權並以書面通知廠商之事項。</w:t>
-      </w:r>
-    </w:p>
-    <w:p>
-      <w:pPr>
-        <w:pStyle w:val="02-"/>
-      </w:pPr>
-      <w:r>
-        <w:t>(四)廠商依契約提送機關一切之申請、報告、請款及請示事項，除另有規定外，均須送經監造單位/工程司核轉。廠商依法令規定提送政府主管機關之有關申請及報告事項，除另有規定外，均應先照會監造單位/工程司。監造單位/工程司在其職權範圍內所作之決定，廠商如有異議時，應於接獲該項決定之日起10日內以書面向機關表示，否則視同接受。</w:t>
-      </w:r>
-    </w:p>
-    <w:p>
-      <w:pPr>
-        <w:pStyle w:val="02-"/>
-      </w:pPr>
-      <w:r>
-        <w:t>(五)工程司代表機關處理下列非廠商責任之有關契約之協調事項：</w:t>
-      </w:r>
-    </w:p>
-    <w:p>
-      <w:pPr>
-        <w:pStyle w:val="03-"/>
-      </w:pPr>
-      <w:r>
-        <w:t>1.工地週邊公共事務之協調事項。</w:t>
-      </w:r>
-    </w:p>
-    <w:p>
-      <w:pPr>
-        <w:pStyle w:val="03-"/>
-      </w:pPr>
-      <w:r>
-        <w:t>2.工程範圍內地上（下）物拆遷作業協調事項。</w:t>
-      </w:r>
-    </w:p>
-    <w:p>
-      <w:pPr>
-        <w:pStyle w:val="03-"/>
-      </w:pPr>
-      <w:r>
-        <w:t>3.機關供給材料或機具之供應協調事項。</w:t>
-      </w:r>
-    </w:p>
-    <w:p>
-      <w:pPr>
-        <w:pStyle w:val="02-"/>
-      </w:pPr>
-    </w:p>
-    <w:p>
-      <w:pPr>
-        <w:pStyle w:val="01-"/>
-      </w:pPr>
-      <w:r>
-        <w:t>第11條　工程品管</w:t>
-      </w:r>
-    </w:p>
-    <w:p>
-      <w:pPr>
-        <w:pStyle w:val="02-"/>
-      </w:pPr>
-      <w:r>
-        <w:t>(一)廠商應對契約之內容充分瞭解，並切實執行。如有疑義，應於履行前向機關提出澄清，否則應依照機關之解釋辦理。</w:t>
-      </w:r>
-    </w:p>
-    <w:p>
-      <w:pPr>
-        <w:pStyle w:val="02-"/>
-      </w:pPr>
-      <w:r>
-        <w:t>(二)廠商自備材料、機具、設備在進場前，應依個案實際需要，將有關資料及可提供之樣品，先送監造單位/工程司審查同意。如需辦理檢（試）驗之項目，得為下列方式（由機關擇一於招標時載明），且檢（試）驗合格後始得進場：</w:t>
-      </w:r>
-    </w:p>
-    <w:p>
-      <w:pPr>
-        <w:pStyle w:val="03-"/>
-      </w:pPr>
-      <w:r>
-        <w:t>□檢（試）驗由機關辦理：廠商會同監造單位/工程司取樣後，送往機關指定之檢（試）驗單位辦理檢（試）驗，檢（試）驗費用由機關支付，不納入契約價金。</w:t>
-      </w:r>
-    </w:p>
-    <w:p>
-      <w:pPr>
-        <w:pStyle w:val="03-"/>
-      </w:pPr>
-      <w:r>
-        <w:t>□檢（試）驗由廠商依機關指定程序辦理：廠商會同監造單位/工程司取樣後，送往機關指定之檢（試）驗單位辦理檢（試）驗，檢（試）驗費用納入契約價金，由機關以代收代付方式支付。</w:t>
-      </w:r>
-    </w:p>
-    <w:p>
-      <w:pPr>
-        <w:pStyle w:val="03-"/>
-      </w:pPr>
-      <w:r>
-        <w:rPr>
-          <w:rFonts w:hint="eastAsia"/>
-          <w:color w:val="FF0000"/>
-        </w:rPr>
-        <w:t>■</w:t>
-      </w:r>
-      <w:r>
-        <w:t>檢（試）驗由廠商辦理：監造單位/工程司會同廠商取樣後，送經監造單位/工程司提報並經機關審查核定之檢（試）驗單位辦理檢（試）驗，並由監造單位/工程司指定檢（試）驗報告寄送地點，檢（試）驗費用由廠商負擔。</w:t>
-      </w:r>
-    </w:p>
-    <w:p>
-      <w:pPr>
-        <w:pStyle w:val="02--2"/>
-      </w:pPr>
-      <w:r>
-        <w:t>因機關需求而就同一標的作2次以上檢（試）驗者，其所生費用，結果</w:t>
-      </w:r>
-      <w:r>
-        <w:lastRenderedPageBreak/>
-        <w:t>合格者由機關負擔；不合格者由廠商負擔。該等材料、機具、設備進場時，廠商仍應通知監造單位/工程司或其代表人作現場檢驗。其有關資料、樣品、取樣、檢（試）驗等之處理，同上述進場前之處理方式。</w:t>
+        <w:t>因機關需求而就同一標的作2次以上檢（試）驗者，其所生費用，結果合格者由機關負擔；不合格者由廠商負擔。該等材料、機具、設備進場時，廠商仍應通知監造單位/工程司或其代表人作現場檢驗。其有關資料、樣品、取樣、檢（試）驗等之處理，同上述進場前之處理方式。</w:t>
       </w:r>
     </w:p>
     <w:p>
@@ -4493,7 +4516,11 @@
         <w:pStyle w:val="03-"/>
       </w:pPr>
       <w:r>
-        <w:t>3.契約施工期間，廠商應按規定之階段報請監造單位/工程司查驗，監造單位/工程司發現廠商未按規定階段報請查驗，而擅自繼續次一階段工作時，機關得要求廠商將未經查驗及擅自施工部分拆除重做，其一切損失概由廠商自行負擔。但監造單位/工程司應指派專責查驗人員隨時辦理廠商申請之查驗工作，不得無故遲延。</w:t>
+        <w:t>3.契約施工期間，廠商應按規定之階段報請監造單位/工程司查驗，監造單位/工程司發現廠商未按規定階段報請查驗，而擅自繼續次一階段工作時，機關得要求廠商將未經查驗及擅自施工部分拆除重做，其一切損失概由廠商自行負擔。但監造單位/工程司應指派專責查驗</w:t>
+      </w:r>
+      <w:r>
+        <w:lastRenderedPageBreak/>
+        <w:t>人員隨時辦理廠商申請之查驗工作，不得無故遲延。</w:t>
       </w:r>
     </w:p>
     <w:p>
@@ -4533,16 +4560,120 @@
         <w:pStyle w:val="03-"/>
       </w:pPr>
       <w:r>
+        <w:t>8.工程施工中之查驗，應遵守營造業法第41條第1項規定。（適用於營造業者之廠商）。</w:t>
+      </w:r>
+    </w:p>
+    <w:p>
+      <w:pPr>
+        <w:pStyle w:val="02-"/>
+      </w:pPr>
+      <w:r>
+        <w:t>(七)廠商應免費提供機關依契約辦理查驗、測試、檢驗、初驗及驗收所必須之儀器、機具、設備、人工及資料。但契約另有規定者，不在此限。契約規定以外之查驗、測試或檢驗，其結果不符合契約規定者，由廠商負擔所生之費用；結果符合者，由機關負擔費用。</w:t>
+      </w:r>
+    </w:p>
+    <w:p>
+      <w:pPr>
+        <w:pStyle w:val="02-"/>
+      </w:pPr>
+      <w:r>
+        <w:t>(八)機關提供設備或材料供廠商履約者，廠商應於收受時作必要之檢查，以確定其符合履約需要，並作成紀錄。設備或材料經廠商收受後，其滅失或損害，由廠商負責。</w:t>
+      </w:r>
+    </w:p>
+    <w:p>
+      <w:pPr>
+        <w:pStyle w:val="02-"/>
+      </w:pPr>
+      <w:r>
+        <w:t>(九)有關其他工程品管未盡事宜，契約施工期間，廠商應遵照公共工程施工品質管理作業要點辦理。</w:t>
+      </w:r>
+    </w:p>
+    <w:p>
+      <w:pPr>
+        <w:pStyle w:val="02-"/>
+      </w:pPr>
+      <w:r>
+        <w:t>(十)對於依採購法第70條規定設立之工程施工查核小組查核結果，廠商品質缺失懲罰性違約金之基準如下：</w:t>
+      </w:r>
+    </w:p>
+    <w:p>
+      <w:pPr>
+        <w:pStyle w:val="03-"/>
+      </w:pPr>
+      <w:r>
+        <w:t>1.懲罰性違約金金額，應依查核小組查核之品質缺失扣點數計算之。每點罰款金額如下：</w:t>
+      </w:r>
+    </w:p>
+    <w:p>
+      <w:pPr>
+        <w:pStyle w:val="04-1"/>
+      </w:pPr>
+      <w:r>
+        <w:t>(1)巨額之工程：新臺幣8,000元。</w:t>
+      </w:r>
+    </w:p>
+    <w:p>
+      <w:pPr>
+        <w:pStyle w:val="04-1"/>
+      </w:pPr>
+      <w:r>
+        <w:t>(2)查核金額以上未達巨額之工程：新臺幣4,000元。</w:t>
+      </w:r>
+    </w:p>
+    <w:p>
+      <w:pPr>
+        <w:pStyle w:val="04-1"/>
+      </w:pPr>
+      <w:r>
+        <w:t>(3)新臺幣1,000萬元以上未達查核金額之工程：新臺幣2,000元。</w:t>
+      </w:r>
+    </w:p>
+    <w:p>
+      <w:pPr>
+        <w:pStyle w:val="04-1"/>
+      </w:pPr>
+      <w:r>
+        <w:t>(4)未達新臺幣1,000萬元之工程：新臺幣1,000元。</w:t>
+      </w:r>
+    </w:p>
+    <w:p>
+      <w:pPr>
+        <w:pStyle w:val="03-"/>
+      </w:pPr>
+      <w:r>
+        <w:t>2.查核結果，成績為丙等且可歸責於廠商者，除依「工程施工查核小組作業辦法」規定辦理外，其品質缺失懲罰性違約金金額，應依前目計算之金額加計本工程品管費用之＿%（由機關於招標時載明；未載明者，為1%）。</w:t>
+      </w:r>
+    </w:p>
+    <w:p>
+      <w:pPr>
+        <w:pStyle w:val="03-"/>
+      </w:pPr>
+      <w:r>
+        <w:t>3.品質缺失懲罰性違約金之支付，機關應自應付價金中扣抵；其有不足者，得通知廠商繳納或自保證金扣抵。</w:t>
+      </w:r>
+    </w:p>
+    <w:p>
+      <w:pPr>
+        <w:pStyle w:val="03-"/>
+      </w:pPr>
+      <w:r>
+        <w:t>4.品質缺失懲罰性違約金之總額，以契約價金總額之＿%（由機關於招</w:t>
+      </w:r>
+      <w:r>
         <w:lastRenderedPageBreak/>
-        <w:t>8.工程施工中之查驗，應遵守營造業法第41條第1項規定。（適用於營造業者之廠商）。</w:t>
+        <w:t>標時載明；未載明者，為20%）為上限。所稱契約價金總額，依第17條第11款認定。</w:t>
       </w:r>
     </w:p>
     <w:p>
       <w:pPr>
         <w:pStyle w:val="02-"/>
       </w:pPr>
-      <w:r>
-        <w:t>(七)廠商應免費提供機關依契約辦理查驗、測試、檢驗、初驗及驗收所必須之儀器、機具、設備、人工及資料。但契約另有規定者，不在此限。契約規定以外之查驗、測試或檢驗，其結果不符合契約規定者，由廠商負擔所生之費用；結果符合者，由機關負擔費用。</w:t>
+    </w:p>
+    <w:p>
+      <w:pPr>
+        <w:pStyle w:val="01-"/>
+      </w:pPr>
+      <w:r>
+        <w:t>第12條　災害處理</w:t>
       </w:r>
     </w:p>
     <w:p>
@@ -4550,7 +4681,31 @@
         <w:pStyle w:val="02-"/>
       </w:pPr>
       <w:r>
-        <w:t>(八)機關提供設備或材料供廠商履約者，廠商應於收受時作必要之檢查，以確定其符合履約需要，並作成紀錄。設備或材料經廠商收受後，其滅失或損害，由廠商負責。</w:t>
+        <w:t>(一)本條所稱災害，指因下列天災或不可抗力所生之事故：</w:t>
+      </w:r>
+    </w:p>
+    <w:p>
+      <w:pPr>
+        <w:pStyle w:val="03-"/>
+      </w:pPr>
+      <w:r>
+        <w:t>1.山崩、地震、海嘯、火山爆發、颱風、豪雨、冰雹、水災、土石流、土崩、地層滑動、雷擊或其他天然災害。</w:t>
+      </w:r>
+    </w:p>
+    <w:p>
+      <w:pPr>
+        <w:pStyle w:val="03-"/>
+      </w:pPr>
+      <w:r>
+        <w:t>2.核生化事故或放射性污染，達法規認定災害標準或經政府主管機關認定者。</w:t>
+      </w:r>
+    </w:p>
+    <w:p>
+      <w:pPr>
+        <w:pStyle w:val="03-"/>
+      </w:pPr>
+      <w:r>
+        <w:t>3.其他經機關認定確屬不可抗力者。</w:t>
       </w:r>
     </w:p>
     <w:p>
@@ -4558,15 +4713,130 @@
         <w:pStyle w:val="02-"/>
       </w:pPr>
       <w:r>
-        <w:t>(九)有關其他工程品管未盡事宜，契約施工期間，廠商應遵照公共工程施工品質管理作業要點辦理。</w:t>
+        <w:t>(二)驗收前遇颱風、地震、豪雨、洪水等不可抗力災害時，廠商應在災害發生後，按保險單規定向保險公司申請賠償，並儘速通知機關派員會勘。其經會勘屬實，並確認廠商已善盡防範之責者，廠商得依第7條第3款規定，申請延長履約期限。其屬本契約所載承保範圍以外者，依下列情形辦理：</w:t>
+      </w:r>
+    </w:p>
+    <w:p>
+      <w:pPr>
+        <w:pStyle w:val="03-"/>
+      </w:pPr>
+      <w:r>
+        <w:t>1.廠商已完成之工作項目本身受損時，除已完成部分仍按契約單價計價外，修復或需重做部分由雙方協議，但機關供給之材料，仍得由機關核實供給之。</w:t>
+      </w:r>
+    </w:p>
+    <w:p>
+      <w:pPr>
+        <w:pStyle w:val="03-"/>
+      </w:pPr>
+      <w:r>
+        <w:t>2.廠商自備施工用機具設備之損失，由廠商自行負責。</w:t>
       </w:r>
     </w:p>
     <w:p>
       <w:pPr>
         <w:pStyle w:val="02-"/>
       </w:pPr>
-      <w:r>
-        <w:t>(十)對於依採購法第70條規定設立之工程施工查核小組查核結果，廠商品質缺失懲罰性違約金之基準如下：</w:t>
+    </w:p>
+    <w:p>
+      <w:pPr>
+        <w:pStyle w:val="01-"/>
+      </w:pPr>
+      <w:r>
+        <w:t>第13條　保險</w:t>
+      </w:r>
+    </w:p>
+    <w:p>
+      <w:pPr>
+        <w:spacing w:line="240" w:lineRule="atLeast"/>
+        <w:ind w:left="567" w:firstLine="567"/>
+        <w:jc w:val="both"/>
+        <w:rPr>
+          <w:szCs w:val="28"/>
+        </w:rPr>
+      </w:pPr>
+      <w:r>
+        <w:rPr>
+          <w:rFonts w:hint="eastAsia"/>
+          <w:szCs w:val="28"/>
+        </w:rPr>
+        <w:t>除契約另有規定外，廠商應依附錄5「</w:t>
+      </w:r>
+      <w:r>
+        <w:rPr>
+          <w:rFonts w:hint="eastAsia"/>
+          <w:color w:val="FF0000"/>
+          <w:szCs w:val="28"/>
+        </w:rPr>
+        <w:t>農田水利署雲林管理處</w:t>
+      </w:r>
+      <w:r>
+        <w:rPr>
+          <w:rFonts w:hint="eastAsia"/>
+          <w:szCs w:val="28"/>
+        </w:rPr>
+        <w:t>營造工程保險注意事項」規定辦理保險，廠商投保之保險單，包括附加條款、附加保險等，須經保險主管機關核准或備查；未經機關同意，不得以附加條款限縮承保範圍。</w:t>
+      </w:r>
+    </w:p>
+    <w:p>
+      <w:pPr>
+        <w:spacing w:line="240" w:lineRule="atLeast"/>
+        <w:ind w:left="567" w:hanging="283"/>
+        <w:jc w:val="both"/>
+        <w:rPr>
+          <w:color w:val="FF0000"/>
+          <w:szCs w:val="28"/>
+        </w:rPr>
+      </w:pPr>
+      <w:r>
+        <w:rPr>
+          <w:rFonts w:hint="eastAsia"/>
+          <w:szCs w:val="28"/>
+        </w:rPr>
+        <w:t xml:space="preserve">      </w:t>
+      </w:r>
+      <w:r>
+        <w:rPr>
+          <w:rFonts w:hint="eastAsia"/>
+          <w:color w:val="FF0000"/>
+          <w:szCs w:val="28"/>
+        </w:rPr>
+        <w:t>廠商應依中華民國法規為其員工及車輛投保勞工保險、就業保險、勞工職業災害保險、全民健康保險及汽機車第三人責任險。廠商並應為其屬勞工保險條例、勞工職業災害保險及保護法所定應參加或得參加勞工保險、勞工職業災害保險對象之員工投保；其員工非屬前開對象者，始得以其他商業保險代之。</w:t>
+      </w:r>
+    </w:p>
+    <w:p>
+      <w:pPr>
+        <w:pStyle w:val="02-"/>
+      </w:pPr>
+      <w:r>
+        <w:rPr>
+          <w:rFonts w:hint="eastAsia"/>
+          <w:color w:val="FF0000"/>
+        </w:rPr>
+        <w:t xml:space="preserve">      機關及廠商均應避免發生採購法主管機關訂頒之「常見保險錯誤及缺失態樣」所載情形</w:t>
+      </w:r>
+      <w:r>
+        <w:t>。</w:t>
+      </w:r>
+    </w:p>
+    <w:p>
+      <w:pPr>
+        <w:pStyle w:val="02-"/>
+      </w:pPr>
+    </w:p>
+    <w:p>
+      <w:pPr>
+        <w:pStyle w:val="01-"/>
+      </w:pPr>
+      <w:r>
+        <w:t>第14條　保證金</w:t>
+      </w:r>
+    </w:p>
+    <w:p>
+      <w:pPr>
+        <w:pStyle w:val="02-"/>
+      </w:pPr>
+      <w:r>
+        <w:t>(一)保證金之發還情形如下（由機關擇定後於招標時載明）：</w:t>
       </w:r>
     </w:p>
     <w:p>
@@ -4574,39 +4844,7 @@
         <w:pStyle w:val="03-"/>
       </w:pPr>
       <w:r>
-        <w:t>1.懲罰性違約金金額，應依查核小組查核之品質缺失扣點數計算之。每點罰款金額如下：</w:t>
-      </w:r>
-    </w:p>
-    <w:p>
-      <w:pPr>
-        <w:pStyle w:val="04-1"/>
-      </w:pPr>
-      <w:r>
-        <w:t>(1)巨額之工程：新臺幣8,000元。</w:t>
-      </w:r>
-    </w:p>
-    <w:p>
-      <w:pPr>
-        <w:pStyle w:val="04-1"/>
-      </w:pPr>
-      <w:r>
-        <w:t>(2)查核金額以上未達巨額之工程：新臺幣4,000元。</w:t>
-      </w:r>
-    </w:p>
-    <w:p>
-      <w:pPr>
-        <w:pStyle w:val="04-1"/>
-      </w:pPr>
-      <w:r>
-        <w:t>(3)新臺幣1,000萬元以上未達查核金額之工程：新臺幣2,000元。</w:t>
-      </w:r>
-    </w:p>
-    <w:p>
-      <w:pPr>
-        <w:pStyle w:val="04-1"/>
-      </w:pPr>
-      <w:r>
-        <w:t>(4)未達新臺幣1,000萬元之工程：新臺幣1,000元。</w:t>
+        <w:t>□預付款還款保證，依廠商已履約部分所占進度之比率遞減。</w:t>
       </w:r>
     </w:p>
     <w:p>
@@ -4614,7 +4852,7 @@
         <w:pStyle w:val="03-"/>
       </w:pPr>
       <w:r>
-        <w:t>2.查核結果，成績為丙等且可歸責於廠商者，除依「工程施工查核小組作業辦法」規定辦理外，其品質缺失懲罰性違約金金額，應依前目計算之金額加計本工程品管費用之＿%（由機關於招標時載明；未載明者，為1%）。</w:t>
+        <w:t>□預付款還款保證，依廠商已履約部分所占契約金額之比率遞減。</w:t>
       </w:r>
     </w:p>
     <w:p>
@@ -4622,7 +4860,7 @@
         <w:pStyle w:val="03-"/>
       </w:pPr>
       <w:r>
-        <w:t>3.品質缺失懲罰性違約金之支付，機關應自應付價金中扣抵；其有不足者，得通知廠商繳納或自保證金扣抵。</w:t>
+        <w:t>□預付款還款保證，依預付款已扣回金額遞減。</w:t>
       </w:r>
     </w:p>
     <w:p>
@@ -4630,20 +4868,385 @@
         <w:pStyle w:val="03-"/>
       </w:pPr>
       <w:r>
-        <w:t>4.品質缺失懲罰性違約金之總額，以契約價金總額之＿%（由機關於招標時載明；未載明者，為20%）為上限。所稱契約價金總額，依第17條第11款認定。</w:t>
+        <w:lastRenderedPageBreak/>
+        <w:t>□預付款還款保證，於驗收合格後一次發還。</w:t>
+      </w:r>
+    </w:p>
+    <w:p>
+      <w:pPr>
+        <w:pStyle w:val="03-"/>
+      </w:pPr>
+      <w:r>
+        <w:t>□履約保證金於履約驗收合格且無待解決事項後30日內發還。有分段或部分驗收情形者，得按比例分次發還。</w:t>
+      </w:r>
+    </w:p>
+    <w:p>
+      <w:pPr>
+        <w:pStyle w:val="03-"/>
+      </w:pPr>
+      <w:r>
+        <w:rPr>
+          <w:rFonts w:hint="eastAsia"/>
+          <w:color w:val="FF0000"/>
+        </w:rPr>
+        <w:t>■</w:t>
+      </w:r>
+      <w:r>
+        <w:t>履約保證金於工程進度達25%、50%、75%及驗收合格後，各發還25%。（機關得視案件性質及實際需要於招標時載明，尚不以4次為限；惟查核金額以上之工程採購，不得少於4次）</w:t>
+      </w:r>
+      <w:r>
+        <w:rPr>
+          <w:rFonts w:hint="eastAsia"/>
+          <w:color w:val="FF0000"/>
+        </w:rPr>
+        <w:t>(</w:t>
+      </w:r>
+      <w:r>
+        <w:rPr>
+          <w:rFonts w:hint="eastAsia"/>
+          <w:color w:val="FF0000"/>
+        </w:rPr>
+        <w:t>於廠商提出申請時退還</w:t>
+      </w:r>
+      <w:r>
+        <w:rPr>
+          <w:rFonts w:hint="eastAsia"/>
+          <w:color w:val="FF0000"/>
+        </w:rPr>
+        <w:t>)</w:t>
+      </w:r>
+    </w:p>
+    <w:p>
+      <w:pPr>
+        <w:pStyle w:val="03-"/>
+      </w:pPr>
+      <w:r>
+        <w:t>□履約保證金於履約驗收合格且無待解決事項後30日內發還＿%（由機關於招標時載明）。其餘之部分於＿＿＿＿＿＿（由機關於招標時載明）且無待解決事項後30日內發還。</w:t>
+      </w:r>
+    </w:p>
+    <w:p>
+      <w:pPr>
+        <w:pStyle w:val="03-"/>
+      </w:pPr>
+      <w:r>
+        <w:t>□廠商於履約標的完成驗收付款前應繳納保固保證金。</w:t>
+      </w:r>
+    </w:p>
+    <w:p>
+      <w:pPr>
+        <w:pStyle w:val="03-"/>
+      </w:pPr>
+      <w:r>
+        <w:rPr>
+          <w:rFonts w:hint="eastAsia"/>
+          <w:color w:val="FF0000"/>
+        </w:rPr>
+        <w:t>■</w:t>
+      </w:r>
+      <w:r>
+        <w:t>保固保證金於保固期滿且無待解決事項後30日內一次發還。</w:t>
+      </w:r>
+    </w:p>
+    <w:p>
+      <w:pPr>
+        <w:pStyle w:val="03-"/>
+      </w:pPr>
+      <w:r>
+        <w:t>□保固保證金於完成以下保固事項或階段：＿＿＿＿＿＿（由機關於招標時載明；未載明者，為非結構物或結構物之保固期滿），且無待解決事項後30日內按比例分次發還。保固期在1年以上者，按年比例分次發還。</w:t>
+      </w:r>
+    </w:p>
+    <w:p>
+      <w:pPr>
+        <w:pStyle w:val="03-"/>
+      </w:pPr>
+      <w:r>
+        <w:rPr>
+          <w:rFonts w:hint="eastAsia"/>
+          <w:color w:val="FF0000"/>
+        </w:rPr>
+        <w:t>■</w:t>
+      </w:r>
+      <w:r>
+        <w:t>差額保證金之發還，同履約保證金。</w:t>
+      </w:r>
+    </w:p>
+    <w:p>
+      <w:pPr>
+        <w:pStyle w:val="03-"/>
+      </w:pPr>
+      <w:r>
+        <w:t>□植栽工程養護期保證金（僅適用於植栽工程驗收合格後給付全部植栽價金之情形），依植栽養護規範所定合格標準發還。</w:t>
+      </w:r>
+    </w:p>
+    <w:p>
+      <w:pPr>
+        <w:pStyle w:val="03-"/>
+      </w:pPr>
+      <w:r>
+        <w:t>□其他：＿＿＿＿＿＿＿＿＿＿＿＿＿＿＿＿＿＿＿＿＿</w:t>
       </w:r>
     </w:p>
     <w:p>
       <w:pPr>
         <w:pStyle w:val="02-"/>
       </w:pPr>
+      <w:r>
+        <w:t>(二)因不可歸責於廠商之事由，致全部終止或解除契約，或暫停履約逾＿個月（由機關於招標時載明；未載明者，為6個月）者，履約保證金應提前發還。但屬暫停履約者，於暫停原因消滅後應重新繳納履約保證金。因可歸責於機關之事由而暫停履約，其需延長履約保證金有效期之合理必要費用，由機關負擔。</w:t>
+      </w:r>
+    </w:p>
+    <w:p>
+      <w:pPr>
+        <w:pStyle w:val="02-"/>
+      </w:pPr>
+      <w:r>
+        <w:t>(三)廠商所繳納之履約保證金及其孳息得部分或全部不予發還之情形：</w:t>
+      </w:r>
+    </w:p>
+    <w:p>
+      <w:pPr>
+        <w:pStyle w:val="03-"/>
+      </w:pPr>
+      <w:r>
+        <w:t>1.有採購法第50條第1項第3款至第5款、第7款情形之一，依同條第2項前段得追償損失者，與追償金額相等之保證金。</w:t>
+      </w:r>
+    </w:p>
+    <w:p>
+      <w:pPr>
+        <w:pStyle w:val="03-"/>
+      </w:pPr>
+      <w:r>
+        <w:t>2.違反採購法第65條規定轉包者，全部保證金。</w:t>
+      </w:r>
+    </w:p>
+    <w:p>
+      <w:pPr>
+        <w:pStyle w:val="03-"/>
+      </w:pPr>
+      <w:r>
+        <w:t>3.擅自減省工料，其減省工料及所造成損失之金額，自待付契約價金扣抵仍有不足者，與該不足金額相等之保證金。</w:t>
+      </w:r>
+    </w:p>
+    <w:p>
+      <w:pPr>
+        <w:pStyle w:val="03-"/>
+      </w:pPr>
+      <w:r>
+        <w:t>4.因可歸責於廠商之事由，致部分終止或解除契約者，依該部分所占契約金額比率計算之保證金；全部終止或解除契約者，全部保證金。</w:t>
+      </w:r>
+    </w:p>
+    <w:p>
+      <w:pPr>
+        <w:pStyle w:val="03-"/>
+      </w:pPr>
+      <w:r>
+        <w:t>5.查驗或驗收不合格，且未於通知期限內依規定辦理，其不合格部分及所造成損失、額外費用或懲罰性違約金之金額，自待付契約價金扣抵仍有不足者，與該不足金額相等之保證金。</w:t>
+      </w:r>
+    </w:p>
+    <w:p>
+      <w:pPr>
+        <w:pStyle w:val="03-"/>
+      </w:pPr>
+      <w:r>
+        <w:t>6.未依契約規定期限或機關同意之延長期限履行契約之一部或全部，其逾期違約金之金額，自待付契約價金扣抵仍有不足者，與該不足</w:t>
+      </w:r>
+      <w:r>
+        <w:lastRenderedPageBreak/>
+        <w:t>金額相等之保證金。</w:t>
+      </w:r>
+    </w:p>
+    <w:p>
+      <w:pPr>
+        <w:pStyle w:val="03-"/>
+      </w:pPr>
+      <w:r>
+        <w:t>7.須返還已支領之契約價金而未返還者，與未返還金額相等之保證金。</w:t>
+      </w:r>
+    </w:p>
+    <w:p>
+      <w:pPr>
+        <w:pStyle w:val="03-"/>
+      </w:pPr>
+      <w:r>
+        <w:t>8.未依契約規定延長保證金之有效期者，其應延長之保證金。</w:t>
+      </w:r>
+    </w:p>
+    <w:p>
+      <w:pPr>
+        <w:pStyle w:val="03-"/>
+      </w:pPr>
+      <w:r>
+        <w:t>9.其他因可歸責於廠商之事由，致機關遭受損害，其應由廠商賠償而未賠償者，與應賠償金額相等之保證金。</w:t>
+      </w:r>
+    </w:p>
+    <w:p>
+      <w:pPr>
+        <w:pStyle w:val="02-"/>
+      </w:pPr>
+      <w:r>
+        <w:t>(四)前款不予發還之履約保證金，於依契約規定分次發還之情形，得為尚未發還者；不予發還之孳息，為不予發還之履約保證金於繳納後所生者。</w:t>
+      </w:r>
+    </w:p>
+    <w:p>
+      <w:pPr>
+        <w:pStyle w:val="02-"/>
+      </w:pPr>
+      <w:r>
+        <w:t>(五)廠商如有第3款所定2目以上情形者，其不發還之履約保證金及其孳息應分別適用之。但其合計金額逾履約保證金總金額者，以總金額為限。</w:t>
+      </w:r>
+    </w:p>
+    <w:p>
+      <w:pPr>
+        <w:pStyle w:val="02-"/>
+      </w:pPr>
+      <w:r>
+        <w:t>(六)保固保證金及其孳息不予發還之情形，準用第3款至第5款之規定。</w:t>
+      </w:r>
+    </w:p>
+    <w:p>
+      <w:pPr>
+        <w:pStyle w:val="02-"/>
+      </w:pPr>
+      <w:r>
+        <w:t>(七)廠商未依契約約定履約或契約經終止或解除者，機關得就預付款還款保證尚未遞減之部分加計年息＿%（由機關於招標時合理訂定，如未填寫，則依機關撥付預付款當日中華郵政股份有限公司牌告一年期郵政定期儲金機動利率）之利息(於非可歸責廠商之事由之情形，免加計利息)，隨時要求返還或折抵機關尚待支付廠商之價金。</w:t>
+      </w:r>
+    </w:p>
+    <w:p>
+      <w:pPr>
+        <w:pStyle w:val="02-"/>
+      </w:pPr>
+      <w:r>
+        <w:t>(八)保證金以定期存款單、連帶保證書、連帶保證保險單或擔保信用狀繳納者，其繳納文件之格式依採購法之主管機關於「押標金保證金暨其他擔保作業辦法」所訂定者為準。</w:t>
+      </w:r>
+    </w:p>
+    <w:p>
+      <w:pPr>
+        <w:pStyle w:val="02-"/>
+      </w:pPr>
+      <w:r>
+        <w:t>(九)保證金之發還，依下列原則處理：</w:t>
+      </w:r>
+    </w:p>
+    <w:p>
+      <w:pPr>
+        <w:pStyle w:val="03-"/>
+      </w:pPr>
+      <w:r>
+        <w:t>1.以現金、郵政匯票或票據繳納者，以現金或記載原繳納人為受款人之禁止背書轉讓即期支票發還。</w:t>
+      </w:r>
+    </w:p>
+    <w:p>
+      <w:pPr>
+        <w:pStyle w:val="03-"/>
+      </w:pPr>
+      <w:r>
+        <w:t>2.以無記名政府公債繳納者，發還原繳納人；以記名政府公債繳納者，同意塗銷質權登記或公務保證登記。</w:t>
+      </w:r>
+    </w:p>
+    <w:p>
+      <w:pPr>
+        <w:pStyle w:val="03-"/>
+      </w:pPr>
+      <w:r>
+        <w:t>3.以設定質權之金融機構定期存款單繳納者，以質權消滅通知書通知該質權設定之金融機構。</w:t>
+      </w:r>
+    </w:p>
+    <w:p>
+      <w:pPr>
+        <w:pStyle w:val="03-"/>
+      </w:pPr>
+      <w:r>
+        <w:t>4.以銀行開發或保兌之不可撤銷擔保信用狀繳納者，發還開狀銀行、通知銀行或保兌銀行。但銀行不要求發還或已屆期失效者，得免發還。</w:t>
+      </w:r>
+    </w:p>
+    <w:p>
+      <w:pPr>
+        <w:pStyle w:val="03-"/>
+      </w:pPr>
+      <w:r>
+        <w:t>5.以銀行之書面連帶保證或保險公司之連帶保證保險單繳納者，發還連帶保證之銀行或保險公司或繳納之廠商。但銀行或保險公司不要求發還或已屆期失效者，得免發還。</w:t>
+      </w:r>
+    </w:p>
+    <w:p>
+      <w:pPr>
+        <w:pStyle w:val="02-"/>
+      </w:pPr>
+      <w:r>
+        <w:t>(十)保證書狀有效期之延長：</w:t>
+      </w:r>
+    </w:p>
+    <w:p>
+      <w:pPr>
+        <w:pStyle w:val="02--2"/>
+      </w:pPr>
+      <w:r>
+        <w:t>廠商未依契約規定期限履約或因可歸責於廠商之事由，致有無法於保證書、保險單或信用狀有效期內完成履約之虞，或機關無法於保證書、保險單或信用狀有效期內完成驗收者，該保證書、保險單或信用狀之有效期應按遲延期間延長之。廠商未依機關之通知予以延長者，</w:t>
+      </w:r>
+      <w:r>
+        <w:lastRenderedPageBreak/>
+        <w:t>機關將於有效期屆滿前就該保證書、保險單或信用狀之金額請求給付並暫予保管。其所生費用由廠商負擔。其須返還而有費用或匯率損失者，亦同。</w:t>
+      </w:r>
+    </w:p>
+    <w:p>
+      <w:pPr>
+        <w:pStyle w:val="02-"/>
+      </w:pPr>
+      <w:r>
+        <w:t>(十一)履約保證金或保固保證金以其他廠商之履約及賠償連帶保證代之或減收者，履約及賠償連帶保證廠商（以下簡稱連帶保證廠商）之連帶保證責任，不因分次發還保證金而遞減。該連帶保證廠商同時作為各機關採購契約之連帶保證廠商者，以2契約為限。</w:t>
+      </w:r>
+    </w:p>
+    <w:p>
+      <w:pPr>
+        <w:pStyle w:val="02-"/>
+      </w:pPr>
+      <w:r>
+        <w:t>(十二)連帶保證廠商非經機關許可，不得自行申請退保。其經機關查核，中途失其保證能力者，由機關通知廠商限期覓保更換，原連帶保證廠商應俟換保手續完成經機關認可後，始能解除其保證責任。</w:t>
+      </w:r>
+    </w:p>
+    <w:p>
+      <w:pPr>
+        <w:pStyle w:val="02-"/>
+      </w:pPr>
+      <w:r>
+        <w:t>(十三)機關依契約規定認定有不發還廠商保證金之情形者，依其情形可由連帶保證廠商履約而免補繳者，應先洽該廠商履約。否則，得標廠商及連帶保證廠商應於5日內向機關補繳該不發還金額中原由連帶保證代之或減收之金額。</w:t>
+      </w:r>
+    </w:p>
+    <w:p>
+      <w:pPr>
+        <w:pStyle w:val="02-"/>
+      </w:pPr>
+      <w:r>
+        <w:t>(十四)廠商為優良廠商或押標金保證金暨其他擔保作業辦法第33條之6所稱全球化廠商而減收履約保證金、保固保證金者，其有不發還保證金之情形者，廠商應就不發還金額中屬減收之金額補繳之。其經採購法主管機關或相關中央目的事業主管機關取消優良廠商資格或全球化廠商資格，或經各機關依採購法第102條第3項規定刊登政府採購公報，且尚在採購法第103條第1項所定期限內者，亦同。</w:t>
+      </w:r>
+    </w:p>
+    <w:p>
+      <w:pPr>
+        <w:pStyle w:val="02-"/>
+      </w:pPr>
+      <w:r>
+        <w:t>(十五)於履約過程中，如因可歸責於廠商之事由，而有施工查核結果列為丙等、發生重大勞安或環保事故之情形，機關得不按原定進度發還履約保證金，至上開情形改善處理完成為止，並於改善處理完成後30日內一次發還上開延後發還之履約保證金。已發生扣抵履約保證金之情形者（例如第5條第3款），發還扣抵後之金額。</w:t>
+      </w:r>
+    </w:p>
+    <w:p>
+      <w:pPr>
+        <w:pStyle w:val="02-"/>
+      </w:pPr>
+      <w:r>
+        <w:t>(十六)契約價金總額於履約期間增減累計金額達新臺幣100萬元者（或機關於招標時載明之其他金額），履約保證金之金額應依契約價金總額增減比率調整之，由機關通知廠商補足或退還。</w:t>
+      </w:r>
+    </w:p>
+    <w:p>
+      <w:pPr>
+        <w:pStyle w:val="02-"/>
+      </w:pPr>
+      <w:bookmarkStart w:id="0" w:name="_GoBack"/>
+      <w:bookmarkEnd w:id="0"/>
     </w:p>
     <w:p>
       <w:pPr>
         <w:pStyle w:val="01-"/>
       </w:pPr>
       <w:r>
-        <w:t>第12條　災害處理</w:t>
+        <w:t>第15條　驗收</w:t>
       </w:r>
     </w:p>
     <w:p>
@@ -4651,7 +5254,31 @@
         <w:pStyle w:val="02-"/>
       </w:pPr>
       <w:r>
-        <w:t>(一)本條所稱災害，指因下列天災或不可抗力所生之事故：</w:t>
+        <w:t>(一)廠商履約所供應或完成之標的，應符合契約規定，無減少或滅失價值或不適於通常或約定使用之瑕疵，且為新品。</w:t>
+      </w:r>
+    </w:p>
+    <w:p>
+      <w:pPr>
+        <w:pStyle w:val="02-"/>
+      </w:pPr>
+      <w:r>
+        <w:t>(二)驗收程序：</w:t>
+      </w:r>
+    </w:p>
+    <w:p>
+      <w:pPr>
+        <w:pStyle w:val="02-"/>
+        <w:ind w:leftChars="190" w:left="1120"/>
+      </w:pPr>
+      <w:r>
+        <w:t xml:space="preserve">   1.</w:t>
+      </w:r>
+      <w:r>
+        <w:t>廠商履約標的內容涉及第2條第6款及第7款內容所提綠色產品而應至環境部設置之「民 間企業及團體綠色採購申報平臺」申報者，應於履約標的竣工後 日（由機關於招標時載 明；未載明者，為7日）內，申報完畢並檢附佐證資料(如：列印申報用印上傳完成之頁面) 送機關作為驗收項目之一。若履約期間有跨年度者，應分年度申報綠色採購金額，且分年 度用印上傳(如114年執行至115年之標案，</w:t>
+      </w:r>
+      <w:r>
+        <w:lastRenderedPageBreak/>
+        <w:t>114年底及115年履約完成後，皆應申報一次)。</w:t>
       </w:r>
     </w:p>
     <w:p>
@@ -4659,7 +5286,19 @@
         <w:pStyle w:val="03-"/>
       </w:pPr>
       <w:r>
-        <w:t>1.山崩、地震、海嘯、火山爆發、颱風、豪雨、冰雹、水災、土石流、土崩、地層滑動、雷擊或其他天然災害。</w:t>
+        <w:t>2</w:t>
+      </w:r>
+      <w:r>
+        <w:t>.廠商應於履約標的預定竣工日前或竣工當日，將竣工日期書面通知監造單位/工程司及機關。機關應於收到該通知之日起＿日（由機關於招標時載明；未載明者，依採購法施行細則第92條規定，為7日）內會同監造單位/工程司及廠商，依據契約、圖說或貨樣核對竣工之項目及數量，以確定是否竣工；廠商未依機關通知派代表參加者，仍得予確定。</w:t>
+      </w:r>
+      <w:r>
+        <w:rPr>
+          <w:color w:val="FF0000"/>
+        </w:rPr>
+        <w:t>除契約另有約定外，廠商應於竣工後7日內提送工程竣工圖表</w:t>
+      </w:r>
+      <w:r>
+        <w:t>；機關持有設計圖電子檔者，廠商依其提送竣工圖期程，需使用該電子檔者，應適時向機關申請提供該電子檔；機關如遲未提供，廠商得定相當期限催告，以應及時提出工程竣工圖之需。</w:t>
       </w:r>
     </w:p>
     <w:p>
@@ -4667,7 +5306,117 @@
         <w:pStyle w:val="03-"/>
       </w:pPr>
       <w:r>
-        <w:t>2.核生化事故或放射性污染，達法規認定災害標準或經政府主管機關認定者。</w:t>
+        <w:t>3</w:t>
+      </w:r>
+      <w:r>
+        <w:t>.初驗及驗收：（由機關擇一勾選；未勾選者，無初驗程序）</w:t>
+      </w:r>
+    </w:p>
+    <w:p>
+      <w:pPr>
+        <w:pStyle w:val="03--"/>
+      </w:pPr>
+      <w:r>
+        <w:rPr>
+          <w:rFonts w:hint="eastAsia"/>
+          <w:color w:val="FF0000"/>
+        </w:rPr>
+        <w:t>■</w:t>
+      </w:r>
+      <w:r>
+        <w:t>工程竣工後，有初驗程序者，機關應於收受監造單位/工程司送審之全部資料之日起＿日（由機關於招標時載明；未載明者，依採購法施行細則第92條規定，為30日）內辦理初驗，並作成初驗紀錄。初驗合格後，機關應於＿日（由機關於招標時載明；未載明者，依採購法施行細則第93條規定，為20日）內辦理驗收，並作成驗收紀錄。廠商未依機關通知派代表參加初驗或驗收者，除法令另有規定外（例如營造業法第41條），不影響初驗或驗收之進行及其結果。如因可歸責於機關之事由，延誤辦理初驗或驗收，該延誤期間不計逾期違約金；廠商因此增加之必要費用，由機關負擔。</w:t>
+      </w:r>
+    </w:p>
+    <w:p>
+      <w:pPr>
+        <w:pStyle w:val="03--"/>
+      </w:pPr>
+      <w:r>
+        <w:t>□工程竣工後，無初驗程序者，機關應於接獲廠商通知備驗或可得驗收之程序完成後＿日（由機關於招標時載明；未載明者，依採購法施行細則第94條規定，為30日）內辦理驗收，並作成驗收紀錄。廠商未依機關通知派代表參加驗收者，除法令另有規定外（例如營造業法第41條），不影響驗收之進行及其結果。如因可歸責於機關之事由，延誤辦理驗收，該延誤期間不計逾期違約金；廠商因此增加之必要費用，由機關負擔。</w:t>
+      </w:r>
+    </w:p>
+    <w:p>
+      <w:pPr>
+        <w:pStyle w:val="02-"/>
+      </w:pPr>
+      <w:r>
+        <w:t>(三)查驗或驗收有試車、試運轉或試用測試程序者，其內容（由機關於招標時載明，無者免填）：</w:t>
+      </w:r>
+    </w:p>
+    <w:p>
+      <w:pPr>
+        <w:pStyle w:val="02--2"/>
+      </w:pPr>
+      <w:r>
+        <w:t>廠商應就履約標的於＿＿＿＿＿＿＿（場所）、＿＿＿＿＿＿＿（期間）及＿＿＿＿＿（條件）下辦理試車、試運轉或試用測試程序，以作為查驗或驗收之用。試車、試運轉或試用所需費用，由廠商負擔。但另有規定者，不在此限。</w:t>
+      </w:r>
+    </w:p>
+    <w:p>
+      <w:pPr>
+        <w:pStyle w:val="02-"/>
+      </w:pPr>
+      <w:r>
+        <w:t>(四)查驗或驗收人對隱蔽部分拆驗或化驗者，其拆除、修復或化驗所生費用，拆驗或化驗結果與契約規定不符者，該費用由廠商負擔；與規定相符者，該費用由機關負擔。契約規定以外之查驗、測試或檢驗，亦同。</w:t>
+      </w:r>
+    </w:p>
+    <w:p>
+      <w:pPr>
+        <w:pStyle w:val="02-"/>
+      </w:pPr>
+      <w:r>
+        <w:t>(五)查驗、測試或檢驗結果不符合契約規定者，機關得予拒絕，廠商應於</w:t>
+      </w:r>
+      <w:r>
+        <w:lastRenderedPageBreak/>
+        <w:t>限期內免費改善、拆除、重作、退貨或換貨，機關得重行查驗、測試或檢驗。且不得因機關辦理查驗、測試或檢驗，而免除其依契約所應履行或承擔之義務或責任，及費用之負擔。</w:t>
+      </w:r>
+    </w:p>
+    <w:p>
+      <w:pPr>
+        <w:pStyle w:val="02-"/>
+      </w:pPr>
+      <w:r>
+        <w:t>(六)機關就廠商履約標的為查驗、測試或檢驗之權利，不受該標的曾通過其他查驗、測試或檢驗之限制。</w:t>
+      </w:r>
+    </w:p>
+    <w:p>
+      <w:pPr>
+        <w:pStyle w:val="02-"/>
+      </w:pPr>
+      <w:r>
+        <w:t>(七)廠商應對施工期間損壞或遷移之機關設施或公共設施予以修復或回復，並填具竣工報告，經機關確認竣工後，始得辦理初驗或驗收。廠商應將現場堆置的施工機具、器材、廢棄物及非契約所應有之設施全部運離或清除，方可認定驗收合格。</w:t>
+      </w:r>
+    </w:p>
+    <w:p>
+      <w:pPr>
+        <w:pStyle w:val="02-"/>
+      </w:pPr>
+      <w:r>
+        <w:t>(八)工程部分完工後，有部分先行使用之必要或已履約之部分有減損滅失之虞者，應先就該部分辦理驗收或分段查驗供驗收之用，並就辦理部分驗收者支付價金及起算保固期。可採部分驗收方式者，優先採部分驗收；因時程或個案特性，採部分驗收有困難者，可採分段查驗供驗收之用。分段查驗之事項與範圍，應確認查驗之標的符合契約規定，並由參與查驗人員作成書面紀錄。供機關先行使用部分之操作維護所需費用，除契約另有規定外，由機關負擔。</w:t>
+      </w:r>
+    </w:p>
+    <w:p>
+      <w:pPr>
+        <w:pStyle w:val="02-"/>
+      </w:pPr>
+      <w:r>
+        <w:t>(九)工程驗收合格後，廠商應依照機關指定的接管單位：＿＿＿＿（由機關視個案特性於招標時載明；未載明者，為機關）辦理點交。其因非可歸責於廠商的事由，接管單位有異議或藉故拒絕、拖延時，機關應負責處理，並在驗收合格後＿日（由機關視個案特性於招標時載明；未載明者，為15日）內處理完畢，否則應由機關自行接管。如機關逾期不處理或不自行接管者，視同廠商已完成點交程序，對本工程的保管不再負責，機關不得以尚未點交作為拒絕結付尾款的理由。</w:t>
+      </w:r>
+    </w:p>
+    <w:p>
+      <w:pPr>
+        <w:pStyle w:val="02-"/>
+      </w:pPr>
+      <w:r>
+        <w:t>(十)廠商履約結果經機關初驗或驗收有瑕疵者，機關得要求廠商於＿＿日內（機關未填列者，由主驗人定之）改善、拆除、重作、退貨或換貨（以下簡稱改正）。</w:t>
+      </w:r>
+    </w:p>
+    <w:p>
+      <w:pPr>
+        <w:pStyle w:val="02-"/>
+      </w:pPr>
+      <w:r>
+        <w:t>(十一)廠商不於前款期限內改正、拒絕改正或其瑕疵不能改正，或改正次數逾＿次（由機關於招標時載明；無者免填）仍未能改正者，機關得採行下列措施之一：</w:t>
       </w:r>
     </w:p>
     <w:p>
@@ -4675,7 +5424,15 @@
         <w:pStyle w:val="03-"/>
       </w:pPr>
       <w:r>
-        <w:t>3.其他經機關認定確屬不可抗力者。</w:t>
+        <w:t>1.自行或使第三人改正，並得向廠商請求償還改正必要之費用。</w:t>
+      </w:r>
+    </w:p>
+    <w:p>
+      <w:pPr>
+        <w:pStyle w:val="03-"/>
+      </w:pPr>
+      <w:r>
+        <w:t>2.終止或解除契約或減少契約價金。</w:t>
       </w:r>
     </w:p>
     <w:p>
@@ -4683,754 +5440,50 @@
         <w:pStyle w:val="02-"/>
       </w:pPr>
       <w:r>
-        <w:t>(二)驗收前遇颱風、地震、豪雨、洪水等不可抗力災害時，廠商應在災害發生後，按保險單規定向保險公司申請賠償，並儘速通知機關派員會勘。其經會勘屬實，並確認廠商已善盡防範之責者，廠商得依第7條第</w:t>
-      </w:r>
-      <w:r>
+        <w:t>(十二)因可歸責於廠商之事由，致履約有瑕疵者，機關除依前2款規定辦理外，並得請求損害賠償。</w:t>
+      </w:r>
+    </w:p>
+    <w:p>
+      <w:pPr>
+        <w:pStyle w:val="02-"/>
+      </w:pPr>
+      <w:r>
+        <w:t>(十三)採購標的為公有新建建築工程：</w:t>
+      </w:r>
+    </w:p>
+    <w:p>
+      <w:pPr>
+        <w:pStyle w:val="03-"/>
+      </w:pPr>
+      <w:r>
+        <w:rPr>
+          <w:rFonts w:cs="Times New Roman"/>
+        </w:rPr>
+        <w:t>1.如須由</w:t>
+      </w:r>
+      <w:r>
+        <w:t>廠商取得目的事業主管機關之使用執照或其他類似文件者，其因可歸責於機關之事由以致有遲延時，機關不得以此遲延為由拒絕辦理驗收付款。</w:t>
+      </w:r>
+    </w:p>
+    <w:p>
+      <w:pPr>
+        <w:pStyle w:val="03-"/>
+      </w:pPr>
+      <w:r>
+        <w:t>2.如須由</w:t>
+      </w:r>
+      <w:r>
+        <w:rPr>
+          <w:rFonts w:cs="Times New Roman"/>
+        </w:rPr>
+        <w:t>廠商取得綠建築標章/智慧建築標章者，於驗收合格並取得合格級（如有要求高於合格級者，另於契約載明）綠建築標章/智慧建</w:t>
+      </w:r>
+      <w:r>
+        <w:rPr>
+          <w:rFonts w:cs="Times New Roman"/>
+        </w:rPr>
         <w:lastRenderedPageBreak/>
-        <w:t>3款規定，申請延長履約期限。其屬本契約所載承保範圍以外者，依下列情形辦理：</w:t>
-      </w:r>
-    </w:p>
-    <w:p>
-      <w:pPr>
-        <w:pStyle w:val="03-"/>
-      </w:pPr>
-      <w:r>
-        <w:t>1.廠商已完成之工作項目本身受損時，除已完成部分仍按契約單價計價外，修復或需重做部分由雙方協議，但機關供給之材料，仍得由機關核實供給之。</w:t>
-      </w:r>
-    </w:p>
-    <w:p>
-      <w:pPr>
-        <w:pStyle w:val="03-"/>
-      </w:pPr>
-      <w:r>
-        <w:t>2.廠商自備施工用機具設備之損失，由廠商自行負責。</w:t>
-      </w:r>
-    </w:p>
-    <w:p>
-      <w:pPr>
-        <w:pStyle w:val="02-"/>
-      </w:pPr>
-    </w:p>
-    <w:p>
-      <w:pPr>
-        <w:pStyle w:val="01-"/>
-      </w:pPr>
-      <w:r>
-        <w:t>第13條　保險</w:t>
-      </w:r>
-    </w:p>
-    <w:p>
-      <w:pPr>
-        <w:spacing w:line="240" w:lineRule="atLeast"/>
-        <w:ind w:left="567" w:firstLine="567"/>
-        <w:jc w:val="both"/>
-        <w:rPr>
-          <w:szCs w:val="28"/>
-        </w:rPr>
-      </w:pPr>
-      <w:r>
-        <w:rPr>
-          <w:rFonts w:hint="eastAsia"/>
-          <w:szCs w:val="28"/>
-        </w:rPr>
-        <w:t>除契約另有規定外，廠商應依附錄5「</w:t>
-      </w:r>
-      <w:r>
-        <w:rPr>
-          <w:rFonts w:hint="eastAsia"/>
-          <w:color w:val="FF0000"/>
-          <w:szCs w:val="28"/>
-        </w:rPr>
-        <w:t>農田水利署雲林管理處</w:t>
-      </w:r>
-      <w:r>
-        <w:rPr>
-          <w:rFonts w:hint="eastAsia"/>
-          <w:szCs w:val="28"/>
-        </w:rPr>
-        <w:t>營造工程保險注意事項」規定辦理保險，廠商投保之保險單，包括附加條款、附加保險等，須經保險主管機關核准或備查；未經機關同意，不得以附加條款限縮承保範圍。</w:t>
-      </w:r>
-    </w:p>
-    <w:p>
-      <w:pPr>
-        <w:spacing w:line="240" w:lineRule="atLeast"/>
-        <w:ind w:left="567" w:hanging="283"/>
-        <w:jc w:val="both"/>
-        <w:rPr>
-          <w:color w:val="FF0000"/>
-          <w:szCs w:val="28"/>
-        </w:rPr>
-      </w:pPr>
-      <w:r>
-        <w:rPr>
-          <w:rFonts w:hint="eastAsia"/>
-          <w:szCs w:val="28"/>
-        </w:rPr>
-        <w:t xml:space="preserve">      </w:t>
-      </w:r>
-      <w:r>
-        <w:rPr>
-          <w:rFonts w:hint="eastAsia"/>
-          <w:color w:val="FF0000"/>
-          <w:szCs w:val="28"/>
-        </w:rPr>
-        <w:t>廠商應依中華民國法規為其員工及車輛投保勞工保險、就業保險、勞工職業災害保險、全民健康保險及汽機車第三人責任險。廠商並應為其屬勞工保險條例、勞工職業災害保險及保護法所定應參加或得參加勞工保險、勞工職業災害保險對象之員工投保；其員工非屬前開對象者，始得以其他商業保險代之。</w:t>
-      </w:r>
-    </w:p>
-    <w:p>
-      <w:pPr>
-        <w:pStyle w:val="02-"/>
-      </w:pPr>
-      <w:r>
-        <w:rPr>
-          <w:rFonts w:hint="eastAsia"/>
-          <w:color w:val="FF0000"/>
-        </w:rPr>
-        <w:t xml:space="preserve">      機關及廠商均應避免發生採購法主管機關訂頒之「常見保險錯誤及缺失態樣」所載情形</w:t>
-      </w:r>
-      <w:r>
-        <w:t>。</w:t>
-      </w:r>
-    </w:p>
-    <w:p>
-      <w:pPr>
-        <w:pStyle w:val="02-"/>
-      </w:pPr>
-    </w:p>
-    <w:p>
-      <w:pPr>
-        <w:pStyle w:val="01-"/>
-      </w:pPr>
-      <w:r>
-        <w:t>第14條　保證金</w:t>
-      </w:r>
-    </w:p>
-    <w:p>
-      <w:pPr>
-        <w:pStyle w:val="02-"/>
-      </w:pPr>
-      <w:r>
-        <w:t>(一)保證金之發還情形如下（由機關擇定後於招標時載明）：</w:t>
-      </w:r>
-    </w:p>
-    <w:p>
-      <w:pPr>
-        <w:pStyle w:val="03-"/>
-      </w:pPr>
-      <w:r>
-        <w:t>□預付款還款保證，依廠商已履約部分所占進度之比率遞減。</w:t>
-      </w:r>
-    </w:p>
-    <w:p>
-      <w:pPr>
-        <w:pStyle w:val="03-"/>
-      </w:pPr>
-      <w:r>
-        <w:t>□預付款還款保證，依廠商已履約部分所占契約金額之比率遞減。</w:t>
-      </w:r>
-    </w:p>
-    <w:p>
-      <w:pPr>
-        <w:pStyle w:val="03-"/>
-      </w:pPr>
-      <w:r>
-        <w:t>□預付款還款保證，依預付款已扣回金額遞減。</w:t>
-      </w:r>
-    </w:p>
-    <w:p>
-      <w:pPr>
-        <w:pStyle w:val="03-"/>
-      </w:pPr>
-      <w:r>
-        <w:t>□預付款還款保證，於驗收合格後一次發還。</w:t>
-      </w:r>
-    </w:p>
-    <w:p>
-      <w:pPr>
-        <w:pStyle w:val="03-"/>
-      </w:pPr>
-      <w:r>
-        <w:t>□履約保證金於履約驗收合格且無待解決事項後30日內發還。有分段或部分驗收情形者，得按比例分次發還。</w:t>
-      </w:r>
-    </w:p>
-    <w:p>
-      <w:pPr>
-        <w:pStyle w:val="03-"/>
-      </w:pPr>
-      <w:r>
-        <w:rPr>
-          <w:rFonts w:hint="eastAsia"/>
-          <w:color w:val="FF0000"/>
-        </w:rPr>
-        <w:t>■</w:t>
-      </w:r>
-      <w:r>
-        <w:t>履約保證金於工程進度達25%、50%、75%及驗收合格後，各發還25%。（機關得視案件性質及實際需要於招標時載明，尚不以4次為限；惟查核金額以上之工程採購，不得少於4次）</w:t>
-      </w:r>
-      <w:r>
-        <w:rPr>
-          <w:rFonts w:hint="eastAsia"/>
-          <w:color w:val="FF0000"/>
-        </w:rPr>
-        <w:t>(</w:t>
-      </w:r>
-      <w:r>
-        <w:rPr>
-          <w:rFonts w:hint="eastAsia"/>
-          <w:color w:val="FF0000"/>
-        </w:rPr>
-        <w:t>於廠商提出申請時退還</w:t>
-      </w:r>
-      <w:r>
-        <w:rPr>
-          <w:rFonts w:hint="eastAsia"/>
-          <w:color w:val="FF0000"/>
-        </w:rPr>
-        <w:t>)</w:t>
-      </w:r>
-    </w:p>
-    <w:p>
-      <w:pPr>
-        <w:pStyle w:val="03-"/>
-      </w:pPr>
-      <w:r>
-        <w:t>□履約保證金於履約驗收合格且無待解決事項後30日內發還＿%（由機關於招標時載明）。其餘之部分於＿＿＿＿＿＿（由機關於招標時載明）且無待解決事項後30日內發還。</w:t>
-      </w:r>
-    </w:p>
-    <w:p>
-      <w:pPr>
-        <w:pStyle w:val="03-"/>
-      </w:pPr>
-      <w:r>
-        <w:t>□廠商於履約標的完成驗收付款前應繳納保固保證金。</w:t>
-      </w:r>
-    </w:p>
-    <w:p>
-      <w:pPr>
-        <w:pStyle w:val="03-"/>
-      </w:pPr>
-      <w:r>
-        <w:rPr>
-          <w:rFonts w:hint="eastAsia"/>
-          <w:color w:val="FF0000"/>
-        </w:rPr>
-        <w:t>■</w:t>
-      </w:r>
-      <w:r>
-        <w:t>保固保證金於保固期滿且無待解決事項後30日內一次發還。</w:t>
-      </w:r>
-    </w:p>
-    <w:p>
-      <w:pPr>
-        <w:pStyle w:val="03-"/>
-      </w:pPr>
-      <w:r>
-        <w:t>□保固保證金於完成以下保固事項或階段：＿＿＿＿＿＿（由機關於</w:t>
-      </w:r>
-      <w:r>
-        <w:lastRenderedPageBreak/>
-        <w:t>招標時載明；未載明者，為非結構物或結構物之保固期滿），且無待解決事項後30日內按比例分次發還。保固期在1年以上者，按年比例分次發還。</w:t>
-      </w:r>
-    </w:p>
-    <w:p>
-      <w:pPr>
-        <w:pStyle w:val="03-"/>
-      </w:pPr>
-      <w:r>
-        <w:rPr>
-          <w:rFonts w:hint="eastAsia"/>
-          <w:color w:val="FF0000"/>
-        </w:rPr>
-        <w:t>■</w:t>
-      </w:r>
-      <w:r>
-        <w:t>差額保證金之發還，同履約保證金。</w:t>
-      </w:r>
-    </w:p>
-    <w:p>
-      <w:pPr>
-        <w:pStyle w:val="03-"/>
-      </w:pPr>
-      <w:r>
-        <w:t>□植栽工程養護期保證金（僅適用於植栽工程驗收合格後給付全部植栽價金之情形），依植栽養護規範所定合格標準發還。</w:t>
-      </w:r>
-    </w:p>
-    <w:p>
-      <w:pPr>
-        <w:pStyle w:val="03-"/>
-      </w:pPr>
-      <w:r>
-        <w:t>□其他：＿＿＿＿＿＿＿＿＿＿＿＿＿＿＿＿＿＿＿＿＿</w:t>
-      </w:r>
-    </w:p>
-    <w:p>
-      <w:pPr>
-        <w:pStyle w:val="02-"/>
-      </w:pPr>
-      <w:r>
-        <w:t>(二)因不可歸責於廠商之事由，致全部終止或解除契約，或暫停履約逾＿個月（由機關於招標時載明；未載明者，為6個月）者，履約保證金應提前發還。但屬暫停履約者，於暫停原因消滅後應重新繳納履約保證金。因可歸責於機關之事由而暫停履約，其需延長履約保證金有效期之合理必要費用，由機關負擔。</w:t>
-      </w:r>
-    </w:p>
-    <w:p>
-      <w:pPr>
-        <w:pStyle w:val="02-"/>
-      </w:pPr>
-      <w:r>
-        <w:t>(三)廠商所繳納之履約保證金及其孳息得部分或全部不予發還之情形：</w:t>
-      </w:r>
-    </w:p>
-    <w:p>
-      <w:pPr>
-        <w:pStyle w:val="03-"/>
-      </w:pPr>
-      <w:r>
-        <w:t>1.有採購法第50條第1項第3款至第5款、第7款情形之一，依同條第2項前段得追償損失者，與追償金額相等之保證金。</w:t>
-      </w:r>
-    </w:p>
-    <w:p>
-      <w:pPr>
-        <w:pStyle w:val="03-"/>
-      </w:pPr>
-      <w:r>
-        <w:t>2.違反採購法第65條規定轉包者，全部保證金。</w:t>
-      </w:r>
-    </w:p>
-    <w:p>
-      <w:pPr>
-        <w:pStyle w:val="03-"/>
-      </w:pPr>
-      <w:r>
-        <w:t>3.擅自減省工料，其減省工料及所造成損失之金額，自待付契約價金扣抵仍有不足者，與該不足金額相等之保證金。</w:t>
-      </w:r>
-    </w:p>
-    <w:p>
-      <w:pPr>
-        <w:pStyle w:val="03-"/>
-      </w:pPr>
-      <w:r>
-        <w:t>4.因可歸責於廠商之事由，致部分終止或解除契約者，依該部分所占契約金額比率計算之保證金；全部終止或解除契約者，全部保證金。</w:t>
-      </w:r>
-    </w:p>
-    <w:p>
-      <w:pPr>
-        <w:pStyle w:val="03-"/>
-      </w:pPr>
-      <w:r>
-        <w:t>5.查驗或驗收不合格，且未於通知期限內依規定辦理，其不合格部分及所造成損失、額外費用或懲罰性違約金之金額，自待付契約價金扣抵仍有不足者，與該不足金額相等之保證金。</w:t>
-      </w:r>
-    </w:p>
-    <w:p>
-      <w:pPr>
-        <w:pStyle w:val="03-"/>
-      </w:pPr>
-      <w:r>
-        <w:t>6.未依契約規定期限或機關同意之延長期限履行契約之一部或全部，其逾期違約金之金額，自待付契約價金扣抵仍有不足者，與該不足金額相等之保證金。</w:t>
-      </w:r>
-    </w:p>
-    <w:p>
-      <w:pPr>
-        <w:pStyle w:val="03-"/>
-      </w:pPr>
-      <w:r>
-        <w:t>7.須返還已支領之契約價金而未返還者，與未返還金額相等之保證金。</w:t>
-      </w:r>
-    </w:p>
-    <w:p>
-      <w:pPr>
-        <w:pStyle w:val="03-"/>
-      </w:pPr>
-      <w:r>
-        <w:t>8.未依契約規定延長保證金之有效期者，其應延長之保證金。</w:t>
-      </w:r>
-    </w:p>
-    <w:p>
-      <w:pPr>
-        <w:pStyle w:val="03-"/>
-      </w:pPr>
-      <w:r>
-        <w:t>9.其他因可歸責於廠商之事由，致機關遭受損害，其應由廠商賠償而未賠償者，與應賠償金額相等之保證金。</w:t>
-      </w:r>
-    </w:p>
-    <w:p>
-      <w:pPr>
-        <w:pStyle w:val="02-"/>
-      </w:pPr>
-      <w:r>
-        <w:t>(四)前款不予發還之履約保證金，於依契約規定分次發還之情形，得為尚未發還者；不予發還之孳息，為不予發還之履約保證金於繳納後所生者。</w:t>
-      </w:r>
-    </w:p>
-    <w:p>
-      <w:pPr>
-        <w:pStyle w:val="02-"/>
-      </w:pPr>
-      <w:r>
-        <w:t>(五)廠商如有第3款所定2目以上情形者，其不發還之履約保證金及其孳息應分別適用之。但其合計金額逾履約保證金總金額者，以總金額為限。</w:t>
-      </w:r>
-    </w:p>
-    <w:p>
-      <w:pPr>
-        <w:pStyle w:val="02-"/>
-      </w:pPr>
-      <w:r>
-        <w:t>(六)保固保證金及其孳息不予發還之情形，準用第3款至第5款之規定。</w:t>
-      </w:r>
-    </w:p>
-    <w:p>
-      <w:pPr>
-        <w:pStyle w:val="02-"/>
-      </w:pPr>
-      <w:r>
-        <w:lastRenderedPageBreak/>
-        <w:t>(七)廠商未依契約約定履約或契約經終止或解除者，機關得就預付款還款保證尚未遞減之部分加計年息＿%（由機關於招標時合理訂定，如未填寫，則依機關撥付預付款當日中華郵政股份有限公司牌告一年期郵政定期儲金機動利率）之利息(於非可歸責廠商之事由之情形，免加計利息)，隨時要求返還或折抵機關尚待支付廠商之價金。</w:t>
-      </w:r>
-    </w:p>
-    <w:p>
-      <w:pPr>
-        <w:pStyle w:val="02-"/>
-      </w:pPr>
-      <w:r>
-        <w:t>(八)保證金以定期存款單、連帶保證書、連帶保證保險單或擔保信用狀繳納者，其繳納文件之格式依採購法之主管機關於「押標金保證金暨其他擔保作業辦法」所訂定者為準。</w:t>
-      </w:r>
-    </w:p>
-    <w:p>
-      <w:pPr>
-        <w:pStyle w:val="02-"/>
-      </w:pPr>
-      <w:r>
-        <w:t>(九)保證金之發還，依下列原則處理：</w:t>
-      </w:r>
-    </w:p>
-    <w:p>
-      <w:pPr>
-        <w:pStyle w:val="03-"/>
-      </w:pPr>
-      <w:r>
-        <w:t>1.以現金、郵政匯票或票據繳納者，以現金或記載原繳納人為受款人之禁止背書轉讓即期支票發還。</w:t>
-      </w:r>
-    </w:p>
-    <w:p>
-      <w:pPr>
-        <w:pStyle w:val="03-"/>
-      </w:pPr>
-      <w:r>
-        <w:t>2.以無記名政府公債繳納者，發還原繳納人；以記名政府公債繳納者，同意塗銷質權登記或公務保證登記。</w:t>
-      </w:r>
-    </w:p>
-    <w:p>
-      <w:pPr>
-        <w:pStyle w:val="03-"/>
-      </w:pPr>
-      <w:r>
-        <w:t>3.以設定質權之金融機構定期存款單繳納者，以質權消滅通知書通知該質權設定之金融機構。</w:t>
-      </w:r>
-    </w:p>
-    <w:p>
-      <w:pPr>
-        <w:pStyle w:val="03-"/>
-      </w:pPr>
-      <w:r>
-        <w:t>4.以銀行開發或保兌之不可撤銷擔保信用狀繳納者，發還開狀銀行、通知銀行或保兌銀行。但銀行不要求發還或已屆期失效者，得免發還。</w:t>
-      </w:r>
-    </w:p>
-    <w:p>
-      <w:pPr>
-        <w:pStyle w:val="03-"/>
-      </w:pPr>
-      <w:r>
-        <w:t>5.以銀行之書面連帶保證或保險公司之連帶保證保險單繳納者，發還連帶保證之銀行或保險公司或繳納之廠商。但銀行或保險公司不要求發還或已屆期失效者，得免發還。</w:t>
-      </w:r>
-    </w:p>
-    <w:p>
-      <w:pPr>
-        <w:pStyle w:val="02-"/>
-      </w:pPr>
-      <w:r>
-        <w:t>(十)保證書狀有效期之延長：</w:t>
-      </w:r>
-    </w:p>
-    <w:p>
-      <w:pPr>
-        <w:pStyle w:val="02--2"/>
-      </w:pPr>
-      <w:r>
-        <w:t>廠商未依契約規定期限履約或因可歸責於廠商之事由，致有無法於保證書、保險單或信用狀有效期內完成履約之虞，或機關無法於保證書、保險單或信用狀有效期內完成驗收者，該保證書、保險單或信用狀之有效期應按遲延期間延長之。廠商未依機關之通知予以延長者，機關將於有效期屆滿前就該保證書、保險單或信用狀之金額請求給付並暫予保管。其所生費用由廠商負擔。其須返還而有費用或匯率損失者，亦同。</w:t>
-      </w:r>
-    </w:p>
-    <w:p>
-      <w:pPr>
-        <w:pStyle w:val="02-"/>
-      </w:pPr>
-      <w:r>
-        <w:t>(十一)履約保證金或保固保證金以其他廠商之履約及賠償連帶保證代之或減收者，履約及賠償連帶保證廠商（以下簡稱連帶保證廠商）之連帶保證責任，不因分次發還保證金而遞減。該連帶保證廠商同時作為各機關採購契約之連帶保證廠商者，以2契約為限。</w:t>
-      </w:r>
-    </w:p>
-    <w:p>
-      <w:pPr>
-        <w:pStyle w:val="02-"/>
-      </w:pPr>
-      <w:r>
-        <w:t>(十二)連帶保證廠商非經機關許可，不得自行申請退保。其經機關查核，中途失其保證能力者，由機關通知廠商限期覓保更換，原連帶保證廠商應俟換保手續完成經機關認可後，始能解除其保證責任。</w:t>
-      </w:r>
-    </w:p>
-    <w:p>
-      <w:pPr>
-        <w:pStyle w:val="02-"/>
-      </w:pPr>
-      <w:r>
-        <w:t>(十三)機關依契約規定認定有不發還廠商保證金之情形者，依其情形可由連帶保證廠商履約而免補繳者，應先洽該廠商履約。否則，得標廠商及連帶保證廠商應於5日內向機關補繳該不發還金額中原由連帶保證代</w:t>
-      </w:r>
-      <w:r>
-        <w:lastRenderedPageBreak/>
-        <w:t>之或減收之金額。</w:t>
-      </w:r>
-    </w:p>
-    <w:p>
-      <w:pPr>
-        <w:pStyle w:val="02-"/>
-      </w:pPr>
-      <w:r>
-        <w:t>(十四)廠商為優良廠商或押標金保證金暨其他擔保作業辦法第33條之6所稱全球化廠商而減收履約保證金、保固保證金者，其有不發還保證金之情形者，廠商應就不發還金額中屬減收之金額補繳之。其經採購法主管機關或相關中央目的事業主管機關取消優良廠商資格或全球化廠商資格，或經各機關依採購法第102條第3項規定刊登政府採購公報，且尚在採購法第103條第1項所定期限內者，亦同。</w:t>
-      </w:r>
-    </w:p>
-    <w:p>
-      <w:pPr>
-        <w:pStyle w:val="02-"/>
-      </w:pPr>
-      <w:r>
-        <w:t>(十五)於履約過程中，如因可歸責於廠商之事由，而有施工查核結果列為丙等、發生重大勞安或環保事故之情形，機關得不按原定進度發還履約保證金，至上開情形改善處理完成為止，並於改善處理完成後30日內一次發還上開延後發還之履約保證金。已發生扣抵履約保證金之情形者（例如第5條第3款），發還扣抵後之金額。</w:t>
-      </w:r>
-    </w:p>
-    <w:p>
-      <w:pPr>
-        <w:pStyle w:val="02-"/>
-      </w:pPr>
-      <w:r>
-        <w:t>(十六)契約價金總額於履約期間增減累計金額達新臺幣100萬元者（或機關於招標時載明之其他金額），履約保證金之金額應依契約價金總額增減比率調整之，由機關通知廠商補足或退還。</w:t>
-      </w:r>
-    </w:p>
-    <w:p>
-      <w:pPr>
-        <w:pStyle w:val="02-"/>
-      </w:pPr>
-    </w:p>
-    <w:p>
-      <w:pPr>
-        <w:pStyle w:val="01-"/>
-      </w:pPr>
-      <w:r>
-        <w:t>第15條　驗收</w:t>
-      </w:r>
-    </w:p>
-    <w:p>
-      <w:pPr>
-        <w:pStyle w:val="02-"/>
-      </w:pPr>
-      <w:r>
-        <w:t>(一)廠商履約所供應或完成之標的，應符合契約規定，無減少或滅失價值或不適於通常或約定使用之瑕疵，且為新品。</w:t>
-      </w:r>
-    </w:p>
-    <w:p>
-      <w:pPr>
-        <w:pStyle w:val="02-"/>
-      </w:pPr>
-      <w:r>
-        <w:t>(二)驗收程序：</w:t>
-      </w:r>
-    </w:p>
-    <w:p>
-      <w:pPr>
-        <w:pStyle w:val="03-"/>
-      </w:pPr>
-      <w:r>
-        <w:t>1.廠商應於履約標的預定竣工日前或竣工當日，將竣工日期書面通知監造單位/工程司及機關。機關應於收到該通知之日起＿日（由機關於招標時載明；未載明者，依採購法施行細則第92條規定，為7日）內會同監造單位/工程司及廠商，依據契約、圖說或貨樣核對竣工之項目及數量，以確定是否竣工；廠商未依機關通知派代表參加者，仍得予確定。</w:t>
-      </w:r>
-      <w:r>
-        <w:rPr>
-          <w:color w:val="FF0000"/>
-        </w:rPr>
-        <w:t>除契約另有約定外，廠商應於竣工後7日內提送工程竣工圖表</w:t>
-      </w:r>
-      <w:r>
-        <w:t>；機關持有設計圖電子檔者，廠商依其提送竣工圖期程，需使用該電子檔者，應適時向機關申請提供該電子檔；機關如遲未提供，廠商得定相當期限催告，以應及時提出工程竣工圖之需。</w:t>
-      </w:r>
-    </w:p>
-    <w:p>
-      <w:pPr>
-        <w:pStyle w:val="03-"/>
-      </w:pPr>
-      <w:r>
-        <w:t>2.初驗及驗收：（由機關擇一勾選；未勾選者，無初驗程序）</w:t>
-      </w:r>
-    </w:p>
-    <w:p>
-      <w:pPr>
-        <w:pStyle w:val="03--"/>
-      </w:pPr>
-      <w:r>
-        <w:rPr>
-          <w:rFonts w:hint="eastAsia"/>
-          <w:color w:val="FF0000"/>
-        </w:rPr>
-        <w:t>■</w:t>
-      </w:r>
-      <w:r>
-        <w:t>工程竣工後，有初驗程序者，機關應於收受監造單位/工程司送審之全部資料之日起＿日（由機關於招標時載明；未載明者，依採購法施行細則第92條規定，為30日）內辦理初驗，並作成初驗紀錄。初驗合格後，機關應於＿日（由機關於招標時載明；未載明者，依採購法施行細則第93條規定，為20日）內辦理驗收，並作成驗收紀錄。廠商未依機關通知派代表參加初驗或驗收者，除法令另有規定外（例如營造業法第41條），不影響初驗或驗收之進行及其結果。如因可歸責於機關之事由，延誤辦理初驗或驗收，該延誤期間不計逾期違約金；廠商因此增加之必要費用，由機關負</w:t>
-      </w:r>
-      <w:r>
-        <w:lastRenderedPageBreak/>
-        <w:t>擔。</w:t>
-      </w:r>
-    </w:p>
-    <w:p>
-      <w:pPr>
-        <w:pStyle w:val="03--"/>
-      </w:pPr>
-      <w:r>
-        <w:t>□工程竣工後，無初驗程序者，機關應於接獲廠商通知備驗或可得驗收之程序完成後＿日（由機關於招標時載明；未載明者，依採購法施行細則第94條規定，為30日）內辦理驗收，並作成驗收紀錄。廠商未依機關通知派代表參加驗收者，除法令另有規定外（例如營造業法第41條），不影響驗收之進行及其結果。如因可歸責於機關之事由，延誤辦理驗收，該延誤期間不計逾期違約金；廠商因此增加之必要費用，由機關負擔。</w:t>
-      </w:r>
-    </w:p>
-    <w:p>
-      <w:pPr>
-        <w:pStyle w:val="02-"/>
-      </w:pPr>
-      <w:r>
-        <w:t>(三)查驗或驗收有試車、試運轉或試用測試程序者，其內容（由機關於招標時載明，無者免填）：</w:t>
-      </w:r>
-    </w:p>
-    <w:p>
-      <w:pPr>
-        <w:pStyle w:val="02--2"/>
-      </w:pPr>
-      <w:r>
-        <w:t>廠商應就履約標的於＿＿＿＿＿＿＿（場所）、＿＿＿＿＿＿＿（期間）及＿＿＿＿＿（條件）下辦理試車、試運轉或試用測試程序，以作為查驗或驗收之用。試車、試運轉或試用所需費用，由廠商負擔。但另有規定者，不在此限。</w:t>
-      </w:r>
-    </w:p>
-    <w:p>
-      <w:pPr>
-        <w:pStyle w:val="02-"/>
-      </w:pPr>
-      <w:r>
-        <w:t>(四)查驗或驗收人對隱蔽部分拆驗或化驗者，其拆除、修復或化驗所生費用，拆驗或化驗結果與契約規定不符者，該費用由廠商負擔；與規定相符者，該費用由機關負擔。契約規定以外之查驗、測試或檢驗，亦同。</w:t>
-      </w:r>
-    </w:p>
-    <w:p>
-      <w:pPr>
-        <w:pStyle w:val="02-"/>
-      </w:pPr>
-      <w:r>
-        <w:t>(五)查驗、測試或檢驗結果不符合契約規定者，機關得予拒絕，廠商應於限期內免費改善、拆除、重作、退貨或換貨，機關得重行查驗、測試或檢驗。且不得因機關辦理查驗、測試或檢驗，而免除其依契約所應履行或承擔之義務或責任，及費用之負擔。</w:t>
-      </w:r>
-    </w:p>
-    <w:p>
-      <w:pPr>
-        <w:pStyle w:val="02-"/>
-      </w:pPr>
-      <w:r>
-        <w:t>(六)機關就廠商履約標的為查驗、測試或檢驗之權利，不受該標的曾通過其他查驗、測試或檢驗之限制。</w:t>
-      </w:r>
-    </w:p>
-    <w:p>
-      <w:pPr>
-        <w:pStyle w:val="02-"/>
-      </w:pPr>
-      <w:r>
-        <w:t>(七)廠商應對施工期間損壞或遷移之機關設施或公共設施予以修復或回復，並填具竣工報告，經機關確認竣工後，始得辦理初驗或驗收。廠商應將現場堆置的施工機具、器材、廢棄物及非契約所應有之設施全部運離或清除，方可認定驗收合格。</w:t>
-      </w:r>
-    </w:p>
-    <w:p>
-      <w:pPr>
-        <w:pStyle w:val="02-"/>
-      </w:pPr>
-      <w:r>
-        <w:t>(八)工程部分完工後，有部分先行使用之必要或已履約之部分有減損滅失之虞者，應先就該部分辦理驗收或分段查驗供驗收之用，並就辦理部分驗收者支付價金及起算保固期。可採部分驗收方式者，優先採部分驗收；因時程或個案特性，採部分驗收有困難者，可採分段查驗供驗收之用。分段查驗之事項與範圍，應確認查驗之標的符合契約規定，並由參與查驗人員作成書面紀錄。供機關先行使用部分之操作維護所需費用，除契約另有規定外，由機關負擔。</w:t>
-      </w:r>
-    </w:p>
-    <w:p>
-      <w:pPr>
-        <w:pStyle w:val="02-"/>
-      </w:pPr>
-      <w:r>
-        <w:t>(九)工程驗收合格後，廠商應依照機關指定的接管單位：＿＿＿＿（由機關視個案特性於招標時載明；未載明者，為機關）辦理點交。其因非可歸責於廠商的事由，接管單位有異議或藉故拒絕、拖延時，機關應負責處理，並在驗收合格後＿日（由機關視個案特性於招標時載明；</w:t>
-      </w:r>
-      <w:r>
-        <w:lastRenderedPageBreak/>
-        <w:t>未載明者，為15日）內處理完畢，否則應由機關自行接管。如機關逾期不處理或不自行接管者，視同廠商已完成點交程序，對本工程的保管不再負責，機關不得以尚未點交作為拒絕結付尾款的理由。</w:t>
-      </w:r>
-    </w:p>
-    <w:p>
-      <w:pPr>
-        <w:pStyle w:val="02-"/>
-      </w:pPr>
-      <w:r>
-        <w:t>(十)廠商履約結果經機關初驗或驗收有瑕疵者，機關得要求廠商於＿＿日內（機關未填列者，由主驗人定之）改善、拆除、重作、退貨或換貨（以下簡稱改正）。</w:t>
-      </w:r>
-    </w:p>
-    <w:p>
-      <w:pPr>
-        <w:pStyle w:val="02-"/>
-      </w:pPr>
-      <w:r>
-        <w:t>(十一)廠商不於前款期限內改正、拒絕改正或其瑕疵不能改正，或改正次數逾＿次（由機關於招標時載明；無者免填）仍未能改正者，機關得採行下列措施之一：</w:t>
-      </w:r>
-    </w:p>
-    <w:p>
-      <w:pPr>
-        <w:pStyle w:val="03-"/>
-      </w:pPr>
-      <w:r>
-        <w:t>1.自行或使第三人改正，並得向廠商請求償還改正必要之費用。</w:t>
-      </w:r>
-    </w:p>
-    <w:p>
-      <w:pPr>
-        <w:pStyle w:val="03-"/>
-      </w:pPr>
-      <w:r>
-        <w:t>2.終止或解除契約或減少契約價金。</w:t>
-      </w:r>
-    </w:p>
-    <w:p>
-      <w:pPr>
-        <w:pStyle w:val="02-"/>
-      </w:pPr>
-      <w:r>
-        <w:t>(十二)因可歸責於廠商之事由，致履約有瑕疵者，機關除依前2款規定辦理外，並得請求損害賠償。</w:t>
-      </w:r>
-    </w:p>
-    <w:p>
-      <w:pPr>
-        <w:pStyle w:val="02-"/>
-      </w:pPr>
-      <w:r>
-        <w:t>(十三)採購標的為公有新建建築工程：</w:t>
-      </w:r>
-    </w:p>
-    <w:p>
-      <w:pPr>
-        <w:pStyle w:val="03-"/>
-      </w:pPr>
-      <w:r>
-        <w:rPr>
-          <w:rFonts w:cs="Times New Roman"/>
-        </w:rPr>
-        <w:t>1.如須由</w:t>
-      </w:r>
-      <w:r>
-        <w:t>廠商取得目的事業主管機關之使用執照或其他類似文件者，其因可歸責於機關之事由以致有遲延時，機關不得以此遲延為由拒絕辦理驗收付款。</w:t>
-      </w:r>
-    </w:p>
-    <w:p>
-      <w:pPr>
-        <w:pStyle w:val="03-"/>
-      </w:pPr>
-      <w:r>
-        <w:t>2.如須由</w:t>
-      </w:r>
-      <w:r>
-        <w:rPr>
-          <w:rFonts w:cs="Times New Roman"/>
-        </w:rPr>
-        <w:t>廠商取得綠建築標章/智慧建築標章者，於驗收合格並取得合格級（如有要求高於合格級者，另於契約載明）綠建築標章/智慧建築標章後，機關始得發給結算驗收證明書。但驗收合格而未能取得綠建築標章/智慧建築標章，其經機關確認非可歸責於廠商者，仍得發給結算驗收證明書。</w:t>
+        <w:t>築標章後，機關始得發給結算驗收證明書。但驗收合格而未能取得綠建築標章/智慧建築標章，其經機關確認非可歸責於廠商者，仍得發給結算驗收證明書。</w:t>
       </w:r>
     </w:p>
     <w:p>
@@ -5536,8 +5589,184 @@
         <w:pStyle w:val="03-"/>
       </w:pPr>
       <w:r>
+        <w:t>2.上述資料應包括下列內容：</w:t>
+      </w:r>
+    </w:p>
+    <w:p>
+      <w:pPr>
+        <w:pStyle w:val="04-1"/>
+      </w:pPr>
+      <w:r>
+        <w:t>(1)契約名稱與編號；</w:t>
+      </w:r>
+    </w:p>
+    <w:p>
+      <w:pPr>
+        <w:pStyle w:val="04-1"/>
+      </w:pPr>
+      <w:r>
+        <w:t>(2)主題（例如土建、機械、電氣、輸送設備…）；</w:t>
+      </w:r>
+    </w:p>
+    <w:p>
+      <w:pPr>
+        <w:pStyle w:val="04-1"/>
+      </w:pPr>
+      <w:r>
+        <w:t>(3)目錄；</w:t>
+      </w:r>
+    </w:p>
+    <w:p>
+      <w:pPr>
+        <w:pStyle w:val="04-1"/>
+      </w:pPr>
+      <w:r>
+        <w:t>(4)最接近本工程之維修廠商名稱、地址、電話；</w:t>
+      </w:r>
+    </w:p>
+    <w:p>
+      <w:pPr>
+        <w:pStyle w:val="04-1"/>
+      </w:pPr>
+      <w:r>
+        <w:t>(5)廠商、供應商、安裝商之名稱、地址、電話；</w:t>
+      </w:r>
+    </w:p>
+    <w:p>
+      <w:pPr>
+        <w:pStyle w:val="04-1"/>
+      </w:pPr>
+      <w:r>
+        <w:t>(6)最接近本工程之零件供應商名稱、地址、電話；</w:t>
+      </w:r>
+    </w:p>
+    <w:p>
+      <w:pPr>
+        <w:pStyle w:val="04-1"/>
+      </w:pPr>
+      <w:r>
+        <w:t>(7)預計接管單位將開始承接維護責任之日期；</w:t>
+      </w:r>
+    </w:p>
+    <w:p>
+      <w:pPr>
+        <w:pStyle w:val="04-1"/>
+      </w:pPr>
+      <w:r>
+        <w:t>(8)系統及組件之說明；</w:t>
+      </w:r>
+    </w:p>
+    <w:p>
+      <w:pPr>
+        <w:pStyle w:val="04-1"/>
+      </w:pPr>
+      <w:r>
+        <w:t>(9)例行維護作業程序及時程表；</w:t>
+      </w:r>
+    </w:p>
+    <w:p>
+      <w:pPr>
+        <w:pStyle w:val="04-1"/>
+      </w:pPr>
+      <w:r>
+        <w:t>(10)操作、維護（修）所需之機具、儀器及備品數量；</w:t>
+      </w:r>
+    </w:p>
+    <w:p>
+      <w:pPr>
+        <w:pStyle w:val="04-1"/>
+      </w:pPr>
+      <w:r>
+        <w:t>(11)以下資料由機關視個案特性勾選：</w:t>
+      </w:r>
+    </w:p>
+    <w:p>
+      <w:pPr>
+        <w:pStyle w:val="04-1-2"/>
+      </w:pPr>
+      <w:r>
+        <w:t>□操作前之檢查或檢驗表</w:t>
+      </w:r>
+    </w:p>
+    <w:p>
+      <w:pPr>
+        <w:pStyle w:val="04-1-2"/>
+      </w:pPr>
+      <w:r>
+        <w:t>□設備之啟動、操作、停機作業程序</w:t>
+      </w:r>
+    </w:p>
+    <w:p>
+      <w:pPr>
+        <w:pStyle w:val="04-1-2"/>
+      </w:pPr>
+      <w:r>
+        <w:t>□操作後之檢查或關機表</w:t>
+      </w:r>
+    </w:p>
+    <w:p>
+      <w:pPr>
+        <w:pStyle w:val="04-1-2"/>
+      </w:pPr>
+      <w:r>
+        <w:t>□一般狀況、特殊狀況及緊急狀況之處置說明</w:t>
+      </w:r>
+    </w:p>
+    <w:p>
+      <w:pPr>
+        <w:pStyle w:val="04-1-2"/>
+      </w:pPr>
+      <w:r>
+        <w:t>□經核可之測試資料</w:t>
+      </w:r>
+    </w:p>
+    <w:p>
+      <w:pPr>
+        <w:pStyle w:val="04-1-2"/>
+      </w:pPr>
+      <w:r>
+        <w:t>□製造商之零件明細表、零件型號、施工圖</w:t>
+      </w:r>
+    </w:p>
+    <w:p>
+      <w:pPr>
+        <w:pStyle w:val="04-1-2"/>
+      </w:pPr>
+      <w:r>
+        <w:t>□與未來維護（修）有關之圖解（分解圖）、電（線）路圖</w:t>
+      </w:r>
+    </w:p>
+    <w:p>
+      <w:pPr>
+        <w:pStyle w:val="04-1-2"/>
+      </w:pPr>
+      <w:r>
         <w:lastRenderedPageBreak/>
-        <w:t>2.上述資料應包括下列內容：</w:t>
+        <w:t>□製造商原廠備品明細表及建議價格</w:t>
+      </w:r>
+    </w:p>
+    <w:p>
+      <w:pPr>
+        <w:pStyle w:val="04-1-2"/>
+      </w:pPr>
+      <w:r>
+        <w:t>□可編譯（Compilable）之原始程式移轉規定</w:t>
+      </w:r>
+    </w:p>
+    <w:p>
+      <w:pPr>
+        <w:pStyle w:val="04-1-2"/>
+      </w:pPr>
+      <w:r>
+        <w:t>□軟體版權之授權規定</w:t>
+      </w:r>
+    </w:p>
+    <w:p>
+      <w:pPr>
+        <w:pStyle w:val="04-1-2"/>
+      </w:pPr>
+      <w:r>
+        <w:t>□其他：＿＿＿＿＿。</w:t>
       </w:r>
     </w:p>
     <w:p>
@@ -5545,7 +5774,23 @@
         <w:pStyle w:val="04-1"/>
       </w:pPr>
       <w:r>
-        <w:t>(1)契約名稱與編號；</w:t>
+        <w:t>(12)索引。</w:t>
+      </w:r>
+    </w:p>
+    <w:p>
+      <w:pPr>
+        <w:pStyle w:val="03-"/>
+      </w:pPr>
+      <w:r>
+        <w:t>3.保固期間操作與維護資料之更新，應以書面提送。各項更新資料，包括定期服務報告，均應註明契約名稱及編號。</w:t>
+      </w:r>
+    </w:p>
+    <w:p>
+      <w:pPr>
+        <w:pStyle w:val="03-"/>
+      </w:pPr>
+      <w:r>
+        <w:t>4.教育訓練計畫應包括下列內容：</w:t>
       </w:r>
     </w:p>
     <w:p>
@@ -5553,7 +5798,7 @@
         <w:pStyle w:val="04-1"/>
       </w:pPr>
       <w:r>
-        <w:t>(2)主題（例如土建、機械、電氣、輸送設備…）；</w:t>
+        <w:t>(1)設備及佈置說明；</w:t>
       </w:r>
     </w:p>
     <w:p>
@@ -5561,7 +5806,7 @@
         <w:pStyle w:val="04-1"/>
       </w:pPr>
       <w:r>
-        <w:t>(3)目錄；</w:t>
+        <w:t>(2)各類設備之功能介紹；</w:t>
       </w:r>
     </w:p>
     <w:p>
@@ -5569,7 +5814,7 @@
         <w:pStyle w:val="04-1"/>
       </w:pPr>
       <w:r>
-        <w:t>(4)最接近本工程之維修廠商名稱、地址、電話；</w:t>
+        <w:t>(3)各項設備使用說明；</w:t>
       </w:r>
     </w:p>
     <w:p>
@@ -5577,7 +5822,7 @@
         <w:pStyle w:val="04-1"/>
       </w:pPr>
       <w:r>
-        <w:t>(5)廠商、供應商、安裝商之名稱、地址、電話；</w:t>
+        <w:t>(4)設備規格；</w:t>
       </w:r>
     </w:p>
     <w:p>
@@ -5585,7 +5830,7 @@
         <w:pStyle w:val="04-1"/>
       </w:pPr>
       <w:r>
-        <w:t>(6)最接近本工程之零件供應商名稱、地址、電話；</w:t>
+        <w:t>(5)各項設備之操作步驟；</w:t>
       </w:r>
     </w:p>
     <w:p>
@@ -5593,7 +5838,7 @@
         <w:pStyle w:val="04-1"/>
       </w:pPr>
       <w:r>
-        <w:t>(7)預計接管單位將開始承接維護責任之日期；</w:t>
+        <w:t>(6)操作維護項目及程序解說；</w:t>
       </w:r>
     </w:p>
     <w:p>
@@ -5601,7 +5846,7 @@
         <w:pStyle w:val="04-1"/>
       </w:pPr>
       <w:r>
-        <w:t>(8)系統及組件之說明；</w:t>
+        <w:t>(7)故障檢查程序及排除說明；</w:t>
       </w:r>
     </w:p>
     <w:p>
@@ -5609,7 +5854,7 @@
         <w:pStyle w:val="04-1"/>
       </w:pPr>
       <w:r>
-        <w:t>(9)例行維護作業程序及時程表；</w:t>
+        <w:t>(8)講師資格；</w:t>
       </w:r>
     </w:p>
     <w:p>
@@ -5617,7 +5862,7 @@
         <w:pStyle w:val="04-1"/>
       </w:pPr>
       <w:r>
-        <w:t>(10)操作、維護（修）所需之機具、儀器及備品數量；</w:t>
+        <w:t>(9)訓練時數。</w:t>
       </w:r>
     </w:p>
     <w:p>
@@ -5625,103 +5870,7 @@
         <w:pStyle w:val="04-1"/>
       </w:pPr>
       <w:r>
-        <w:t>(11)以下資料由機關視個案特性勾選：</w:t>
-      </w:r>
-    </w:p>
-    <w:p>
-      <w:pPr>
-        <w:pStyle w:val="04-1-2"/>
-      </w:pPr>
-      <w:r>
-        <w:t>□操作前之檢查或檢驗表</w:t>
-      </w:r>
-    </w:p>
-    <w:p>
-      <w:pPr>
-        <w:pStyle w:val="04-1-2"/>
-      </w:pPr>
-      <w:r>
-        <w:t>□設備之啟動、操作、停機作業程序</w:t>
-      </w:r>
-    </w:p>
-    <w:p>
-      <w:pPr>
-        <w:pStyle w:val="04-1-2"/>
-      </w:pPr>
-      <w:r>
-        <w:t>□操作後之檢查或關機表</w:t>
-      </w:r>
-    </w:p>
-    <w:p>
-      <w:pPr>
-        <w:pStyle w:val="04-1-2"/>
-      </w:pPr>
-      <w:r>
-        <w:t>□一般狀況、特殊狀況及緊急狀況之處置說明</w:t>
-      </w:r>
-    </w:p>
-    <w:p>
-      <w:pPr>
-        <w:pStyle w:val="04-1-2"/>
-      </w:pPr>
-      <w:r>
-        <w:t>□經核可之測試資料</w:t>
-      </w:r>
-    </w:p>
-    <w:p>
-      <w:pPr>
-        <w:pStyle w:val="04-1-2"/>
-      </w:pPr>
-      <w:r>
-        <w:t>□製造商之零件明細表、零件型號、施工圖</w:t>
-      </w:r>
-    </w:p>
-    <w:p>
-      <w:pPr>
-        <w:pStyle w:val="04-1-2"/>
-      </w:pPr>
-      <w:r>
-        <w:t>□與未來維護（修）有關之圖解（分解圖）、電（線）路圖</w:t>
-      </w:r>
-    </w:p>
-    <w:p>
-      <w:pPr>
-        <w:pStyle w:val="04-1-2"/>
-      </w:pPr>
-      <w:r>
-        <w:t>□製造商原廠備品明細表及建議價格</w:t>
-      </w:r>
-    </w:p>
-    <w:p>
-      <w:pPr>
-        <w:pStyle w:val="04-1-2"/>
-      </w:pPr>
-      <w:r>
-        <w:t>□可編譯（Compilable）之原始程式移轉規定</w:t>
-      </w:r>
-    </w:p>
-    <w:p>
-      <w:pPr>
-        <w:pStyle w:val="04-1-2"/>
-      </w:pPr>
-      <w:r>
-        <w:t>□軟體版權之授權規定</w:t>
-      </w:r>
-    </w:p>
-    <w:p>
-      <w:pPr>
-        <w:pStyle w:val="04-1-2"/>
-      </w:pPr>
-      <w:r>
-        <w:t>□其他：＿＿＿＿＿。</w:t>
-      </w:r>
-    </w:p>
-    <w:p>
-      <w:pPr>
-        <w:pStyle w:val="04-1"/>
-      </w:pPr>
-      <w:r>
-        <w:t>(12)索引。</w:t>
+        <w:t>(10)其他：＿＿＿＿＿。</w:t>
       </w:r>
     </w:p>
     <w:p>
@@ -5729,7 +5878,15 @@
         <w:pStyle w:val="03-"/>
       </w:pPr>
       <w:r>
-        <w:t>3.保固期間操作與維護資料之更新，應以書面提送。各項更新資料，包括定期服務報告，均應註明契約名稱及編號。</w:t>
+        <w:t>5.廠商須依機關需求時程提供完整中文教育訓練課程及手冊，使機關或接管單位指派人員瞭解各項設備之操作及維護（修）。</w:t>
+      </w:r>
+    </w:p>
+    <w:p>
+      <w:pPr>
+        <w:pStyle w:val="02-"/>
+      </w:pPr>
+      <w:r>
+        <w:t>(二)資料送審：</w:t>
       </w:r>
     </w:p>
     <w:p>
@@ -5737,87 +5894,7 @@
         <w:pStyle w:val="03-"/>
       </w:pPr>
       <w:r>
-        <w:t>4.教育訓練計畫應包括下列內容：</w:t>
-      </w:r>
-    </w:p>
-    <w:p>
-      <w:pPr>
-        <w:pStyle w:val="04-1"/>
-      </w:pPr>
-      <w:r>
-        <w:t>(1)設備及佈置說明；</w:t>
-      </w:r>
-    </w:p>
-    <w:p>
-      <w:pPr>
-        <w:pStyle w:val="04-1"/>
-      </w:pPr>
-      <w:r>
-        <w:t>(2)各類設備之功能介紹；</w:t>
-      </w:r>
-    </w:p>
-    <w:p>
-      <w:pPr>
-        <w:pStyle w:val="04-1"/>
-      </w:pPr>
-      <w:r>
-        <w:t>(3)各項設備使用說明；</w:t>
-      </w:r>
-    </w:p>
-    <w:p>
-      <w:pPr>
-        <w:pStyle w:val="04-1"/>
-      </w:pPr>
-      <w:r>
-        <w:t>(4)設備規格；</w:t>
-      </w:r>
-    </w:p>
-    <w:p>
-      <w:pPr>
-        <w:pStyle w:val="04-1"/>
-      </w:pPr>
-      <w:r>
-        <w:t>(5)各項設備之操作步驟；</w:t>
-      </w:r>
-    </w:p>
-    <w:p>
-      <w:pPr>
-        <w:pStyle w:val="04-1"/>
-      </w:pPr>
-      <w:r>
-        <w:t>(6)操作維護項目及程序解說；</w:t>
-      </w:r>
-    </w:p>
-    <w:p>
-      <w:pPr>
-        <w:pStyle w:val="04-1"/>
-      </w:pPr>
-      <w:r>
-        <w:t>(7)故障檢查程序及排除說明；</w:t>
-      </w:r>
-    </w:p>
-    <w:p>
-      <w:pPr>
-        <w:pStyle w:val="04-1"/>
-      </w:pPr>
-      <w:r>
-        <w:t>(8)講師資格；</w:t>
-      </w:r>
-    </w:p>
-    <w:p>
-      <w:pPr>
-        <w:pStyle w:val="04-1"/>
-      </w:pPr>
-      <w:r>
-        <w:t>(9)訓練時數。</w:t>
-      </w:r>
-    </w:p>
-    <w:p>
-      <w:pPr>
-        <w:pStyle w:val="04-1"/>
-      </w:pPr>
-      <w:r>
-        <w:t>(10)其他：＿＿＿＿＿。</w:t>
+        <w:t>1.操作與維護資料格式樣本、教育訓練計畫及內容大綱草稿，應於竣工前＿天（由機關於招標時載明；未載明者，為60天），提出1份送審；並於竣工前＿天（由機關於招標時載明；未載明者，為30天），提出1份正式格式之完整資料送審。製造商可證明其現成之手冊資料，足以符合本條之各項規定者，不在此限。</w:t>
       </w:r>
     </w:p>
     <w:p>
@@ -5825,7 +5902,15 @@
         <w:pStyle w:val="03-"/>
       </w:pPr>
       <w:r>
-        <w:t>5.廠商須依機關需求時程提供完整中文教育訓練課程及手冊，使機關或接管單位指派人員瞭解各項設備之操作及維護（修）。</w:t>
+        <w:t>2.廠商須於竣工前＿天（由機關於招標時載明；未載明者，為15天），提出＿份（由機關於招標時載明；未載明者，為5份）經機關核可之操作與維護資料及教育訓練計畫。</w:t>
+      </w:r>
+    </w:p>
+    <w:p>
+      <w:pPr>
+        <w:pStyle w:val="03-"/>
+      </w:pPr>
+      <w:r>
+        <w:t>3.廠商應於竣工前提供最新之操作與維護（修）手冊、圖說、定期服務資料及其他與設備相關之資料＿份（由機關於招標時載明；未載明者，為5份），使接管單位有足夠能力進行操作及維護（修）工作。</w:t>
       </w:r>
     </w:p>
     <w:p>
@@ -5833,68 +5918,36 @@
         <w:pStyle w:val="02-"/>
       </w:pPr>
       <w:r>
+        <w:t>(三)在教育訓練開始時，廠商應將所有操作與維護資料備妥，並於驗收前依核可之教育訓練計畫，完成對機關或接管單位指派人員之訓練。</w:t>
+      </w:r>
+    </w:p>
+    <w:p>
+      <w:pPr>
+        <w:pStyle w:val="02-"/>
+      </w:pPr>
+      <w:r>
+        <w:t>(四)廠商所提送之資料，應經監造單位/工程司審查同意；修正時亦同。</w:t>
+      </w:r>
+    </w:p>
+    <w:p>
+      <w:pPr>
+        <w:pStyle w:val="02-"/>
+      </w:pPr>
+      <w:r>
+        <w:t>(五)操作與維護（修）手冊之內容，應於試運轉測試程序時，經機關或接管單位指派之人員驗證為可行，否則應辦理修正後重行測試。</w:t>
+      </w:r>
+    </w:p>
+    <w:p>
+      <w:pPr>
+        <w:pStyle w:val="02-"/>
+      </w:pPr>
+    </w:p>
+    <w:p>
+      <w:pPr>
+        <w:pStyle w:val="01-"/>
+      </w:pPr>
+      <w:r>
         <w:lastRenderedPageBreak/>
-        <w:t>(二)資料送審：</w:t>
-      </w:r>
-    </w:p>
-    <w:p>
-      <w:pPr>
-        <w:pStyle w:val="03-"/>
-      </w:pPr>
-      <w:r>
-        <w:t>1.操作與維護資料格式樣本、教育訓練計畫及內容大綱草稿，應於竣工前＿天（由機關於招標時載明；未載明者，為60天），提出1份送審；並於竣工前＿天（由機關於招標時載明；未載明者，為30天），提出1份正式格式之完整資料送審。製造商可證明其現成之手冊資料，足以符合本條之各項規定者，不在此限。</w:t>
-      </w:r>
-    </w:p>
-    <w:p>
-      <w:pPr>
-        <w:pStyle w:val="03-"/>
-      </w:pPr>
-      <w:r>
-        <w:t>2.廠商須於竣工前＿天（由機關於招標時載明；未載明者，為15天），提出＿份（由機關於招標時載明；未載明者，為5份）經機關核可之操作與維護資料及教育訓練計畫。</w:t>
-      </w:r>
-    </w:p>
-    <w:p>
-      <w:pPr>
-        <w:pStyle w:val="03-"/>
-      </w:pPr>
-      <w:r>
-        <w:t>3.廠商應於竣工前提供最新之操作與維護（修）手冊、圖說、定期服務資料及其他與設備相關之資料＿份（由機關於招標時載明；未載明者，為5份），使接管單位有足夠能力進行操作及維護（修）工作。</w:t>
-      </w:r>
-    </w:p>
-    <w:p>
-      <w:pPr>
-        <w:pStyle w:val="02-"/>
-      </w:pPr>
-      <w:r>
-        <w:t>(三)在教育訓練開始時，廠商應將所有操作與維護資料備妥，並於驗收前依核可之教育訓練計畫，完成對機關或接管單位指派人員之訓練。</w:t>
-      </w:r>
-    </w:p>
-    <w:p>
-      <w:pPr>
-        <w:pStyle w:val="02-"/>
-      </w:pPr>
-      <w:r>
-        <w:t>(四)廠商所提送之資料，應經監造單位/工程司審查同意；修正時亦同。</w:t>
-      </w:r>
-    </w:p>
-    <w:p>
-      <w:pPr>
-        <w:pStyle w:val="02-"/>
-      </w:pPr>
-      <w:r>
-        <w:t>(五)操作與維護（修）手冊之內容，應於試運轉測試程序時，經機關或接管單位指派之人員驗證為可行，否則應辦理修正後重行測試。</w:t>
-      </w:r>
-    </w:p>
-    <w:p>
-      <w:pPr>
-        <w:pStyle w:val="02-"/>
-      </w:pPr>
-    </w:p>
-    <w:p>
-      <w:pPr>
-        <w:pStyle w:val="01-"/>
-      </w:pPr>
-      <w:r>
         <w:t>第16條　保固</w:t>
       </w:r>
     </w:p>
@@ -6066,19 +6119,72 @@
         <w:pStyle w:val="02-"/>
       </w:pPr>
       <w:r>
-        <w:t>(三)保固期內發現之瑕疵，應由廠商於機關指定之合理期限內負責免費無條件改正。逾期不為改正者，機關得逕為處理，所需費用由廠商負</w:t>
+        <w:t>(三)保固期內發現之瑕疵，應由廠商於機關指定之合理期限內負責免費無條件改正。逾期不為改正者，機關得逕為處理，所需費用由廠商負擔，或動用保固保證金逕為處理，不足時向廠商追償。但屬故意破壞、不當使用、正常零附件損耗或其他非可歸責於廠商之事由所致瑕疵者，由機關負擔改正費用。</w:t>
+      </w:r>
+    </w:p>
+    <w:p>
+      <w:pPr>
+        <w:pStyle w:val="02-"/>
+      </w:pPr>
+      <w:r>
+        <w:t>(四)為釐清發生瑕疵之原因或其責任歸屬，機關得委託公正之第三人進行檢驗或調查工作，其結果如證明瑕疵係因可歸責於廠商之事由所致，廠商應負擔檢驗或調查工作所需之費用。</w:t>
+      </w:r>
+    </w:p>
+    <w:p>
+      <w:pPr>
+        <w:pStyle w:val="02-"/>
+      </w:pPr>
+      <w:r>
+        <w:t>(五)瑕疵改正後30日內，如機關認為可能影響本工程任何部分之功能與效益者，得要求廠商依契約原訂測試程序進行測試。該瑕疵係因可歸責於廠商之事由所致者，廠商應負擔進行測試所需之費用。</w:t>
+      </w:r>
+    </w:p>
+    <w:p>
+      <w:pPr>
+        <w:pStyle w:val="02-"/>
+      </w:pPr>
+      <w:r>
+        <w:t>(六)保固期內，採購標的因可歸責於廠商之事由造成之瑕疵致全部工程無法使用時，該無法使用之期間不計入保固期；致部分工程無法使用者，該部分工程無法使用之期間不計入保固期，並由機關通知廠商。</w:t>
+      </w:r>
+    </w:p>
+    <w:p>
+      <w:pPr>
+        <w:pStyle w:val="02-"/>
+      </w:pPr>
+      <w:r>
+        <w:t>(七)機關得於保固期間及期滿前，通知廠商派員會同勘查保固事項。</w:t>
+      </w:r>
+    </w:p>
+    <w:p>
+      <w:pPr>
+        <w:pStyle w:val="02-"/>
+      </w:pPr>
+      <w:r>
+        <w:t>(八)保固期滿且無待決事項後30日內，機關應簽發一份保固期滿通知書予廠商，載明廠商完成保固責任之日期。除該通知書所稱之保固合格事實外，任何文件均不得證明廠商已完成本工程之保固工作。</w:t>
+      </w:r>
+    </w:p>
+    <w:p>
+      <w:pPr>
+        <w:pStyle w:val="02-"/>
+      </w:pPr>
+      <w:r>
+        <w:t>(九)廠商應於接獲保固期滿通知書後30日內，將留置於本工程現場之設備、材料、殘物、垃圾或臨時設施，清運完畢。逾期未清運者，機關得逕為變賣並遷出現場。扣除機關一切處理費用後有剩餘者，機關應</w:t>
       </w:r>
       <w:r>
         <w:lastRenderedPageBreak/>
-        <w:t>擔，或動用保固保證金逕為處理，不足時向廠商追償。但屬故意破壞、不當使用、正常零附件損耗或其他非可歸責於廠商之事由所致瑕疵者，由機關負擔改正費用。</w:t>
+        <w:t>將該差額給付廠商；如有不足者，得通知廠商繳納或自保固保證金扣抵。</w:t>
       </w:r>
     </w:p>
     <w:p>
       <w:pPr>
         <w:pStyle w:val="02-"/>
       </w:pPr>
-      <w:r>
-        <w:t>(四)為釐清發生瑕疵之原因或其責任歸屬，機關得委託公正之第三人進行檢驗或調查工作，其結果如證明瑕疵係因可歸責於廠商之事由所致，廠商應負擔檢驗或調查工作所需之費用。</w:t>
+    </w:p>
+    <w:p>
+      <w:pPr>
+        <w:pStyle w:val="01-"/>
+      </w:pPr>
+      <w:r>
+        <w:t>第17條　遲延履約</w:t>
       </w:r>
     </w:p>
     <w:p>
@@ -6086,7 +6192,47 @@
         <w:pStyle w:val="02-"/>
       </w:pPr>
       <w:r>
-        <w:t>(五)瑕疵改正後30日內，如機關認為可能影響本工程任何部分之功能與效益者，得要求廠商依契約原訂測試程序進行測試。該瑕疵係因可歸責於廠商之事由所致者，廠商應負擔進行測試所需之費用。</w:t>
+        <w:t>(一)逾期違約金，以日為單位，按逾期日數，每日依契約價金總額＿‰（由機關於招標時載明比率；未載明者，為1‰）計算逾期違約金，所有日數（包括放假日等）均應納入，不因履約期限以工作天或日曆天計算而有差別。因可歸責於廠商之事由，致終止或解除契約者，逾期違約金應計算至終止或解除契約之日止。</w:t>
+      </w:r>
+    </w:p>
+    <w:p>
+      <w:pPr>
+        <w:pStyle w:val="03-"/>
+      </w:pPr>
+      <w:r>
+        <w:t>1.廠商如未依照契約所定履約期限竣工，自該期限之次日起算逾期日數。</w:t>
+      </w:r>
+    </w:p>
+    <w:p>
+      <w:pPr>
+        <w:pStyle w:val="03-"/>
+      </w:pPr>
+      <w:r>
+        <w:t>2.初驗或驗收有瑕疵，經機關通知廠商限期改正，自契約所定履約期限之次日起算逾期日數，但扣除以下日數：</w:t>
+      </w:r>
+    </w:p>
+    <w:p>
+      <w:pPr>
+        <w:pStyle w:val="04-1"/>
+      </w:pPr>
+      <w:r>
+        <w:t>(1)履約期限之次日起，至機關決定限期改正前歸屬於機關之作業日數。</w:t>
+      </w:r>
+    </w:p>
+    <w:p>
+      <w:pPr>
+        <w:pStyle w:val="04-1"/>
+      </w:pPr>
+      <w:r>
+        <w:t>(2)契約或主驗人指定之限期改正日數（機關得於招標時刪除此部分文字）。</w:t>
+      </w:r>
+    </w:p>
+    <w:p>
+      <w:pPr>
+        <w:pStyle w:val="03-"/>
+      </w:pPr>
+      <w:r>
+        <w:t>3.未完成履約/初驗或驗收有瑕疵之部分不影響其他已完成且無瑕疵部分之使用者（不以機關已有使用事實為限，亦即機關可得使用之狀態），按未完成履約/初驗或驗收有瑕疵部分之契約價金，每日依其＿‰（由機關於招標時載明比率；未載明者，為3‰）計算逾期違約金，其數額以每日依契約價金總額計算之數額為上限。</w:t>
       </w:r>
     </w:p>
     <w:p>
@@ -6094,7 +6240,7 @@
         <w:pStyle w:val="02-"/>
       </w:pPr>
       <w:r>
-        <w:t>(六)保固期內，採購標的因可歸責於廠商之事由造成之瑕疵致全部工程無法使用時，該無法使用之期間不計入保固期；致部分工程無法使用者，該部分工程無法使用之期間不計入保固期，並由機關通知廠商。</w:t>
+        <w:t>(二)採部分驗收者，得就該部分之金額計算逾期違約金。</w:t>
       </w:r>
     </w:p>
     <w:p>
@@ -6102,7 +6248,7 @@
         <w:pStyle w:val="02-"/>
       </w:pPr>
       <w:r>
-        <w:t>(七)機關得於保固期間及期滿前，通知廠商派員會同勘查保固事項。</w:t>
+        <w:t>(三)逾期違約金之支付，機關得自應付價金中扣抵；其有不足者，得通知廠商繳納或自保證金扣抵。</w:t>
       </w:r>
     </w:p>
     <w:p>
@@ -6110,7 +6256,7 @@
         <w:pStyle w:val="02-"/>
       </w:pPr>
       <w:r>
-        <w:t>(八)保固期滿且無待決事項後30日內，機關應簽發一份保固期滿通知書予廠商，載明廠商完成保固責任之日期。除該通知書所稱之保固合格事實外，任何文件均不得證明廠商已完成本工程之保固工作。</w:t>
+        <w:t>(四)逾期違約金為損害賠償額預定性違約金，其總額（含逾期未改正之違約金）以契約價金總額之10%（如機關基於個案特殊需要，得於招標時另為載明，但不高於20%）為上限，且不計入第18條第8款之賠償責任上限金額內。</w:t>
       </w:r>
     </w:p>
     <w:p>
@@ -6118,20 +6264,238 @@
         <w:pStyle w:val="02-"/>
       </w:pPr>
       <w:r>
-        <w:t>(九)廠商應於接獲保固期滿通知書後30日內，將留置於本工程現場之設備、材料、殘物、垃圾或臨時設施，清運完畢。逾期未清運者，機關得逕為變賣並遷出現場。扣除機關一切處理費用後有剩餘者，機關應將該差額給付廠商；如有不足者，得通知廠商繳納或自保固保證金扣抵。</w:t>
+        <w:t>(五)因下列天災或事變等不可抗力或不可歸責於契約當事人之事由，致未能依時履約者，廠商得依第7條第3款規定，申請延長履約期限；不能履約者，得免除契約責任：</w:t>
+      </w:r>
+    </w:p>
+    <w:p>
+      <w:pPr>
+        <w:pStyle w:val="03-"/>
+      </w:pPr>
+      <w:r>
+        <w:t>1.戰爭、封鎖、革命、叛亂、內亂、暴動或動員。</w:t>
+      </w:r>
+    </w:p>
+    <w:p>
+      <w:pPr>
+        <w:pStyle w:val="03-"/>
+      </w:pPr>
+      <w:r>
+        <w:t>2.山崩、地震、海嘯、火山爆發、颱風、豪雨、冰雹、惡劣天候、水災、土石流、土崩、地層滑動、雷擊或其他天然災害。</w:t>
+      </w:r>
+    </w:p>
+    <w:p>
+      <w:pPr>
+        <w:pStyle w:val="03-"/>
+      </w:pPr>
+      <w:r>
+        <w:t>3.墜機、沉船、交通中斷或道路、港口冰封。</w:t>
+      </w:r>
+    </w:p>
+    <w:p>
+      <w:pPr>
+        <w:pStyle w:val="03-"/>
+      </w:pPr>
+      <w:r>
+        <w:t>4.罷工、勞資糾紛或民眾非理性之聚眾抗爭。</w:t>
+      </w:r>
+    </w:p>
+    <w:p>
+      <w:pPr>
+        <w:pStyle w:val="03-"/>
+      </w:pPr>
+      <w:r>
+        <w:t>5.毒氣、瘟疫、火災或爆炸。</w:t>
+      </w:r>
+    </w:p>
+    <w:p>
+      <w:pPr>
+        <w:pStyle w:val="03-"/>
+      </w:pPr>
+      <w:r>
+        <w:t>6.履約標的遭破壞、竊盜、搶奪、強盜或海盜。</w:t>
+      </w:r>
+    </w:p>
+    <w:p>
+      <w:pPr>
+        <w:pStyle w:val="03-"/>
+      </w:pPr>
+      <w:r>
+        <w:lastRenderedPageBreak/>
+        <w:t>7.履約人員遭殺害、傷害、擄人勒贖或不法拘禁。</w:t>
+      </w:r>
+    </w:p>
+    <w:p>
+      <w:pPr>
+        <w:pStyle w:val="03-"/>
+      </w:pPr>
+      <w:r>
+        <w:t>8.水、能源或原料中斷或管制供應。</w:t>
+      </w:r>
+    </w:p>
+    <w:p>
+      <w:pPr>
+        <w:pStyle w:val="03-"/>
+      </w:pPr>
+      <w:r>
+        <w:t>9.核子反應、核子輻射或放射性污染。</w:t>
+      </w:r>
+    </w:p>
+    <w:p>
+      <w:pPr>
+        <w:pStyle w:val="03-"/>
+      </w:pPr>
+      <w:r>
+        <w:t>10.非因廠商不法行為所致之政府或機關依法令下達停工、徵用、沒入、拆毀或禁運命令者。</w:t>
+      </w:r>
+    </w:p>
+    <w:p>
+      <w:pPr>
+        <w:pStyle w:val="03-"/>
+      </w:pPr>
+      <w:r>
+        <w:t>11.政府法令之新增或變更。</w:t>
+      </w:r>
+    </w:p>
+    <w:p>
+      <w:pPr>
+        <w:pStyle w:val="03-"/>
+      </w:pPr>
+      <w:r>
+        <w:t>12.我國或外國政府之行為。</w:t>
+      </w:r>
+    </w:p>
+    <w:p>
+      <w:pPr>
+        <w:pStyle w:val="03-"/>
+      </w:pPr>
+      <w:r>
+        <w:t>13.其他經機關認定確屬不可抗力者。</w:t>
       </w:r>
     </w:p>
     <w:p>
       <w:pPr>
         <w:pStyle w:val="02-"/>
       </w:pPr>
+      <w:r>
+        <w:t>(六)前款不可抗力或不可歸責事由發生或結束後，其屬可繼續履約之情形者，應繼續履約，並採行必要措施以降低其所造成之不利影響或損害。</w:t>
+      </w:r>
+    </w:p>
+    <w:p>
+      <w:pPr>
+        <w:pStyle w:val="02-"/>
+      </w:pPr>
+      <w:r>
+        <w:t>(七)廠商履約有遲延者，在遲延中，對於因不可抗力而生之損害，亦應負責。但經廠商證明縱不遲延履約，而仍不免發生損害者，不在此限。</w:t>
+      </w:r>
+    </w:p>
+    <w:p>
+      <w:pPr>
+        <w:pStyle w:val="02-"/>
+      </w:pPr>
+      <w:r>
+        <w:t>(八)契約訂有分段進度及最後履約期限，且均訂有逾期違約金者，屬分段完工使用或移交之情形，其逾期違約金之計算原則如下：</w:t>
+      </w:r>
+    </w:p>
+    <w:p>
+      <w:pPr>
+        <w:pStyle w:val="03-"/>
+      </w:pPr>
+      <w:r>
+        <w:t>1.未逾分段進度但逾最後履約期限者，扣除已分段完工使用或移交部分之金額，計算逾最後履約期限之違約金。</w:t>
+      </w:r>
+    </w:p>
+    <w:p>
+      <w:pPr>
+        <w:pStyle w:val="03-"/>
+      </w:pPr>
+      <w:r>
+        <w:t>2.逾分段進度但未逾最後履約期限者，計算逾分段進度之違約金。</w:t>
+      </w:r>
+    </w:p>
+    <w:p>
+      <w:pPr>
+        <w:pStyle w:val="03-"/>
+      </w:pPr>
+      <w:r>
+        <w:t>3.逾分段進度且逾最後履約期限者，分別計算違約金。但逾最後履約期限之違約金，應扣除已分段完工使用或移交部分之金額計算之。</w:t>
+      </w:r>
+    </w:p>
+    <w:p>
+      <w:pPr>
+        <w:pStyle w:val="03-"/>
+      </w:pPr>
+      <w:r>
+        <w:t>4.分段完工期限與其他採購契約之進行有關者，逾分段進度，得個別計算違約金，不受前目但書限制。</w:t>
+      </w:r>
+    </w:p>
+    <w:p>
+      <w:pPr>
+        <w:pStyle w:val="02-"/>
+      </w:pPr>
+      <w:r>
+        <w:t>(九)契約訂有分段進度及最後履約期限，且均訂有逾期違約金者，屬全部完工後使用或移交之情形，其逾期違約金之計算原則如下：</w:t>
+      </w:r>
+    </w:p>
+    <w:p>
+      <w:pPr>
+        <w:pStyle w:val="03-"/>
+      </w:pPr>
+      <w:r>
+        <w:t>1.未逾分段進度但逾最後履約期限者，計算逾最後履約期限之違約金。</w:t>
+      </w:r>
+    </w:p>
+    <w:p>
+      <w:pPr>
+        <w:pStyle w:val="03-"/>
+      </w:pPr>
+      <w:r>
+        <w:t>2.逾分段進度但未逾最後履約期限，其有逾分段進度已收取之違約金者，於未逾最後履約期限後發還。</w:t>
+      </w:r>
+    </w:p>
+    <w:p>
+      <w:pPr>
+        <w:pStyle w:val="03-"/>
+      </w:pPr>
+      <w:r>
+        <w:t>3.逾分段進度且逾最後履約期限，其有逾分段進度已收取之違約金者，於計算逾最後履約期限之違約金時應予扣抵。</w:t>
+      </w:r>
+    </w:p>
+    <w:p>
+      <w:pPr>
+        <w:pStyle w:val="03-"/>
+      </w:pPr>
+      <w:r>
+        <w:t>4.分段完工期限與其他採購契約之進行有關者，逾分段進度，得計算違約金，不受第2目及第3目之限制。</w:t>
+      </w:r>
+    </w:p>
+    <w:p>
+      <w:pPr>
+        <w:pStyle w:val="02-"/>
+      </w:pPr>
+      <w:r>
+        <w:t>(十)廠商未遵守法令致生履約事故者，由廠商負責。因而遲延履約者，不得據以免責。</w:t>
+      </w:r>
+    </w:p>
+    <w:p>
+      <w:pPr>
+        <w:pStyle w:val="02-"/>
+      </w:pPr>
+      <w:r>
+        <w:t>(十一)本條所稱「契約價金總額」為：□結算驗收證明書所載結算總價，並加計可歸責於廠商之驗收扣款金額；□原契約總金額（由機關於招標時勾選；未勾選者，為第1選項）。有契約變更之情形者，雙方得就變更之部分另為協議（例如契約變更新增項目或數量之金額）。</w:t>
+      </w:r>
+    </w:p>
+    <w:p>
+      <w:pPr>
+        <w:pStyle w:val="02-"/>
+      </w:pPr>
     </w:p>
     <w:p>
       <w:pPr>
         <w:pStyle w:val="01-"/>
       </w:pPr>
       <w:r>
-        <w:t>第17條　遲延履約</w:t>
+        <w:lastRenderedPageBreak/>
+        <w:t>第18條　權利及責任</w:t>
       </w:r>
     </w:p>
     <w:p>
@@ -6139,7 +6503,29 @@
         <w:pStyle w:val="02-"/>
       </w:pPr>
       <w:r>
-        <w:t>(一)逾期違約金，以日為單位，按逾期日數，每日依契約價金總額＿‰（由機關於招標時載明比率；未載明者，為1‰）計算逾期違約金，所有日數（包括放假日等）均應納入，不因履約期限以工作天或日曆天計算而有差別。因可歸責於廠商之事由，致終止或解除契約者，逾期違約金應計算至終止或解除契約之日止。</w:t>
+        <w:t>(一)廠商應擔保第三人就履約標的，對於機關不得主張任何權利。</w:t>
+      </w:r>
+    </w:p>
+    <w:p>
+      <w:pPr>
+        <w:pStyle w:val="02-"/>
+      </w:pPr>
+      <w:r>
+        <w:t>(二)廠商履約，其有侵害第三人合法權益時，應由廠商負責處理並承擔一切法律責任及費用，包括機關所發生之費用。機關並得請求損害賠償。</w:t>
+      </w:r>
+    </w:p>
+    <w:p>
+      <w:pPr>
+        <w:pStyle w:val="02-"/>
+      </w:pPr>
+      <w:r>
+        <w:t>(三)廠商履約結果涉及智慧財產權者：（由</w:t>
+      </w:r>
+      <w:r>
+        <w:rPr>
+          <w:spacing w:val="-4"/>
+        </w:rPr>
+        <w:t>機關於招標時載明）</w:t>
       </w:r>
     </w:p>
     <w:p>
@@ -6147,7 +6533,7 @@
         <w:pStyle w:val="03-"/>
       </w:pPr>
       <w:r>
-        <w:t>1.廠商如未依照契約所定履約期限竣工，自該期限之次日起算逾期日數。</w:t>
+        <w:t>□機關有權永久無償利用該著作財產權。</w:t>
       </w:r>
     </w:p>
     <w:p>
@@ -6155,23 +6541,16 @@
         <w:pStyle w:val="03-"/>
       </w:pPr>
       <w:r>
-        <w:t>2.初驗或驗收有瑕疵，經機關通知廠商限期改正，自契約所定履約期限之次日起算逾期日數，但扣除以下日數：</w:t>
-      </w:r>
-    </w:p>
-    <w:p>
-      <w:pPr>
-        <w:pStyle w:val="04-1"/>
-      </w:pPr>
-      <w:r>
-        <w:t>(1)履約期限之次日起，至機關決定限期改正前歸屬於機關之作業日數。</w:t>
-      </w:r>
-    </w:p>
-    <w:p>
-      <w:pPr>
-        <w:pStyle w:val="04-1"/>
-      </w:pPr>
-      <w:r>
-        <w:t>(2)契約或主驗人指定之限期改正日數（機關得於招標時刪除此部分文字）。</w:t>
+        <w:t>□機關取得部分權利（內容由</w:t>
+      </w:r>
+      <w:r>
+        <w:rPr>
+          <w:spacing w:val="-4"/>
+        </w:rPr>
+        <w:t>機關於招標時載明）</w:t>
+      </w:r>
+      <w:r>
+        <w:t>。</w:t>
       </w:r>
     </w:p>
     <w:p>
@@ -6179,11 +6558,156 @@
         <w:pStyle w:val="03-"/>
       </w:pPr>
       <w:r>
-        <w:t>3.未完成履約/初驗或驗收有瑕疵之部分不影響其他已完成且無瑕疵部分之使用者（不以機關已有使用事實為限，亦即機關可得使用之狀態），按未完成履約/初驗或驗收有瑕疵部分之契約價金，每日依其</w:t>
+        <w:rPr>
+          <w:rFonts w:hint="eastAsia"/>
+          <w:color w:val="FF0000"/>
+        </w:rPr>
+        <w:t>■</w:t>
+      </w:r>
+      <w:r>
+        <w:t>機關取得全部權利。</w:t>
+      </w:r>
+    </w:p>
+    <w:p>
+      <w:pPr>
+        <w:pStyle w:val="03-"/>
+      </w:pPr>
+      <w:r>
+        <w:t>□機關取得授權（內容由</w:t>
+      </w:r>
+      <w:r>
+        <w:rPr>
+          <w:spacing w:val="-4"/>
+        </w:rPr>
+        <w:t>機關於招標時載明）</w:t>
+      </w:r>
+      <w:r>
+        <w:t>。</w:t>
+      </w:r>
+    </w:p>
+    <w:p>
+      <w:pPr>
+        <w:pStyle w:val="03-"/>
+      </w:pPr>
+      <w:r>
+        <w:t>□廠商因履行契約所完成之著作，其著作財產權之全部於著作完成之同時讓與機關，廠商放棄行使著作人格權。廠商保證對其人員因履行契約所完成之著作，與其人員約定以廠商為著作人，享有著作財產權及著作人格權。</w:t>
+      </w:r>
+    </w:p>
+    <w:p>
+      <w:pPr>
+        <w:pStyle w:val="03-"/>
+      </w:pPr>
+      <w:r>
+        <w:t>□其他：＿＿＿＿＿＿＿＿＿＿＿（內容由</w:t>
+      </w:r>
+      <w:r>
+        <w:rPr>
+          <w:spacing w:val="-4"/>
+        </w:rPr>
+        <w:t>機關於招標時載明）</w:t>
+      </w:r>
+      <w:r>
+        <w:t>。</w:t>
+      </w:r>
+    </w:p>
+    <w:p>
+      <w:pPr>
+        <w:pStyle w:val="02-"/>
+      </w:pPr>
+      <w:r>
+        <w:t>(四)除另有規定外，廠商如在契約使用專利品，或專利性施工方法，或涉及著作權時，其有關之專利及著作權益，概由廠商依照有關法令規定處理，其費用亦由廠商負擔。</w:t>
+      </w:r>
+    </w:p>
+    <w:p>
+      <w:pPr>
+        <w:pStyle w:val="02-"/>
+      </w:pPr>
+      <w:r>
+        <w:t>(五)機關及廠商應採取必要之措施，以保障他方免於因契約之履行而遭第三人請求損害賠償。其有致第三人損害者，應由造成損害原因之一方負責賠償。</w:t>
+      </w:r>
+    </w:p>
+    <w:p>
+      <w:pPr>
+        <w:pStyle w:val="02-"/>
+      </w:pPr>
+      <w:r>
+        <w:t>(六)機關對於廠商、分包廠商及其人員因履約所致之人體傷亡或財物損失，不負賠償責任。對於人體傷亡或財物損失之風險，廠商應投保必要之保險。</w:t>
+      </w:r>
+    </w:p>
+    <w:p>
+      <w:pPr>
+        <w:pStyle w:val="02-"/>
+      </w:pPr>
+      <w:r>
+        <w:t>(七)廠商依契約規定應履行之責任，不因機關對於廠商履約事項之審查、認可或核准行為而減少或免除。</w:t>
+      </w:r>
+    </w:p>
+    <w:p>
+      <w:pPr>
+        <w:pStyle w:val="02-"/>
+      </w:pPr>
+      <w:r>
+        <w:t>(八)因可歸責於一方之事由，致他方遭受損害者，一方應負賠償責任，其認定有爭議者，依照爭議處理條款辦理。</w:t>
+      </w:r>
+    </w:p>
+    <w:p>
+      <w:pPr>
+        <w:pStyle w:val="03-"/>
+      </w:pPr>
+      <w:r>
+        <w:t>1.損害賠償之範圍，依民法第216條第1項規定，以填補他方所受損害及所失利益為限。□但非因故意或重大過失所致之損害，契約雙方所負賠償責任不包括「所失利益」（得由機關於招標時勾選）。</w:t>
+      </w:r>
+    </w:p>
+    <w:p>
+      <w:pPr>
+        <w:pStyle w:val="03-"/>
+      </w:pPr>
+      <w:r>
+        <w:t>2.除第17條約定之逾期違約金外，損害賠償金額上限為：（機關欲訂上限者，請於招標時載明）</w:t>
+      </w:r>
+    </w:p>
+    <w:p>
+      <w:pPr>
+        <w:pStyle w:val="03--"/>
+      </w:pPr>
+      <w:r>
+        <w:t>□契約價金總額。</w:t>
+      </w:r>
+    </w:p>
+    <w:p>
+      <w:pPr>
+        <w:pStyle w:val="03--"/>
+      </w:pPr>
+      <w:r>
+        <w:t>□契約價金總額之＿＿倍。</w:t>
+      </w:r>
+    </w:p>
+    <w:p>
+      <w:pPr>
+        <w:pStyle w:val="03--"/>
+      </w:pPr>
+      <w:r>
+        <w:t>□契約價金總額之＿＿％。</w:t>
+      </w:r>
+    </w:p>
+    <w:p>
+      <w:pPr>
+        <w:pStyle w:val="03--"/>
+      </w:pPr>
+      <w:r>
+        <w:t>□固定金額＿＿＿元。</w:t>
+      </w:r>
+    </w:p>
+    <w:p>
+      <w:pPr>
+        <w:pStyle w:val="03-"/>
+      </w:pPr>
+      <w:r>
+        <w:t>3.前目訂有損害賠償金額上限者，於法令另有規定（例如民法第227條第2項之加害給付損害賠償），或一方故意隱瞞工作之瑕疵、故意或</w:t>
       </w:r>
       <w:r>
         <w:lastRenderedPageBreak/>
-        <w:t>＿‰（由機關於招標時載明比率；未載明者，為3‰）計算逾期違約金，其數額以每日依契約價金總額計算之數額為上限。</w:t>
+        <w:t>重大過失行為，或對第三人發生侵權行為，對他方所造成之損害賠償，不受賠償金額上限之限制。</w:t>
       </w:r>
     </w:p>
     <w:p>
@@ -6191,7 +6715,7 @@
         <w:pStyle w:val="02-"/>
       </w:pPr>
       <w:r>
-        <w:t>(二)採部分驗收者，得就該部分之金額計算逾期違約金。</w:t>
+        <w:t>(九)連帶保證廠商應保證得標廠商依契約履行義務，如有不能履約情事，即續負履行義務，並就機關因此所生損害，負連帶賠償責任。</w:t>
       </w:r>
     </w:p>
     <w:p>
@@ -6199,7 +6723,7 @@
         <w:pStyle w:val="02-"/>
       </w:pPr>
       <w:r>
-        <w:t>(三)逾期違約金之支付，機關得自應付價金中扣抵；其有不足者，得通知廠商繳納或自保證金扣抵。</w:t>
+        <w:t>(十)連帶保證廠商經機關通知代得標廠商履行義務者，有關廠商之一切權利，包括尚待履約部分之契約價金，一併移轉由該保證廠商概括承受，本契約並繼續有效。得標廠商之保證金及已履約而尚未支付之契約價金，如無不支付或不發還之情形，得依原契約規定支付或發還該得標廠商。</w:t>
       </w:r>
     </w:p>
     <w:p>
@@ -6207,7 +6731,7 @@
         <w:pStyle w:val="02-"/>
       </w:pPr>
       <w:r>
-        <w:t>(四)逾期違約金為損害賠償額預定性違約金，其總額（含逾期未改正之違約金）以契約價金總額之10%（如機關基於個案特殊需要，得於招標時另為載明，但不高於20%）為上限，且不計入第18條第8款之賠償責任上限金額內。</w:t>
+        <w:t>(十一)廠商與其連帶保證廠商如有債權或債務等糾紛，應自行協調或循法律途徑解決。</w:t>
       </w:r>
     </w:p>
     <w:p>
@@ -6215,7 +6739,92 @@
         <w:pStyle w:val="02-"/>
       </w:pPr>
       <w:r>
-        <w:t>(五)因下列天災或事變等不可抗力或不可歸責於契約當事人之事由，致未能依時履約者，廠商得依第7條第3款規定，申請延長履約期限；不能履約者，得免除契約責任：</w:t>
+        <w:t>(十二)契約文件要求廠商提送之各項文件，廠商應依其特性及權責，請所屬相關人員於該等文件上簽名或用印。如有偽造文書情事，由出具文件之廠商及其簽名人員負刑事及民事上所有責任。</w:t>
+      </w:r>
+    </w:p>
+    <w:p>
+      <w:pPr>
+        <w:pStyle w:val="02-"/>
+      </w:pPr>
+      <w:r>
+        <w:t>(十三)廠商接受機關或機關委託之機構之人員指示辦理與履約有關之事項前，應先確認該人員係有權代表人，且所指示辦理之事項未逾越或未違反契約規定。廠商接受無權代表人之指示或逾越或違反契約規定之指示，不得用以拘束機關或減少、變更廠商應負之契約責任，機關亦不對此等指示之後果負任何責任。</w:t>
+      </w:r>
+    </w:p>
+    <w:p>
+      <w:pPr>
+        <w:pStyle w:val="02-"/>
+      </w:pPr>
+      <w:r>
+        <w:t>(十四)契約內容有須保密者，廠商未經機關書面同意，不得將契約內容洩漏予與履約無關之第三人。</w:t>
+      </w:r>
+    </w:p>
+    <w:p>
+      <w:pPr>
+        <w:pStyle w:val="02-"/>
+      </w:pPr>
+      <w:r>
+        <w:t>(十五)廠商履約期間所知悉之機關機密或任何不公開之文書、圖畫、消息、物品或其他資訊，均應保密，不得洩漏。</w:t>
+      </w:r>
+    </w:p>
+    <w:p>
+      <w:pPr>
+        <w:pStyle w:val="02-"/>
+      </w:pPr>
+      <w:r>
+        <w:t>(十六)契約之一方未請求他方依契約履約者，不得視為或構成一方放棄請求他方依契約履約之權利。</w:t>
+      </w:r>
+    </w:p>
+    <w:p>
+      <w:pPr>
+        <w:pStyle w:val="02-"/>
+      </w:pPr>
+      <w:r>
+        <w:t>(十七)機關不得於本契約納列提供機關使用之公務車輛及油料、影印機、電腦設備、行動電話（含門號）、傳真機及其他應由機關自備之辦公設施及其耗材。</w:t>
+      </w:r>
+    </w:p>
+    <w:p>
+      <w:pPr>
+        <w:pStyle w:val="02-"/>
+      </w:pPr>
+      <w:r>
+        <w:t>(十八)機關不得指揮廠商人員從事與本契約無關之工作。</w:t>
+      </w:r>
+    </w:p>
+    <w:p>
+      <w:pPr>
+        <w:pStyle w:val="02-"/>
+      </w:pPr>
+    </w:p>
+    <w:p>
+      <w:pPr>
+        <w:pStyle w:val="01-"/>
+      </w:pPr>
+      <w:r>
+        <w:t>第19條　連帶保證</w:t>
+      </w:r>
+    </w:p>
+    <w:p>
+      <w:pPr>
+        <w:pStyle w:val="02-"/>
+      </w:pPr>
+      <w:r>
+        <w:t>(一)廠商如有履約進度落後達＿%（由機關於招標時載明；未載明者為5%）等情形，經機關評估並通知由連帶保證廠商履行連帶保證責任。</w:t>
+      </w:r>
+    </w:p>
+    <w:p>
+      <w:pPr>
+        <w:pStyle w:val="02-"/>
+      </w:pPr>
+      <w:r>
+        <w:t>(二)機關通知連帶保證廠商履約時，得考量公共利益及連帶保證廠商申請之動員進場施工時間，重新核定工期；惟增加之工期至多為＿日（由機關視個案特性於招標時載明；未載明者，不得增加工期）。連帶保證廠商如有異議，應循契約所定之履約爭議處理機制解決。</w:t>
+      </w:r>
+    </w:p>
+    <w:p>
+      <w:pPr>
+        <w:pStyle w:val="02-"/>
+      </w:pPr>
+      <w:r>
+        <w:t>(三)連帶保證廠商接辦後，應就下列事項釐清或確認，並以書面提報機關同意/備查：</w:t>
       </w:r>
     </w:p>
     <w:p>
@@ -6223,7 +6832,8 @@
         <w:pStyle w:val="03-"/>
       </w:pPr>
       <w:r>
-        <w:t>1.戰爭、封鎖、革命、叛亂、內亂、暴動或動員。</w:t>
+        <w:lastRenderedPageBreak/>
+        <w:t>1.各項工作銜接之安排。</w:t>
       </w:r>
     </w:p>
     <w:p>
@@ -6231,7 +6841,7 @@
         <w:pStyle w:val="03-"/>
       </w:pPr>
       <w:r>
-        <w:t>2.山崩、地震、海嘯、火山爆發、颱風、豪雨、冰雹、惡劣天候、水災、土石流、土崩、地層滑動、雷擊或其他天然災害。</w:t>
+        <w:t>2.原分包廠商後續事宜之處理。</w:t>
       </w:r>
     </w:p>
     <w:p>
@@ -6239,7 +6849,7 @@
         <w:pStyle w:val="03-"/>
       </w:pPr>
       <w:r>
-        <w:t>3.墜機、沉船、交通中斷或道路、港口冰封。</w:t>
+        <w:t>3.工程預付款扣回方式。</w:t>
       </w:r>
     </w:p>
     <w:p>
@@ -6247,7 +6857,7 @@
         <w:pStyle w:val="03-"/>
       </w:pPr>
       <w:r>
-        <w:t>4.罷工、勞資糾紛或民眾非理性之聚眾抗爭。</w:t>
+        <w:t>4.未請領之工程款（得包括已施作部分），得標廠商是否同意由其請領；同意者，其證明文件。</w:t>
       </w:r>
     </w:p>
     <w:p>
@@ -6255,7 +6865,7 @@
         <w:pStyle w:val="03-"/>
       </w:pPr>
       <w:r>
-        <w:t>5.毒氣、瘟疫、火災或爆炸。</w:t>
+        <w:t>5.工程款請領發票之開立及撥付方式。</w:t>
       </w:r>
     </w:p>
     <w:p>
@@ -6263,7 +6873,68 @@
         <w:pStyle w:val="03-"/>
       </w:pPr>
       <w:r>
-        <w:t>6.履約標的遭破壞、竊盜、搶奪、強盜或海盜。</w:t>
+        <w:t>6.其他應澄清或確認之事項。</w:t>
+      </w:r>
+    </w:p>
+    <w:p>
+      <w:pPr>
+        <w:pStyle w:val="02-"/>
+      </w:pPr>
+    </w:p>
+    <w:p>
+      <w:pPr>
+        <w:pStyle w:val="01-"/>
+      </w:pPr>
+      <w:r>
+        <w:t>第20條　契約變更及轉讓</w:t>
+      </w:r>
+    </w:p>
+    <w:p>
+      <w:pPr>
+        <w:pStyle w:val="02-"/>
+      </w:pPr>
+      <w:r>
+        <w:t>(一)機關於必要時得於契約所約定之範圍內通知廠商變更契約（含新增項目），廠商於接獲通知後，除雙方另有協議外，應於30日內向機關提出契約標的、價金、履約期限、付款期程或其他契約內容須變更之相關文件。契約價金之變更，其底價依採購法第46條第1項之規定。</w:t>
+      </w:r>
+    </w:p>
+    <w:p>
+      <w:pPr>
+        <w:pStyle w:val="02--2"/>
+      </w:pPr>
+      <w:r>
+        <w:t>契約原有項目，因機關要求契約變更，如變更之部分，其價格或施工條件改變，得就該等變更之部分另行議價。新增工作中如包括原有契約項目，經廠商舉證依原單價施作顯失公平者，亦同。</w:t>
+      </w:r>
+    </w:p>
+    <w:p>
+      <w:pPr>
+        <w:pStyle w:val="02-"/>
+      </w:pPr>
+      <w:r>
+        <w:t>(二)廠商於機關接受其所提出須變更之相關文件前，不得自行變更契約。除機關另有請求者外，廠商不得因前款之通知而遲延其履約期限。</w:t>
+      </w:r>
+    </w:p>
+    <w:p>
+      <w:pPr>
+        <w:pStyle w:val="02-"/>
+      </w:pPr>
+      <w:r>
+        <w:t>(三)機關於接受廠商所提出須變更之事項前即請求廠商先行施作或供應，應先與廠商書面合意估驗付款及契約變更之期限；涉及議價者，並於＿個月（由機關於招標時載明；未載明者，為3個月）內辦理議價程序（應先確認符合限制性招標議價之規定）；其後未依合意之期限辦理或僅部分辦理者，廠商因此增加之必要費用及合理利潤，由機關負擔。</w:t>
+      </w:r>
+    </w:p>
+    <w:p>
+      <w:pPr>
+        <w:pStyle w:val="02-"/>
+      </w:pPr>
+      <w:r>
+        <w:t>(四)如因可歸責於機關之事由辦理契約變更，需廢棄或不使用部分已完成之工程或已到場之合格材料者，除雙方另有協議外，機關得辦理部分驗收或結算後，支付該部分價金。但已進場材料以實際施工進度需要並經檢驗合格者為限，因廠商保管不當致影響品質之部分，不予計給。</w:t>
+      </w:r>
+    </w:p>
+    <w:p>
+      <w:pPr>
+        <w:pStyle w:val="02-"/>
+      </w:pPr>
+      <w:r>
+        <w:t>(五)契約約定之採購標的，其有下列情形之一者，廠商得敘明理由，檢附規格、功能、效益及價格比較表，徵得機關書面同意後，以其他規格、功能及效益相同或較優者代之。但不得據以增加契約價金。其因而減省廠商履約費用者，應自契約價金中扣除：</w:t>
       </w:r>
     </w:p>
     <w:p>
@@ -6271,7 +6942,7 @@
         <w:pStyle w:val="03-"/>
       </w:pPr>
       <w:r>
-        <w:t>7.履約人員遭殺害、傷害、擄人勒贖或不法拘禁。</w:t>
+        <w:t>1.契約原標示之廠牌或型號不再製造或供應。</w:t>
       </w:r>
     </w:p>
     <w:p>
@@ -6279,7 +6950,7 @@
         <w:pStyle w:val="03-"/>
       </w:pPr>
       <w:r>
-        <w:t>8.水、能源或原料中斷或管制供應。</w:t>
+        <w:t>2.契約原標示之分包廠商不再營業或拒絕供應。</w:t>
       </w:r>
     </w:p>
     <w:p>
@@ -6287,7 +6958,7 @@
         <w:pStyle w:val="03-"/>
       </w:pPr>
       <w:r>
-        <w:t>9.核子反應、核子輻射或放射性污染。</w:t>
+        <w:t>3.較契約原標示者更優或對機關更有利。</w:t>
       </w:r>
     </w:p>
     <w:p>
@@ -6295,7 +6966,67 @@
         <w:pStyle w:val="03-"/>
       </w:pPr>
       <w:r>
-        <w:t>10.非因廠商不法行為所致之政府或機關依法令下達停工、徵用、沒入、拆毀或禁運命令者。</w:t>
+        <w:t>4.契約所定技術規格違反採購法第26條規定。</w:t>
+      </w:r>
+    </w:p>
+    <w:p>
+      <w:pPr>
+        <w:pStyle w:val="02--2"/>
+      </w:pPr>
+      <w:r>
+        <w:t>屬前段第3目情形，而有增加經費之必要，其經機關綜合評估其總體效益更有利於機關者，得不受前段序文但書限制。</w:t>
+      </w:r>
+    </w:p>
+    <w:p>
+      <w:pPr>
+        <w:pStyle w:val="02-"/>
+      </w:pPr>
+      <w:r>
+        <w:t>(六)廠商提出前款第1目、第2目或第4目契約變更之文件，其審查及核定期</w:t>
+      </w:r>
+      <w:r>
+        <w:lastRenderedPageBreak/>
+        <w:t>程，除雙方另有協議外，為該書面請求送達之次日起30日內。但必須補正資料者，以補正資料送達之次日起30日內為之。因可歸責於機關之事由逾期未核定者，得依第7條第3款申請延長履約期限。</w:t>
+      </w:r>
+    </w:p>
+    <w:p>
+      <w:pPr>
+        <w:pStyle w:val="02-"/>
+      </w:pPr>
+      <w:r>
+        <w:t>(七)廠商依前款請求契約變更，應自行衡酌預定施工時程，考量檢（查、試）驗所需時間及機關受理申請審查及核定期程後再行適時提出，並於接獲機關書面同意後，始得依同意變更情形施作。除因機關逾期未核定外，不得以資料送審為由，提出延長履約期限之申請。</w:t>
+      </w:r>
+    </w:p>
+    <w:p>
+      <w:pPr>
+        <w:pStyle w:val="02-"/>
+      </w:pPr>
+      <w:r>
+        <w:t>(八)廠商得提出替代方案之相關規定（含獎勵措施）：＿＿＿＿＿＿＿。（由機關於招標時載明）</w:t>
+      </w:r>
+    </w:p>
+    <w:p>
+      <w:pPr>
+        <w:pStyle w:val="02-"/>
+      </w:pPr>
+      <w:r>
+        <w:t>(九)契約之變更，非經機關及廠商雙方合意，作成書面紀錄，並簽名或蓋章者，無效。</w:t>
+      </w:r>
+    </w:p>
+    <w:p>
+      <w:pPr>
+        <w:pStyle w:val="02-"/>
+      </w:pPr>
+      <w:r>
+        <w:t>(十)廠商不得將契約之部分或全部轉讓予他人。但因公司分割或其他類似情形致有轉讓必要，經機關書面同意轉讓者，不在此限。</w:t>
+      </w:r>
+    </w:p>
+    <w:p>
+      <w:pPr>
+        <w:pStyle w:val="02--2"/>
+      </w:pPr>
+      <w:r>
+        <w:t>廠商依公司法、企業併購法分割，受讓契約之公司（以受讓營業者為限），其資格條件應符合原招標文件規定，且應提出下列文件之一：</w:t>
       </w:r>
     </w:p>
     <w:p>
@@ -6303,7 +7034,7 @@
         <w:pStyle w:val="03-"/>
       </w:pPr>
       <w:r>
-        <w:t>11.政府法令之新增或變更。</w:t>
+        <w:t>1.原訂約廠商分割後存續者，其同意負連帶履行本契約責任之文件；</w:t>
       </w:r>
     </w:p>
     <w:p>
@@ -6311,704 +7042,19 @@
         <w:pStyle w:val="03-"/>
       </w:pPr>
       <w:r>
-        <w:t>12.我國或外國政府之行為。</w:t>
-      </w:r>
-    </w:p>
-    <w:p>
-      <w:pPr>
-        <w:pStyle w:val="03-"/>
-      </w:pPr>
-      <w:r>
-        <w:t>13.其他經機關認定確屬不可抗力者。</w:t>
+        <w:t>2.原訂約廠商分割後消滅者，受讓契約公司以外之其他受讓原訂約廠商營業之既存及新設公司同意負連帶履行本契約責任之文件。</w:t>
       </w:r>
     </w:p>
     <w:p>
       <w:pPr>
         <w:pStyle w:val="02-"/>
       </w:pPr>
-      <w:r>
-        <w:t>(六)前款不可抗力或不可歸責事由發生或結束後，其屬可繼續履約之情形者，應繼續履約，並採行必要措施以降低其所造成之不利影響或損害。</w:t>
-      </w:r>
-    </w:p>
-    <w:p>
-      <w:pPr>
-        <w:pStyle w:val="02-"/>
-      </w:pPr>
-      <w:r>
-        <w:t>(七)廠商履約有遲延者，在遲延中，對於因不可抗力而生之損害，亦應負責。但經廠商證明縱不遲延履約，而仍不免發生損害者，不在此限。</w:t>
-      </w:r>
-    </w:p>
-    <w:p>
-      <w:pPr>
-        <w:pStyle w:val="02-"/>
-      </w:pPr>
-      <w:r>
-        <w:t>(八)契約訂有分段進度及最後履約期限，且均訂有逾期違約金者，屬分段完工使用或移交之情形，其逾期違約金之計算原則如下：</w:t>
-      </w:r>
-    </w:p>
-    <w:p>
-      <w:pPr>
-        <w:pStyle w:val="03-"/>
-      </w:pPr>
-      <w:r>
-        <w:t>1.未逾分段進度但逾最後履約期限者，扣除已分段完工使用或移交部分之金額，計算逾最後履約期限之違約金。</w:t>
-      </w:r>
-    </w:p>
-    <w:p>
-      <w:pPr>
-        <w:pStyle w:val="03-"/>
-      </w:pPr>
-      <w:r>
-        <w:t>2.逾分段進度但未逾最後履約期限者，計算逾分段進度之違約金。</w:t>
-      </w:r>
-    </w:p>
-    <w:p>
-      <w:pPr>
-        <w:pStyle w:val="03-"/>
-      </w:pPr>
-      <w:r>
-        <w:t>3.逾分段進度且逾最後履約期限者，分別計算違約金。但逾最後履約期限之違約金，應扣除已分段完工使用或移交部分之金額計算之。</w:t>
-      </w:r>
-    </w:p>
-    <w:p>
-      <w:pPr>
-        <w:pStyle w:val="03-"/>
-      </w:pPr>
-      <w:r>
-        <w:lastRenderedPageBreak/>
-        <w:t>4.分段完工期限與其他採購契約之進行有關者，逾分段進度，得個別計算違約金，不受前目但書限制。</w:t>
-      </w:r>
-    </w:p>
-    <w:p>
-      <w:pPr>
-        <w:pStyle w:val="02-"/>
-      </w:pPr>
-      <w:r>
-        <w:t>(九)契約訂有分段進度及最後履約期限，且均訂有逾期違約金者，屬全部完工後使用或移交之情形，其逾期違約金之計算原則如下：</w:t>
-      </w:r>
-    </w:p>
-    <w:p>
-      <w:pPr>
-        <w:pStyle w:val="03-"/>
-      </w:pPr>
-      <w:r>
-        <w:t>1.未逾分段進度但逾最後履約期限者，計算逾最後履約期限之違約金。</w:t>
-      </w:r>
-    </w:p>
-    <w:p>
-      <w:pPr>
-        <w:pStyle w:val="03-"/>
-      </w:pPr>
-      <w:r>
-        <w:t>2.逾分段進度但未逾最後履約期限，其有逾分段進度已收取之違約金者，於未逾最後履約期限後發還。</w:t>
-      </w:r>
-    </w:p>
-    <w:p>
-      <w:pPr>
-        <w:pStyle w:val="03-"/>
-      </w:pPr>
-      <w:r>
-        <w:t>3.逾分段進度且逾最後履約期限，其有逾分段進度已收取之違約金者，於計算逾最後履約期限之違約金時應予扣抵。</w:t>
-      </w:r>
-    </w:p>
-    <w:p>
-      <w:pPr>
-        <w:pStyle w:val="03-"/>
-      </w:pPr>
-      <w:r>
-        <w:t>4.分段完工期限與其他採購契約之進行有關者，逾分段進度，得計算違約金，不受第2目及第3目之限制。</w:t>
-      </w:r>
-    </w:p>
-    <w:p>
-      <w:pPr>
-        <w:pStyle w:val="02-"/>
-      </w:pPr>
-      <w:r>
-        <w:t>(十)廠商未遵守法令致生履約事故者，由廠商負責。因而遲延履約者，不得據以免責。</w:t>
-      </w:r>
-    </w:p>
-    <w:p>
-      <w:pPr>
-        <w:pStyle w:val="02-"/>
-      </w:pPr>
-      <w:r>
-        <w:t>(十一)本條所稱「契約價金總額」為：□結算驗收證明書所載結算總價，並加計可歸責於廠商之驗收扣款金額；□原契約總金額（由機關於招標時勾選；未勾選者，為第1選項）。有契約變更之情形者，雙方得就變更之部分另為協議（例如契約變更新增項目或數量之金額）。</w:t>
-      </w:r>
-    </w:p>
-    <w:p>
-      <w:pPr>
-        <w:pStyle w:val="02-"/>
-      </w:pPr>
     </w:p>
     <w:p>
       <w:pPr>
         <w:pStyle w:val="01-"/>
       </w:pPr>
       <w:r>
-        <w:t>第18條　權利及責任</w:t>
-      </w:r>
-    </w:p>
-    <w:p>
-      <w:pPr>
-        <w:pStyle w:val="02-"/>
-      </w:pPr>
-      <w:r>
-        <w:t>(一)廠商應擔保第三人就履約標的，對於機關不得主張任何權利。</w:t>
-      </w:r>
-    </w:p>
-    <w:p>
-      <w:pPr>
-        <w:pStyle w:val="02-"/>
-      </w:pPr>
-      <w:r>
-        <w:t>(二)廠商履約，其有侵害第三人合法權益時，應由廠商負責處理並承擔一切法律責任及費用，包括機關所發生之費用。機關並得請求損害賠償。</w:t>
-      </w:r>
-    </w:p>
-    <w:p>
-      <w:pPr>
-        <w:pStyle w:val="02-"/>
-      </w:pPr>
-      <w:r>
-        <w:t>(三)廠商履約結果涉及智慧財產權者：（由</w:t>
-      </w:r>
-      <w:r>
-        <w:rPr>
-          <w:spacing w:val="-4"/>
-        </w:rPr>
-        <w:t>機關於招標時載明）</w:t>
-      </w:r>
-    </w:p>
-    <w:p>
-      <w:pPr>
-        <w:pStyle w:val="03-"/>
-      </w:pPr>
-      <w:r>
-        <w:t>□機關有權永久無償利用該著作財產權。</w:t>
-      </w:r>
-    </w:p>
-    <w:p>
-      <w:pPr>
-        <w:pStyle w:val="03-"/>
-      </w:pPr>
-      <w:r>
-        <w:t>□機關取得部分權利（內容由</w:t>
-      </w:r>
-      <w:r>
-        <w:rPr>
-          <w:spacing w:val="-4"/>
-        </w:rPr>
-        <w:t>機關於招標時載明）</w:t>
-      </w:r>
-      <w:r>
-        <w:t>。</w:t>
-      </w:r>
-    </w:p>
-    <w:p>
-      <w:pPr>
-        <w:pStyle w:val="03-"/>
-      </w:pPr>
-      <w:r>
-        <w:rPr>
-          <w:rFonts w:hint="eastAsia"/>
-          <w:color w:val="FF0000"/>
-        </w:rPr>
-        <w:t>■</w:t>
-      </w:r>
-      <w:r>
-        <w:t>機關取得全部權利。</w:t>
-      </w:r>
-    </w:p>
-    <w:p>
-      <w:pPr>
-        <w:pStyle w:val="03-"/>
-      </w:pPr>
-      <w:r>
-        <w:t>□機關取得授權（內容由</w:t>
-      </w:r>
-      <w:r>
-        <w:rPr>
-          <w:spacing w:val="-4"/>
-        </w:rPr>
-        <w:t>機關於招標時載明）</w:t>
-      </w:r>
-      <w:r>
-        <w:t>。</w:t>
-      </w:r>
-    </w:p>
-    <w:p>
-      <w:pPr>
-        <w:pStyle w:val="03-"/>
-      </w:pPr>
-      <w:r>
-        <w:t>□廠商因履行契約所完成之著作，其著作財產權之全部於著作完成之同時讓與機關，廠商放棄行使著作人格權。廠商保證對其人員因履行契約所完成之著作，與其人員約定以廠商為著作人，享有著作財產權及著作人格權。</w:t>
-      </w:r>
-    </w:p>
-    <w:p>
-      <w:pPr>
-        <w:pStyle w:val="03-"/>
-      </w:pPr>
-      <w:r>
-        <w:t>□其他：＿＿＿＿＿＿＿＿＿＿＿（內容由</w:t>
-      </w:r>
-      <w:r>
-        <w:rPr>
-          <w:spacing w:val="-4"/>
-        </w:rPr>
-        <w:t>機關於招標時載明）</w:t>
-      </w:r>
-      <w:r>
-        <w:t>。</w:t>
-      </w:r>
-    </w:p>
-    <w:p>
-      <w:pPr>
-        <w:pStyle w:val="02-"/>
-      </w:pPr>
-      <w:r>
-        <w:t>(四)除另有規定外，廠商如在契約使用專利品，或專利性施工方法，或涉及著作權時，其有關之專利及著作權益，概由廠商依照有關法令規定處理，其費用亦由廠商負擔。</w:t>
-      </w:r>
-    </w:p>
-    <w:p>
-      <w:pPr>
-        <w:pStyle w:val="02-"/>
-      </w:pPr>
-      <w:r>
-        <w:t>(五)機關及廠商應採取必要之措施，以保障他方免於因契約之履行而遭第三人請求損害賠償。其有致第三人損害者，應由造成損害原因之一方</w:t>
-      </w:r>
-      <w:r>
-        <w:lastRenderedPageBreak/>
-        <w:t>負責賠償。</w:t>
-      </w:r>
-    </w:p>
-    <w:p>
-      <w:pPr>
-        <w:pStyle w:val="02-"/>
-      </w:pPr>
-      <w:r>
-        <w:t>(六)機關對於廠商、分包廠商及其人員因履約所致之人體傷亡或財物損失，不負賠償責任。對於人體傷亡或財物損失之風險，廠商應投保必要之保險。</w:t>
-      </w:r>
-    </w:p>
-    <w:p>
-      <w:pPr>
-        <w:pStyle w:val="02-"/>
-      </w:pPr>
-      <w:r>
-        <w:t>(七)廠商依契約規定應履行之責任，不因機關對於廠商履約事項之審查、認可或核准行為而減少或免除。</w:t>
-      </w:r>
-    </w:p>
-    <w:p>
-      <w:pPr>
-        <w:pStyle w:val="02-"/>
-      </w:pPr>
-      <w:r>
-        <w:t>(八)因可歸責於一方之事由，致他方遭受損害者，一方應負賠償責任，其認定有爭議者，依照爭議處理條款辦理。</w:t>
-      </w:r>
-    </w:p>
-    <w:p>
-      <w:pPr>
-        <w:pStyle w:val="03-"/>
-      </w:pPr>
-      <w:r>
-        <w:t>1.損害賠償之範圍，依民法第216條第1項規定，以填補他方所受損害及所失利益為限。□但非因故意或重大過失所致之損害，契約雙方所負賠償責任不包括「所失利益」（得由機關於招標時勾選）。</w:t>
-      </w:r>
-    </w:p>
-    <w:p>
-      <w:pPr>
-        <w:pStyle w:val="03-"/>
-      </w:pPr>
-      <w:r>
-        <w:t>2.除第17條約定之逾期違約金外，損害賠償金額上限為：（機關欲訂上限者，請於招標時載明）</w:t>
-      </w:r>
-    </w:p>
-    <w:p>
-      <w:pPr>
-        <w:pStyle w:val="03--"/>
-      </w:pPr>
-      <w:r>
-        <w:t>□契約價金總額。</w:t>
-      </w:r>
-    </w:p>
-    <w:p>
-      <w:pPr>
-        <w:pStyle w:val="03--"/>
-      </w:pPr>
-      <w:r>
-        <w:t>□契約價金總額之＿＿倍。</w:t>
-      </w:r>
-    </w:p>
-    <w:p>
-      <w:pPr>
-        <w:pStyle w:val="03--"/>
-      </w:pPr>
-      <w:r>
-        <w:t>□契約價金總額之＿＿％。</w:t>
-      </w:r>
-    </w:p>
-    <w:p>
-      <w:pPr>
-        <w:pStyle w:val="03--"/>
-      </w:pPr>
-      <w:r>
-        <w:t>□固定金額＿＿＿元。</w:t>
-      </w:r>
-    </w:p>
-    <w:p>
-      <w:pPr>
-        <w:pStyle w:val="03-"/>
-      </w:pPr>
-      <w:r>
-        <w:t>3.前目訂有損害賠償金額上限者，於法令另有規定（例如民法第227條第2項之加害給付損害賠償），或一方故意隱瞞工作之瑕疵、故意或重大過失行為，或對第三人發生侵權行為，對他方所造成之損害賠償，不受賠償金額上限之限制。</w:t>
-      </w:r>
-    </w:p>
-    <w:p>
-      <w:pPr>
-        <w:pStyle w:val="02-"/>
-      </w:pPr>
-      <w:r>
-        <w:t>(九)連帶保證廠商應保證得標廠商依契約履行義務，如有不能履約情事，即續負履行義務，並就機關因此所生損害，負連帶賠償責任。</w:t>
-      </w:r>
-    </w:p>
-    <w:p>
-      <w:pPr>
-        <w:pStyle w:val="02-"/>
-      </w:pPr>
-      <w:r>
-        <w:t>(十)連帶保證廠商經機關通知代得標廠商履行義務者，有關廠商之一切權利，包括尚待履約部分之契約價金，一併移轉由該保證廠商概括承受，本契約並繼續有效。得標廠商之保證金及已履約而尚未支付之契約價金，如無不支付或不發還之情形，得依原契約規定支付或發還該得標廠商。</w:t>
-      </w:r>
-    </w:p>
-    <w:p>
-      <w:pPr>
-        <w:pStyle w:val="02-"/>
-      </w:pPr>
-      <w:r>
-        <w:t>(十一)廠商與其連帶保證廠商如有債權或債務等糾紛，應自行協調或循法律途徑解決。</w:t>
-      </w:r>
-    </w:p>
-    <w:p>
-      <w:pPr>
-        <w:pStyle w:val="02-"/>
-      </w:pPr>
-      <w:r>
-        <w:t>(十二)契約文件要求廠商提送之各項文件，廠商應依其特性及權責，請所屬相關人員於該等文件上簽名或用印。如有偽造文書情事，由出具文件之廠商及其簽名人員負刑事及民事上所有責任。</w:t>
-      </w:r>
-    </w:p>
-    <w:p>
-      <w:pPr>
-        <w:pStyle w:val="02-"/>
-      </w:pPr>
-      <w:r>
-        <w:t>(十三)廠商接受機關或機關委託之機構之人員指示辦理與履約有關之事項前，應先確認該人員係有權代表人，且所指示辦理之事項未逾越或未違反契約規定。廠商接受無權代表人之指示或逾越或違反契約規定之指示，不得用以拘束機關或減少、變更廠商應負之契約責任，機關亦不對此等指示之後果負任何責任。</w:t>
-      </w:r>
-    </w:p>
-    <w:p>
-      <w:pPr>
-        <w:pStyle w:val="02-"/>
-      </w:pPr>
-      <w:r>
-        <w:t>(十四)契約內容有須保密者，廠商未經機關書面同意，不得將契約內容洩</w:t>
-      </w:r>
-      <w:r>
-        <w:lastRenderedPageBreak/>
-        <w:t>漏予與履約無關之第三人。</w:t>
-      </w:r>
-    </w:p>
-    <w:p>
-      <w:pPr>
-        <w:pStyle w:val="02-"/>
-      </w:pPr>
-      <w:r>
-        <w:t>(十五)廠商履約期間所知悉之機關機密或任何不公開之文書、圖畫、消息、物品或其他資訊，均應保密，不得洩漏。</w:t>
-      </w:r>
-    </w:p>
-    <w:p>
-      <w:pPr>
-        <w:pStyle w:val="02-"/>
-      </w:pPr>
-      <w:r>
-        <w:t>(十六)契約之一方未請求他方依契約履約者，不得視為或構成一方放棄請求他方依契約履約之權利。</w:t>
-      </w:r>
-    </w:p>
-    <w:p>
-      <w:pPr>
-        <w:pStyle w:val="02-"/>
-      </w:pPr>
-      <w:r>
-        <w:t>(十七)機關不得於本契約納列提供機關使用之公務車輛及油料、影印機、電腦設備、行動電話（含門號）、傳真機及其他應由機關自備之辦公設施及其耗材。</w:t>
-      </w:r>
-    </w:p>
-    <w:p>
-      <w:pPr>
-        <w:pStyle w:val="02-"/>
-      </w:pPr>
-      <w:r>
-        <w:t>(十八)機關不得指揮廠商人員從事與本契約無關之工作。</w:t>
-      </w:r>
-    </w:p>
-    <w:p>
-      <w:pPr>
-        <w:pStyle w:val="02-"/>
-      </w:pPr>
-    </w:p>
-    <w:p>
-      <w:pPr>
-        <w:pStyle w:val="01-"/>
-      </w:pPr>
-      <w:r>
-        <w:t>第19條　連帶保證</w:t>
-      </w:r>
-    </w:p>
-    <w:p>
-      <w:pPr>
-        <w:pStyle w:val="02-"/>
-      </w:pPr>
-      <w:r>
-        <w:t>(一)廠商如有履約進度落後達＿%（由機關於招標時載明；未載明者為5%）等情形，經機關評估並通知由連帶保證廠商履行連帶保證責任。</w:t>
-      </w:r>
-    </w:p>
-    <w:p>
-      <w:pPr>
-        <w:pStyle w:val="02-"/>
-      </w:pPr>
-      <w:r>
-        <w:t>(二)機關通知連帶保證廠商履約時，得考量公共利益及連帶保證廠商申請之動員進場施工時間，重新核定工期；惟增加之工期至多為＿日（由機關視個案特性於招標時載明；未載明者，不得增加工期）。連帶保證廠商如有異議，應循契約所定之履約爭議處理機制解決。</w:t>
-      </w:r>
-    </w:p>
-    <w:p>
-      <w:pPr>
-        <w:pStyle w:val="02-"/>
-      </w:pPr>
-      <w:r>
-        <w:t>(三)連帶保證廠商接辦後，應就下列事項釐清或確認，並以書面提報機關同意/備查：</w:t>
-      </w:r>
-    </w:p>
-    <w:p>
-      <w:pPr>
-        <w:pStyle w:val="03-"/>
-      </w:pPr>
-      <w:r>
-        <w:t>1.各項工作銜接之安排。</w:t>
-      </w:r>
-    </w:p>
-    <w:p>
-      <w:pPr>
-        <w:pStyle w:val="03-"/>
-      </w:pPr>
-      <w:r>
-        <w:t>2.原分包廠商後續事宜之處理。</w:t>
-      </w:r>
-    </w:p>
-    <w:p>
-      <w:pPr>
-        <w:pStyle w:val="03-"/>
-      </w:pPr>
-      <w:r>
-        <w:t>3.工程預付款扣回方式。</w:t>
-      </w:r>
-    </w:p>
-    <w:p>
-      <w:pPr>
-        <w:pStyle w:val="03-"/>
-      </w:pPr>
-      <w:r>
-        <w:t>4.未請領之工程款（得包括已施作部分），得標廠商是否同意由其請領；同意者，其證明文件。</w:t>
-      </w:r>
-    </w:p>
-    <w:p>
-      <w:pPr>
-        <w:pStyle w:val="03-"/>
-      </w:pPr>
-      <w:r>
-        <w:t>5.工程款請領發票之開立及撥付方式。</w:t>
-      </w:r>
-    </w:p>
-    <w:p>
-      <w:pPr>
-        <w:pStyle w:val="03-"/>
-      </w:pPr>
-      <w:r>
-        <w:t>6.其他應澄清或確認之事項。</w:t>
-      </w:r>
-    </w:p>
-    <w:p>
-      <w:pPr>
-        <w:pStyle w:val="02-"/>
-      </w:pPr>
-    </w:p>
-    <w:p>
-      <w:pPr>
-        <w:pStyle w:val="01-"/>
-      </w:pPr>
-      <w:r>
-        <w:t>第20條　契約變更及轉讓</w:t>
-      </w:r>
-    </w:p>
-    <w:p>
-      <w:pPr>
-        <w:pStyle w:val="02-"/>
-      </w:pPr>
-      <w:r>
-        <w:t>(一)機關於必要時得於契約所約定之範圍內通知廠商變更契約（含新增項目），廠商於接獲通知後，除雙方另有協議外，應於30日內向機關提出契約標的、價金、履約期限、付款期程或其他契約內容須變更之相關文件。契約價金之變更，其底價依採購法第46條第1項之規定。</w:t>
-      </w:r>
-    </w:p>
-    <w:p>
-      <w:pPr>
-        <w:pStyle w:val="02--2"/>
-      </w:pPr>
-      <w:r>
-        <w:t>契約原有項目，因機關要求契約變更，如變更之部分，其價格或施工條件改變，得就該等變更之部分另行議價。新增工作中如包括原有契約項目，經廠商舉證依原單價施作顯失公平者，亦同。</w:t>
-      </w:r>
-    </w:p>
-    <w:p>
-      <w:pPr>
-        <w:pStyle w:val="02-"/>
-      </w:pPr>
-      <w:r>
-        <w:t>(二)廠商於機關接受其所提出須變更之相關文件前，不得自行變更契約。除機關另有請求者外，廠商不得因前款之通知而遲延其履約期限。</w:t>
-      </w:r>
-    </w:p>
-    <w:p>
-      <w:pPr>
-        <w:pStyle w:val="02-"/>
-      </w:pPr>
-      <w:r>
-        <w:t>(三)機關於接受廠商所提出須變更之事項前即請求廠商先行施作或供應，</w:t>
-      </w:r>
-      <w:r>
-        <w:lastRenderedPageBreak/>
-        <w:t>應先與廠商書面合意估驗付款及契約變更之期限；涉及議價者，並於＿個月（由機關於招標時載明；未載明者，為3個月）內辦理議價程序（應先確認符合限制性招標議價之規定）；其後未依合意之期限辦理或僅部分辦理者，廠商因此增加之必要費用及合理利潤，由機關負擔。</w:t>
-      </w:r>
-    </w:p>
-    <w:p>
-      <w:pPr>
-        <w:pStyle w:val="02-"/>
-      </w:pPr>
-      <w:r>
-        <w:t>(四)如因可歸責於機關之事由辦理契約變更，需廢棄或不使用部分已完成之工程或已到場之合格材料者，除雙方另有協議外，機關得辦理部分驗收或結算後，支付該部分價金。但已進場材料以實際施工進度需要並經檢驗合格者為限，因廠商保管不當致影響品質之部分，不予計給。</w:t>
-      </w:r>
-    </w:p>
-    <w:p>
-      <w:pPr>
-        <w:pStyle w:val="02-"/>
-      </w:pPr>
-      <w:r>
-        <w:t>(五)契約約定之採購標的，其有下列情形之一者，廠商得敘明理由，檢附規格、功能、效益及價格比較表，徵得機關書面同意後，以其他規格、功能及效益相同或較優者代之。但不得據以增加契約價金。其因而減省廠商履約費用者，應自契約價金中扣除：</w:t>
-      </w:r>
-    </w:p>
-    <w:p>
-      <w:pPr>
-        <w:pStyle w:val="03-"/>
-      </w:pPr>
-      <w:r>
-        <w:t>1.契約原標示之廠牌或型號不再製造或供應。</w:t>
-      </w:r>
-    </w:p>
-    <w:p>
-      <w:pPr>
-        <w:pStyle w:val="03-"/>
-      </w:pPr>
-      <w:r>
-        <w:t>2.契約原標示之分包廠商不再營業或拒絕供應。</w:t>
-      </w:r>
-    </w:p>
-    <w:p>
-      <w:pPr>
-        <w:pStyle w:val="03-"/>
-      </w:pPr>
-      <w:r>
-        <w:t>3.較契約原標示者更優或對機關更有利。</w:t>
-      </w:r>
-    </w:p>
-    <w:p>
-      <w:pPr>
-        <w:pStyle w:val="03-"/>
-      </w:pPr>
-      <w:r>
-        <w:t>4.契約所定技術規格違反採購法第26條規定。</w:t>
-      </w:r>
-    </w:p>
-    <w:p>
-      <w:pPr>
-        <w:pStyle w:val="02--2"/>
-      </w:pPr>
-      <w:r>
-        <w:t>屬前段第3目情形，而有增加經費之必要，其經機關綜合評估其總體效益更有利於機關者，得不受前段序文但書限制。</w:t>
-      </w:r>
-    </w:p>
-    <w:p>
-      <w:pPr>
-        <w:pStyle w:val="02-"/>
-      </w:pPr>
-      <w:r>
-        <w:t>(六)廠商提出前款第1目、第2目或第4目契約變更之文件，其審查及核定期程，除雙方另有協議外，為該書面請求送達之次日起30日內。但必須補正資料者，以補正資料送達之次日起30日內為之。因可歸責於機關之事由逾期未核定者，得依第7條第3款申請延長履約期限。</w:t>
-      </w:r>
-    </w:p>
-    <w:p>
-      <w:pPr>
-        <w:pStyle w:val="02-"/>
-      </w:pPr>
-      <w:r>
-        <w:t>(七)廠商依前款請求契約變更，應自行衡酌預定施工時程，考量檢（查、試）驗所需時間及機關受理申請審查及核定期程後再行適時提出，並於接獲機關書面同意後，始得依同意變更情形施作。除因機關逾期未核定外，不得以資料送審為由，提出延長履約期限之申請。</w:t>
-      </w:r>
-    </w:p>
-    <w:p>
-      <w:pPr>
-        <w:pStyle w:val="02-"/>
-      </w:pPr>
-      <w:r>
-        <w:t>(八)廠商得提出替代方案之相關規定（含獎勵措施）：＿＿＿＿＿＿＿。（由機關於招標時載明）</w:t>
-      </w:r>
-    </w:p>
-    <w:p>
-      <w:pPr>
-        <w:pStyle w:val="02-"/>
-      </w:pPr>
-      <w:r>
-        <w:t>(九)契約之變更，非經機關及廠商雙方合意，作成書面紀錄，並簽名或蓋章者，無效。</w:t>
-      </w:r>
-    </w:p>
-    <w:p>
-      <w:pPr>
-        <w:pStyle w:val="02-"/>
-      </w:pPr>
-      <w:r>
-        <w:t>(十)廠商不得將契約之部分或全部轉讓予他人。但因公司分割或其他類似情形致有轉讓必要，經機關書面同意轉讓者，不在此限。</w:t>
-      </w:r>
-    </w:p>
-    <w:p>
-      <w:pPr>
-        <w:pStyle w:val="02--2"/>
-      </w:pPr>
-      <w:r>
-        <w:t>廠商依公司法、企業併購法分割，受讓契約之公司（以受讓營業者為限），其資格條件應符合原招標文件規定，且應提出下列文件之一：</w:t>
-      </w:r>
-    </w:p>
-    <w:p>
-      <w:pPr>
-        <w:pStyle w:val="03-"/>
-      </w:pPr>
-      <w:r>
-        <w:t>1.原訂約廠商分割後存續者，其同意負連帶履行本契約責任之文件；</w:t>
-      </w:r>
-    </w:p>
-    <w:p>
-      <w:pPr>
-        <w:pStyle w:val="03-"/>
-      </w:pPr>
-      <w:r>
-        <w:t>2.原訂約廠商分割後消滅者，受讓契約公司以外之其他受讓原訂約廠商營業之既存及新設公司同意負連帶履行本契約責任之文件。</w:t>
-      </w:r>
-    </w:p>
-    <w:p>
-      <w:pPr>
-        <w:pStyle w:val="02-"/>
-      </w:pPr>
-    </w:p>
-    <w:p>
-      <w:pPr>
-        <w:pStyle w:val="01-"/>
-      </w:pPr>
-      <w:r>
-        <w:lastRenderedPageBreak/>
         <w:t>第21條　契約終止解除及暫停執行</w:t>
       </w:r>
     </w:p>
@@ -7098,6 +7144,7 @@
         <w:pStyle w:val="03--"/>
       </w:pPr>
       <w:r>
+        <w:lastRenderedPageBreak/>
         <w:t>□其他：＿＿＿＿</w:t>
       </w:r>
     </w:p>
@@ -7178,11 +7225,64 @@
         <w:pStyle w:val="02-"/>
       </w:pPr>
       <w:r>
-        <w:t>(三)廠商因第1款情形接獲機關終止或解除契約通知後，應即將該部分工程停工，負責遣散工人，將有關之機具設備及到場合格器材等就地點交機關使用；對於已施作完成之工作項目及數量，應會同監造單位/工程司辦理結算，並拍照存證，廠商不會同辦理時，機關得逕行辦理結算；必要時，得洽請公正、專業之鑑定機構協助辦理。廠商並應負責維護工程至機關接管為止，如有損壞或短缺概由廠商負責。機具設備器材至機關不再需用時，機關得通知廠商限期拆走，如廠商逾限未照</w:t>
-      </w:r>
+        <w:t>(三)廠商因第1款情形接獲機關終止或解除契約通知後，應即將該部分工程停工，負責遣散工人，將有關之機具設備及到場合格器材等就地點交機關使用；對於已施作完成之工作項目及數量，應會同監造單位/工程司辦理結算，並拍照存證，廠商不會同辦理時，機關得逕行辦理結算；必要時，得洽請公正、專業之鑑定機構協助辦理。廠商並應負責維護工程至機關接管為止，如有損壞或短缺概由廠商負責。機具設備器材至機關不再需用時，機關得通知廠商限期拆走，如廠商逾限未照辦，機關得將之予以變賣並遷出工地，將變賣所得扣除一切必須費用及賠償金額後退還廠商，而不負責任何損害或損失。</w:t>
+      </w:r>
+    </w:p>
+    <w:p>
+      <w:pPr>
+        <w:pStyle w:val="02-"/>
+      </w:pPr>
+      <w:r>
+        <w:t>(四)契約經依第1款規定或因可歸責於廠商之事由致終止或解除者，機關得自通知廠商終止或解除契約日起，扣發廠商應得之工程款，包括尚未領取之工程估驗款、全部保留款等，並不發還廠商之履約保證金。至本契約經機關自行或洽請其他廠商完成後，如扣除機關為完成本契約所支付之一切費用及所受損害後有剩餘者，機關應將該差額給付廠商；無洽其他廠商完成之必要者，亦同。如有不足者，廠商及其連帶保證人應將該項差額賠償機關。</w:t>
+      </w:r>
+    </w:p>
+    <w:p>
+      <w:pPr>
+        <w:pStyle w:val="02-"/>
+      </w:pPr>
+      <w:r>
+        <w:t>(五)契約因政策變更，廠商依契約繼續履行反而不符公共利益者，機關得報經上級機關核准，終止或解除部分或全部契約，並與廠商協議補償廠商因此所生之損失。但不包含所失利益。</w:t>
+      </w:r>
+    </w:p>
+    <w:p>
+      <w:pPr>
+        <w:pStyle w:val="02-"/>
+      </w:pPr>
+      <w:r>
+        <w:t>(六)依前款規定終止契約者，廠商於接獲機關通知前已完成且可使用之履約標的，依契約價金給付；僅部分完成尚未能使用之履約標的，機關得擇下列方式之一洽廠商為之：</w:t>
+      </w:r>
+    </w:p>
+    <w:p>
+      <w:pPr>
+        <w:pStyle w:val="03-"/>
+      </w:pPr>
+      <w:r>
+        <w:t>1.繼續予以完成，依契約價金給付。</w:t>
+      </w:r>
+    </w:p>
+    <w:p>
+      <w:pPr>
+        <w:pStyle w:val="03-"/>
+      </w:pPr>
+      <w:r>
+        <w:t>2.停止製造、供應或施作。但給付廠商已發生之製造、供應或施作費用及合理之利潤。</w:t>
+      </w:r>
+    </w:p>
+    <w:p>
+      <w:pPr>
+        <w:pStyle w:val="02-"/>
+      </w:pPr>
+      <w:r>
+        <w:t>(七)非因政策變更且非可歸責於廠商事由（例如但不限於不可抗力之事由所致）而有終止或解除契約必要者，準用前2款。</w:t>
+      </w:r>
+    </w:p>
+    <w:p>
+      <w:pPr>
+        <w:pStyle w:val="02-"/>
+      </w:pPr>
       <w:r>
         <w:lastRenderedPageBreak/>
-        <w:t>辦，機關得將之予以變賣並遷出工地，將變賣所得扣除一切必須費用及賠償金額後退還廠商，而不負責任何損害或損失。</w:t>
+        <w:t>(八)廠商未依契約規定履約者，機關得隨時通知廠商部分或全部暫停執行，至情況改正後方准恢復履約。廠商不得就暫停執行請求延長履約期限或增加契約價金。</w:t>
       </w:r>
     </w:p>
     <w:p>
@@ -7190,7 +7290,7 @@
         <w:pStyle w:val="02-"/>
       </w:pPr>
       <w:r>
-        <w:t>(四)契約經依第1款規定或因可歸責於廠商之事由致終止或解除者，機關得自通知廠商終止或解除契約日起，扣發廠商應得之工程款，包括尚未領取之工程估驗款、全部保留款等，並不發還廠商之履約保證金。至本契約經機關自行或洽請其他廠商完成後，如扣除機關為完成本契約所支付之一切費用及所受損害後有剩餘者，機關應將該差額給付廠商；無洽其他廠商完成之必要者，亦同。如有不足者，廠商及其連帶保證人應將該項差額賠償機關。</w:t>
+        <w:t>(九)廠商不得對本契約採購案任何人要求、期約、收受或給予賄賂、佣金、比例金、仲介費、後謝金、回扣、餽贈、招待或其他不正利益。分包廠商亦同。違反約定者，機關得終止或解除契約，並將2倍之不正利益自契約價款中扣除。未能扣除者，通知廠商限期給付之。</w:t>
       </w:r>
     </w:p>
     <w:p>
@@ -7198,7 +7298,31 @@
         <w:pStyle w:val="02-"/>
       </w:pPr>
       <w:r>
-        <w:t>(五)契約因政策變更，廠商依契約繼續履行反而不符公共利益者，機關得報經上級機關核准，終止或解除部分或全部契約，並與廠商協議補償廠商因此所生之損失。但不包含所失利益。</w:t>
+        <w:t>(十)因可歸責於機關之情形，機關通知廠商部分或全部暫停執行（停工）：</w:t>
+      </w:r>
+    </w:p>
+    <w:p>
+      <w:pPr>
+        <w:pStyle w:val="03-"/>
+      </w:pPr>
+      <w:r>
+        <w:t>1.致廠商未能依時履約者，廠商得依第7條第3款規定，申請延長履約期限；因此而增加之必要費用（例如但不限於管理費），由機關負擔。</w:t>
+      </w:r>
+    </w:p>
+    <w:p>
+      <w:pPr>
+        <w:pStyle w:val="03-"/>
+      </w:pPr>
+      <w:r>
+        <w:t>2.暫停執行期間累計逾＿個月（由機關於招標時合理訂定，如未填寫，則為2個月）者，機關應先支付已依機關指示由機關取得所有權之設備。</w:t>
+      </w:r>
+    </w:p>
+    <w:p>
+      <w:pPr>
+        <w:pStyle w:val="03-"/>
+      </w:pPr>
+      <w:r>
+        <w:t>3.暫停執行期間累計逾＿個月（由機關於招標時合理訂定，如未填寫，履約期間1年以上者為6個月；未達1年者為4個月）者，廠商得通知機關終止或解除部分或全部契約，並得向機關請求賠償因契約終止或解除而生之損害。因可歸責於機關之情形無法開工者，亦同。</w:t>
       </w:r>
     </w:p>
     <w:p>
@@ -7206,7 +7330,7 @@
         <w:pStyle w:val="02-"/>
       </w:pPr>
       <w:r>
-        <w:t>(六)依前款規定終止契約者，廠商於接獲機關通知前已完成且可使用之履約標的，依契約價金給付；僅部分完成尚未能使用之履約標的，機關得擇下列方式之一洽廠商為之：</w:t>
+        <w:t>(十一)因非可歸責於廠商之事由，機關有延遲付款之情形：</w:t>
       </w:r>
     </w:p>
     <w:p>
@@ -7214,7 +7338,7 @@
         <w:pStyle w:val="03-"/>
       </w:pPr>
       <w:r>
-        <w:t>1.繼續予以完成，依契約價金給付。</w:t>
+        <w:t>1.廠商得向機關請求加計年息＿%（由機關於招標時合理訂定，如未填寫，則依機關簽約日中華郵政股份有限公司牌告一年期郵政定期儲金機動利率）之遲延利息。</w:t>
       </w:r>
     </w:p>
     <w:p>
@@ -7222,7 +7346,15 @@
         <w:pStyle w:val="03-"/>
       </w:pPr>
       <w:r>
-        <w:t>2.停止製造、供應或施作。但給付廠商已發生之製造、供應或施作費用及合理之利潤。</w:t>
+        <w:t>2.廠商得於通知機關＿個月後（由機關於招標時合理訂定，如未填寫，則為1個月）暫停或減緩施工進度、依第7條第3款規定，申請延長履約期限；廠商因此增加之必要費用，由機關負擔。</w:t>
+      </w:r>
+    </w:p>
+    <w:p>
+      <w:pPr>
+        <w:pStyle w:val="03-"/>
+      </w:pPr>
+      <w:r>
+        <w:t>3.延遲付款達＿個月（由機關於招標時合理訂定，如未填寫，則為3個月）者，廠商得通知機關終止或解除部分或全部契約，並得向機關請求賠償因契約終止或解除而生之損害。</w:t>
       </w:r>
     </w:p>
     <w:p>
@@ -7230,7 +7362,7 @@
         <w:pStyle w:val="02-"/>
       </w:pPr>
       <w:r>
-        <w:t>(七)非因政策變更且非可歸責於廠商事由（例如但不限於不可抗力之事由所致）而有終止或解除契約必要者，準用前2款。</w:t>
+        <w:t>(十二)履行契約需機關之行為始能完成，而機關不為其行為時，廠商得定相當期限催告機關為之。機關不於前述期限內為其行為者，廠商得通知機關終止或解除契約，並得向機關請求賠償因契約終止或解除而生之損害。</w:t>
       </w:r>
     </w:p>
     <w:p>
@@ -7238,7 +7370,7 @@
         <w:pStyle w:val="02-"/>
       </w:pPr>
       <w:r>
-        <w:t>(八)廠商未依契約規定履約者，機關得隨時通知廠商部分或全部暫停執行，至情況改正後方准恢復履約。廠商不得就暫停執行請求延長履約期限或增加契約價金。</w:t>
+        <w:t>(十三)因契約規定不可抗力之事由，致全部工程暫停執行，暫停執行期間持續逾＿個月（由機關於招標時合理訂定，如未填寫，則為3個月）或累計逾＿個月（由機關於招標時合理訂定，如未填寫，則為6個月）者，契約之一方得通知他方終止或解除契約。</w:t>
       </w:r>
     </w:p>
     <w:p>
@@ -7246,7 +7378,11 @@
         <w:pStyle w:val="02-"/>
       </w:pPr>
       <w:r>
-        <w:t>(九)廠商不得對本契約採購案任何人要求、期約、收受或給予賄賂、佣金、比例金、仲介費、後謝金、回扣、餽贈、招待或其他不正利益。分包廠商亦同。違反約定者，機關得終止或解除契約，並將2倍之不正利益自契約價款中扣除。未能扣除者，通知廠商限期給付之。</w:t>
+        <w:t>(十四)依第5款、第7款、第13款終止或解除部分或全部契約者，廠商應即將該部分工程停工，負責遣散工人，撤離機具設備，並將已獲得支付</w:t>
+      </w:r>
+      <w:r>
+        <w:lastRenderedPageBreak/>
+        <w:t>費用之所有物品移交機關使用；對於已施作完成之工作項目及數量，應會同監造單位/工程司辦理結算，並拍照存證。廠商應依監造單位/工程司之指示，負責實施維護人員、財產或工程安全之工作，至機關接管為止，其所須增加之必要費用，由機關負擔。機關應儘快依結算結果付款；如無第14條第3款情形，應發還保證金。</w:t>
       </w:r>
     </w:p>
     <w:p>
@@ -7254,7 +7390,36 @@
         <w:pStyle w:val="02-"/>
       </w:pPr>
       <w:r>
-        <w:t>(十)因可歸責於機關之情形，機關通知廠商部分或全部暫停執行（停工）：</w:t>
+        <w:t>(十五)本契約終止時，自終止之日起，雙方之權利義務即消滅。契約解除時，溯及契約生效日消滅。雙方並互負保密義務。</w:t>
+      </w:r>
+    </w:p>
+    <w:p>
+      <w:pPr>
+        <w:pStyle w:val="02-"/>
+      </w:pPr>
+      <w:r>
+        <w:t>(十六) 機關因財政收支劃分法修正施行致歲出規模縮減，或契約相關預算未獲立法院審議通過或經部分刪減，或經凍結無法獲得立法院同意動支時，機關得通知廠商終止契約，廠商不得向機關請求賠償或補償。</w:t>
+      </w:r>
+    </w:p>
+    <w:p>
+      <w:pPr>
+        <w:pStyle w:val="02-"/>
+      </w:pPr>
+    </w:p>
+    <w:p>
+      <w:pPr>
+        <w:pStyle w:val="01-"/>
+      </w:pPr>
+      <w:r>
+        <w:t>第22條　爭議處理</w:t>
+      </w:r>
+    </w:p>
+    <w:p>
+      <w:pPr>
+        <w:pStyle w:val="02-"/>
+      </w:pPr>
+      <w:r>
+        <w:t>(一)機關與廠商因履約而生爭議者，應依法令及契約規定，考量公共利益及公平合理，本誠信和諧，盡力協調解決之。其未能達成協議者，得以下列方式處理之：</w:t>
       </w:r>
     </w:p>
     <w:p>
@@ -7262,7 +7427,7 @@
         <w:pStyle w:val="03-"/>
       </w:pPr>
       <w:r>
-        <w:t>1.致廠商未能依時履約者，廠商得依第7條第3款規定，申請延長履約期限；因此而增加之必要費用（例如但不限於管理費），由機關負擔。</w:t>
+        <w:t>1.提起民事訴訟，並以□機關；□本工程（由機關於招標時勾選；未勾選者，為機關）所在地之地方法院為第一審管轄法院。</w:t>
       </w:r>
     </w:p>
     <w:p>
@@ -7270,7 +7435,7 @@
         <w:pStyle w:val="03-"/>
       </w:pPr>
       <w:r>
-        <w:t>2.暫停執行期間累計逾＿個月（由機關於招標時合理訂定，如未填寫，則為2個月）者，機關應先支付已依機關指示由機關取得所有權之設備。</w:t>
+        <w:t>2.依採購法第85條之1規定向採購申訴審議委員會申請調解。工程採購經採購申訴審議委員會提出調解建議或調解方案，因機關不同意致調解不成立者，廠商提付仲裁，機關不得拒絕。</w:t>
       </w:r>
     </w:p>
     <w:p>
@@ -7278,7 +7443,39 @@
         <w:pStyle w:val="03-"/>
       </w:pPr>
       <w:r>
-        <w:t>3.暫停執行期間累計逾＿個月（由機關於招標時合理訂定，如未填寫，履約期間1年以上者為6個月；未達1年者為4個月）者，廠商得通知機關終止或解除部分或全部契約，並得向機關請求賠償因契約終止或解除而生之損害。因可歸責於機關之情形無法開工者，亦同。</w:t>
+        <w:t>3.經契約雙方同意並訂立仲裁協議後，依本契約約定及仲裁法規定提付仲裁。</w:t>
+      </w:r>
+    </w:p>
+    <w:p>
+      <w:pPr>
+        <w:pStyle w:val="03-"/>
+      </w:pPr>
+      <w:r>
+        <w:t>4.依採購法第102條規定提出異議、申訴。</w:t>
+      </w:r>
+    </w:p>
+    <w:p>
+      <w:pPr>
+        <w:pStyle w:val="03-"/>
+      </w:pPr>
+      <w:r>
+        <w:t>5.依其他法律申（聲）請調解。</w:t>
+      </w:r>
+    </w:p>
+    <w:p>
+      <w:pPr>
+        <w:pStyle w:val="03-"/>
+      </w:pPr>
+      <w:r>
+        <w:t>6.機關成立爭議處理小組協調爭議。</w:t>
+      </w:r>
+    </w:p>
+    <w:p>
+      <w:pPr>
+        <w:pStyle w:val="03-"/>
+      </w:pPr>
+      <w:r>
+        <w:t>7.依契約或雙方合意之其他方式處理。</w:t>
       </w:r>
     </w:p>
     <w:p>
@@ -7286,8 +7483,59 @@
         <w:pStyle w:val="02-"/>
       </w:pPr>
       <w:r>
+        <w:t>(二)依前款第2目後段或第3目提付仲裁者，約定如下：</w:t>
+      </w:r>
+    </w:p>
+    <w:p>
+      <w:pPr>
+        <w:pStyle w:val="03-"/>
+      </w:pPr>
+      <w:r>
+        <w:t>1.由機關於招標文件及契約預先載明仲裁機構。其未載明者，由契約雙方協議擇定仲裁機構。如未能獲致協議，屬前款第2目後段情形者，由廠商指定仲裁機構；屬前款第3目情形者，由機關指定仲裁機構。上開仲裁機構，除契約雙方另有協議外，應為合法設立之國內仲裁機構。</w:t>
+      </w:r>
+    </w:p>
+    <w:p>
+      <w:pPr>
+        <w:pStyle w:val="03-"/>
+      </w:pPr>
+      <w:r>
+        <w:t>2.仲裁人之選定：</w:t>
+      </w:r>
+    </w:p>
+    <w:p>
+      <w:pPr>
+        <w:pStyle w:val="04-1"/>
+      </w:pPr>
+      <w:r>
+        <w:t>(1)當事人雙方應於一方收受他方提付仲裁之通知之次日起14日內，各自從指定之仲裁機構之仲裁人名冊或其他具有仲裁人資格者，分別提出10位以上（含本數）之名單，交予對方。</w:t>
+      </w:r>
+    </w:p>
+    <w:p>
+      <w:pPr>
+        <w:pStyle w:val="04-1"/>
+      </w:pPr>
+      <w:r>
+        <w:t>(2)當事人之一方應於收受他方提出名單之次日起14日內，自該名單內選出1位仲裁人，作為他方選定之仲裁人。</w:t>
+      </w:r>
+    </w:p>
+    <w:p>
+      <w:pPr>
+        <w:pStyle w:val="04-1"/>
+      </w:pPr>
+      <w:r>
+        <w:t>(3)當事人之一方未依(1)提出名單者，他方得從指定之仲裁機構之</w:t>
+      </w:r>
+      <w:r>
         <w:lastRenderedPageBreak/>
-        <w:t>(十一)因非可歸責於廠商之事由，機關有延遲付款之情形：</w:t>
+        <w:t>仲裁人名冊或其他具有仲裁人資格者，逕行代為選定1位仲裁人。</w:t>
+      </w:r>
+    </w:p>
+    <w:p>
+      <w:pPr>
+        <w:pStyle w:val="04-1"/>
+      </w:pPr>
+      <w:r>
+        <w:t>(4)當事人之一方未依(2)自名單內選出仲裁人，作為他方選定之仲裁人者，他方得聲請□法院；□指定之仲裁機構（由機關於招標時勾選；未勾選者，為指定之仲裁機構）代為自該名單內選定1位仲裁人。</w:t>
       </w:r>
     </w:p>
     <w:p>
@@ -7295,7 +7543,33 @@
         <w:pStyle w:val="03-"/>
       </w:pPr>
       <w:r>
-        <w:t>1.廠商得向機關請求加計年息＿%（由機關於招標時合理訂定，如未填寫，則依機關簽約日中華郵政股份有限公司牌告一年期郵政定期儲金機動利率）之遲延利息。</w:t>
+        <w:t>3.主任仲裁人之選定：</w:t>
+      </w:r>
+    </w:p>
+    <w:p>
+      <w:pPr>
+        <w:pStyle w:val="04-1"/>
+      </w:pPr>
+      <w:r>
+        <w:t>(1)二位仲裁人經選定之次日起30日內，由</w:t>
+      </w:r>
+      <w:r>
+        <w:rPr>
+          <w:rFonts w:hint="eastAsia"/>
+          <w:color w:val="FF0000"/>
+        </w:rPr>
+        <w:t>■</w:t>
+      </w:r>
+      <w:r>
+        <w:t>雙方共推；□雙方選定之仲裁人共推（由機關於招標時勾選）第三仲裁人為主任仲裁人。</w:t>
+      </w:r>
+    </w:p>
+    <w:p>
+      <w:pPr>
+        <w:pStyle w:val="04-1"/>
+      </w:pPr>
+      <w:r>
+        <w:t>(2)未能依(1)共推主任仲裁人者，當事人得聲請□法院；□指定之仲裁機構（由機關於招標時勾選；未勾選者，為指定之仲裁機構）為之選定。</w:t>
       </w:r>
     </w:p>
     <w:p>
@@ -7303,7 +7577,7 @@
         <w:pStyle w:val="03-"/>
       </w:pPr>
       <w:r>
-        <w:t>2.廠商得於通知機關＿個月後（由機關於招標時合理訂定，如未填寫，則為1個月）暫停或減緩施工進度、依第7條第3款規定，申請延長履約期限；廠商因此增加之必要費用，由機關負擔。</w:t>
+        <w:t>4.以□機關所在地；□本工程所在地；□其他：＿＿＿＿＿＿為仲裁地（由機關於招標時載明；未載明者，為機關所在地）。</w:t>
       </w:r>
     </w:p>
     <w:p>
@@ -7311,7 +7585,31 @@
         <w:pStyle w:val="03-"/>
       </w:pPr>
       <w:r>
-        <w:t>3.延遲付款達＿個月（由機關於招標時合理訂定，如未填寫，則為3個月）者，廠商得通知機關終止或解除部分或全部契約，並得向機關請求賠償因契約終止或解除而生之損害。</w:t>
+        <w:t>5.除契約雙方另有協議外，仲裁程序應公開之，仲裁判斷書雙方均得公開，並同意仲裁機構公開於其網站。</w:t>
+      </w:r>
+    </w:p>
+    <w:p>
+      <w:pPr>
+        <w:pStyle w:val="03-"/>
+      </w:pPr>
+      <w:r>
+        <w:t>6.仲裁程序應使用□國語及中文正體字；□其他語文：＿＿＿＿＿。（由機關於招標時載明；未載明者，為國語及中文正體字）</w:t>
+      </w:r>
+    </w:p>
+    <w:p>
+      <w:pPr>
+        <w:pStyle w:val="03-"/>
+      </w:pPr>
+      <w:r>
+        <w:t>7.機關□同意；□不同意（由機關於招標時勾選；未勾選者，為不同意）仲裁庭適用衡平原則為判斷。</w:t>
+      </w:r>
+    </w:p>
+    <w:p>
+      <w:pPr>
+        <w:pStyle w:val="03-"/>
+      </w:pPr>
+      <w:r>
+        <w:t>8.仲裁判斷書應記載事實及理由。</w:t>
       </w:r>
     </w:p>
     <w:p>
@@ -7319,68 +7617,7 @@
         <w:pStyle w:val="02-"/>
       </w:pPr>
       <w:r>
-        <w:t>(十二)履行契約需機關之行為始能完成，而機關不為其行為時，廠商得定相當期限催告機關為之。機關不於前述期限內為其行為者，廠商得通知機關終止或解除契約，並得向機關請求賠償因契約終止或解除而生之損害。</w:t>
-      </w:r>
-    </w:p>
-    <w:p>
-      <w:pPr>
-        <w:pStyle w:val="02-"/>
-      </w:pPr>
-      <w:r>
-        <w:t>(十三)因契約規定不可抗力之事由，致全部工程暫停執行，暫停執行期間持續逾＿個月（由機關於招標時合理訂定，如未填寫，則為3個月）或累計逾＿個月（由機關於招標時合理訂定，如未填寫，則為6個月）者，契約之一方得通知他方終止或解除契約。</w:t>
-      </w:r>
-    </w:p>
-    <w:p>
-      <w:pPr>
-        <w:pStyle w:val="02-"/>
-      </w:pPr>
-      <w:r>
-        <w:t>(十四)依第5款、第7款、第13款終止或解除部分或全部契約者，廠商應即將該部分工程停工，負責遣散工人，撤離機具設備，並將已獲得支付費用之所有物品移交機關使用；對於已施作完成之工作項目及數量，應會同監造單位/工程司辦理結算，並拍照存證。廠商應依監造單位/工程司之指示，負責實施維護人員、財產或工程安全之工作，至機關接管為止，其所須增加之必要費用，由機關負擔。機關應儘快依結算結果付款；如無第14條第3款情形，應發還保證金。</w:t>
-      </w:r>
-    </w:p>
-    <w:p>
-      <w:pPr>
-        <w:pStyle w:val="02-"/>
-      </w:pPr>
-      <w:r>
-        <w:t>(十五)本契約終止時，自終止之日起，雙方之權利義務即消滅。契約解除時，溯及契約生效日消滅。雙方並互負保密義務。</w:t>
-      </w:r>
-    </w:p>
-    <w:p>
-      <w:pPr>
-        <w:pStyle w:val="02-"/>
-        <w:rPr>
-          <w:rFonts w:hint="eastAsia"/>
-        </w:rPr>
-      </w:pPr>
-      <w:r>
-        <w:t>(十六) 機關因財政收支劃分法修正施行致歲出規模縮減，或契約相關預算未獲立法院審議通過或經部分刪減，或經凍結無法獲得立法</w:t>
-      </w:r>
-      <w:bookmarkStart w:id="0" w:name="_GoBack"/>
-      <w:bookmarkEnd w:id="0"/>
-      <w:r>
-        <w:t>院同意動支時，機關得通知廠商終止契約，廠商不得向機關請求賠償或補償。</w:t>
-      </w:r>
-    </w:p>
-    <w:p>
-      <w:pPr>
-        <w:pStyle w:val="02-"/>
-      </w:pPr>
-    </w:p>
-    <w:p>
-      <w:pPr>
-        <w:pStyle w:val="01-"/>
-      </w:pPr>
-      <w:r>
-        <w:t>第22條　爭議處理</w:t>
-      </w:r>
-    </w:p>
-    <w:p>
-      <w:pPr>
-        <w:pStyle w:val="02-"/>
-      </w:pPr>
-      <w:r>
-        <w:t>(一)機關與廠商因履約而生爭議者，應依法令及契約規定，考量公共利益及公平合理，本誠信和諧，盡力協調解決之。其未能達成協議者，得以下列方式處理之：</w:t>
+        <w:t>(三)依第1款第6目成立爭議處理小組者，機制如下：</w:t>
       </w:r>
     </w:p>
     <w:p>
@@ -7388,7 +7625,7 @@
         <w:pStyle w:val="03-"/>
       </w:pPr>
       <w:r>
-        <w:t>1.提起民事訴訟，並以□機關；□本工程（由機關於招標時勾選；未勾選者，為機關）所在地之地方法院為第一審管轄法院。</w:t>
+        <w:t>1.爭議處理小組於爭議發生時成立，得為常設性，或於爭議作成決議後解散。</w:t>
       </w:r>
     </w:p>
     <w:p>
@@ -7396,238 +7633,43 @@
         <w:pStyle w:val="03-"/>
       </w:pPr>
       <w:r>
-        <w:t>2.依採購法第85條之1規定向採購申訴審議委員會申請調解。工程採購經採購申訴審議委員會提出調解建議或調解方案，因機關不同意致</w:t>
+        <w:t>2.爭議處理小組由機關首長或其指定之機關內部人員擔任召集委員，另由機關聘（派）2位以上之公正人士擔任委員（包括機關人員及外聘人士），共3人以上（應為奇數）組成。廠商得推薦公正人士作為機關聘任委員之參考。</w:t>
+      </w:r>
+    </w:p>
+    <w:p>
+      <w:pPr>
+        <w:pStyle w:val="03-"/>
+      </w:pPr>
+      <w:r>
+        <w:t>3.當事人之一方得就爭議事項，以書面通知爭議處理小組召集委員，請求小組協調及作成決議，並將繕本送達他方。該書面通知應包括爭議標的、爭議事實及參考資料、建議解決方案。他方應於收受通知之次日起14日內向召集委員提出書面回應及建議解決方案，並將繕本送達他方。</w:t>
+      </w:r>
+    </w:p>
+    <w:p>
+      <w:pPr>
+        <w:pStyle w:val="03-"/>
+      </w:pPr>
+      <w:r>
+        <w:t>4.爭議處理小組會議：</w:t>
+      </w:r>
+    </w:p>
+    <w:p>
+      <w:pPr>
+        <w:pStyle w:val="04-1"/>
+      </w:pPr>
+      <w:r>
+        <w:t>(1)召集委員應於收受協調請求之次日起30日內召開會議，並擔任主席。委員應親自出席會議，獨立、公正處理爭議，並保守秘密。</w:t>
+      </w:r>
+    </w:p>
+    <w:p>
+      <w:pPr>
+        <w:pStyle w:val="04-1"/>
+      </w:pPr>
+      <w:r>
+        <w:t>(2)會議應通知當事人到場陳述意見，並得視需要邀請專家、學者、</w:t>
       </w:r>
       <w:r>
         <w:lastRenderedPageBreak/>
-        <w:t>調解不成立者，廠商提付仲裁，機關不得拒絕。</w:t>
-      </w:r>
-    </w:p>
-    <w:p>
-      <w:pPr>
-        <w:pStyle w:val="03-"/>
-      </w:pPr>
-      <w:r>
-        <w:t>3.經契約雙方同意並訂立仲裁協議後，依本契約約定及仲裁法規定提付仲裁。</w:t>
-      </w:r>
-    </w:p>
-    <w:p>
-      <w:pPr>
-        <w:pStyle w:val="03-"/>
-      </w:pPr>
-      <w:r>
-        <w:t>4.依採購法第102條規定提出異議、申訴。</w:t>
-      </w:r>
-    </w:p>
-    <w:p>
-      <w:pPr>
-        <w:pStyle w:val="03-"/>
-      </w:pPr>
-      <w:r>
-        <w:t>5.依其他法律申（聲）請調解。</w:t>
-      </w:r>
-    </w:p>
-    <w:p>
-      <w:pPr>
-        <w:pStyle w:val="03-"/>
-      </w:pPr>
-      <w:r>
-        <w:t>6.機關成立爭議處理小組協調爭議。</w:t>
-      </w:r>
-    </w:p>
-    <w:p>
-      <w:pPr>
-        <w:pStyle w:val="03-"/>
-      </w:pPr>
-      <w:r>
-        <w:t>7.依契約或雙方合意之其他方式處理。</w:t>
-      </w:r>
-    </w:p>
-    <w:p>
-      <w:pPr>
-        <w:pStyle w:val="02-"/>
-      </w:pPr>
-      <w:r>
-        <w:t>(二)依前款第2目後段或第3目提付仲裁者，約定如下：</w:t>
-      </w:r>
-    </w:p>
-    <w:p>
-      <w:pPr>
-        <w:pStyle w:val="03-"/>
-      </w:pPr>
-      <w:r>
-        <w:t>1.由機關於招標文件及契約預先載明仲裁機構。其未載明者，由契約雙方協議擇定仲裁機構。如未能獲致協議，屬前款第2目後段情形者，由廠商指定仲裁機構；屬前款第3目情形者，由機關指定仲裁機構。上開仲裁機構，除契約雙方另有協議外，應為合法設立之國內仲裁機構。</w:t>
-      </w:r>
-    </w:p>
-    <w:p>
-      <w:pPr>
-        <w:pStyle w:val="03-"/>
-      </w:pPr>
-      <w:r>
-        <w:t>2.仲裁人之選定：</w:t>
-      </w:r>
-    </w:p>
-    <w:p>
-      <w:pPr>
-        <w:pStyle w:val="04-1"/>
-      </w:pPr>
-      <w:r>
-        <w:t>(1)當事人雙方應於一方收受他方提付仲裁之通知之次日起14日內，各自從指定之仲裁機構之仲裁人名冊或其他具有仲裁人資格者，分別提出10位以上（含本數）之名單，交予對方。</w:t>
-      </w:r>
-    </w:p>
-    <w:p>
-      <w:pPr>
-        <w:pStyle w:val="04-1"/>
-      </w:pPr>
-      <w:r>
-        <w:t>(2)當事人之一方應於收受他方提出名單之次日起14日內，自該名單內選出1位仲裁人，作為他方選定之仲裁人。</w:t>
-      </w:r>
-    </w:p>
-    <w:p>
-      <w:pPr>
-        <w:pStyle w:val="04-1"/>
-      </w:pPr>
-      <w:r>
-        <w:t>(3)當事人之一方未依(1)提出名單者，他方得從指定之仲裁機構之仲裁人名冊或其他具有仲裁人資格者，逕行代為選定1位仲裁人。</w:t>
-      </w:r>
-    </w:p>
-    <w:p>
-      <w:pPr>
-        <w:pStyle w:val="04-1"/>
-      </w:pPr>
-      <w:r>
-        <w:t>(4)當事人之一方未依(2)自名單內選出仲裁人，作為他方選定之仲裁人者，他方得聲請□法院；□指定之仲裁機構（由機關於招標時勾選；未勾選者，為指定之仲裁機構）代為自該名單內選定1位仲裁人。</w:t>
-      </w:r>
-    </w:p>
-    <w:p>
-      <w:pPr>
-        <w:pStyle w:val="03-"/>
-      </w:pPr>
-      <w:r>
-        <w:t>3.主任仲裁人之選定：</w:t>
-      </w:r>
-    </w:p>
-    <w:p>
-      <w:pPr>
-        <w:pStyle w:val="04-1"/>
-      </w:pPr>
-      <w:r>
-        <w:t>(1)二位仲裁人經選定之次日起30日內，由</w:t>
-      </w:r>
-      <w:r>
-        <w:rPr>
-          <w:rFonts w:hint="eastAsia"/>
-          <w:color w:val="FF0000"/>
-        </w:rPr>
-        <w:t>■</w:t>
-      </w:r>
-      <w:r>
-        <w:t>雙方共推；□雙方選定之仲裁人共推（由機關於招標時勾選）第三仲裁人為主任仲裁人。</w:t>
-      </w:r>
-    </w:p>
-    <w:p>
-      <w:pPr>
-        <w:pStyle w:val="04-1"/>
-      </w:pPr>
-      <w:r>
-        <w:t>(2)未能依(1)共推主任仲裁人者，當事人得聲請□法院；□指定之仲裁機構（由機關於招標時勾選；未勾選者，為指定之仲裁機構）為之選定。</w:t>
-      </w:r>
-    </w:p>
-    <w:p>
-      <w:pPr>
-        <w:pStyle w:val="03-"/>
-      </w:pPr>
-      <w:r>
-        <w:t>4.以□機關所在地；□本工程所在地；□其他：＿＿＿＿＿＿為仲裁地（由機關於招標時載明；未載明者，為機關所在地）。</w:t>
-      </w:r>
-    </w:p>
-    <w:p>
-      <w:pPr>
-        <w:pStyle w:val="03-"/>
-      </w:pPr>
-      <w:r>
-        <w:t>5.除契約雙方另有協議外，仲裁程序應公開之，仲裁判斷書雙方均得公開，並同意仲裁機構公開於其網站。</w:t>
-      </w:r>
-    </w:p>
-    <w:p>
-      <w:pPr>
-        <w:pStyle w:val="03-"/>
-      </w:pPr>
-      <w:r>
-        <w:t>6.仲裁程序應使用□國語及中文正體字；□其他語文：＿＿＿＿＿。（由機關於招標時載明；未載明者，為國語及中文正體字）</w:t>
-      </w:r>
-    </w:p>
-    <w:p>
-      <w:pPr>
-        <w:pStyle w:val="03-"/>
-      </w:pPr>
-      <w:r>
-        <w:lastRenderedPageBreak/>
-        <w:t>7.機關□同意；□不同意（由機關於招標時勾選；未勾選者，為不同意）仲裁庭適用衡平原則為判斷。</w:t>
-      </w:r>
-    </w:p>
-    <w:p>
-      <w:pPr>
-        <w:pStyle w:val="03-"/>
-      </w:pPr>
-      <w:r>
-        <w:t>8.仲裁判斷書應記載事實及理由。</w:t>
-      </w:r>
-    </w:p>
-    <w:p>
-      <w:pPr>
-        <w:pStyle w:val="02-"/>
-      </w:pPr>
-      <w:r>
-        <w:t>(三)依第1款第6目成立爭議處理小組者，機制如下：</w:t>
-      </w:r>
-    </w:p>
-    <w:p>
-      <w:pPr>
-        <w:pStyle w:val="03-"/>
-      </w:pPr>
-      <w:r>
-        <w:t>1.爭議處理小組於爭議發生時成立，得為常設性，或於爭議作成決議後解散。</w:t>
-      </w:r>
-    </w:p>
-    <w:p>
-      <w:pPr>
-        <w:pStyle w:val="03-"/>
-      </w:pPr>
-      <w:r>
-        <w:t>2.爭議處理小組由機關首長或其指定之機關內部人員擔任召集委員，另由機關聘（派）2位以上之公正人士擔任委員（包括機關人員及外聘人士），共3人以上（應為奇數）組成。廠商得推薦公正人士作為機關聘任委員之參考。</w:t>
-      </w:r>
-    </w:p>
-    <w:p>
-      <w:pPr>
-        <w:pStyle w:val="03-"/>
-      </w:pPr>
-      <w:r>
-        <w:t>3.當事人之一方得就爭議事項，以書面通知爭議處理小組召集委員，請求小組協調及作成決議，並將繕本送達他方。該書面通知應包括爭議標的、爭議事實及參考資料、建議解決方案。他方應於收受通知之次日起14日內向召集委員提出書面回應及建議解決方案，並將繕本送達他方。</w:t>
-      </w:r>
-    </w:p>
-    <w:p>
-      <w:pPr>
-        <w:pStyle w:val="03-"/>
-      </w:pPr>
-      <w:r>
-        <w:t>4.爭議處理小組會議：</w:t>
-      </w:r>
-    </w:p>
-    <w:p>
-      <w:pPr>
-        <w:pStyle w:val="04-1"/>
-      </w:pPr>
-      <w:r>
-        <w:t>(1)召集委員應於收受協調請求之次日起30日內召開會議，並擔任主席。委員應親自出席會議，獨立、公正處理爭議，並保守秘密。</w:t>
-      </w:r>
-    </w:p>
-    <w:p>
-      <w:pPr>
-        <w:pStyle w:val="04-1"/>
-      </w:pPr>
-      <w:r>
-        <w:t>(2)會議應通知當事人到場陳述意見，並得視需要邀請專家、學者、機關主（會）計及政風單位或其他必要人員列席，會議之過程應作成書面紀錄。</w:t>
+        <w:t>機關主（會）計及政風單位或其他必要人員列席，會議之過程應作成書面紀錄。</w:t>
       </w:r>
     </w:p>
     <w:p>
@@ -7745,162 +7787,164 @@
         <w:pStyle w:val="03-"/>
       </w:pPr>
       <w:r>
+        <w:t>1.</w:t>
+      </w:r>
+      <w:r>
+        <w:rPr>
+          <w:spacing w:val="-4"/>
+        </w:rPr>
+        <w:t>與爭議無關或不受影響之部分應繼續履約。但經機關同意無須履約者不在此限。</w:t>
+      </w:r>
+    </w:p>
+    <w:p>
+      <w:pPr>
+        <w:pStyle w:val="03-"/>
+      </w:pPr>
+      <w:r>
+        <w:t>2.廠商因爭議而暫停履約，其經爭議處理結果被認定無理由者，不得就暫停履約之部分要求延長履約期限或免除契約責任。</w:t>
+      </w:r>
+    </w:p>
+    <w:p>
+      <w:pPr>
+        <w:pStyle w:val="02-"/>
+      </w:pPr>
+      <w:r>
+        <w:t>(六)本契約以中華民國法律為準據法。</w:t>
+      </w:r>
+    </w:p>
+    <w:p>
+      <w:pPr>
+        <w:pStyle w:val="02-"/>
+      </w:pPr>
+      <w:r>
+        <w:t>(七)廠商與本國分包廠商間之爭議，除經本國分包廠商同意外，應約定以中華民國法律為準據法，並以設立於中華民國境內之民事法院、仲裁機構或爭議處理機構解決爭議。廠商並應要求分包廠商與再分包之本國廠商之契約訂立前開約定。</w:t>
+      </w:r>
+    </w:p>
+    <w:p>
+      <w:pPr>
+        <w:pStyle w:val="02-"/>
+      </w:pPr>
+    </w:p>
+    <w:p>
+      <w:pPr>
+        <w:pStyle w:val="01-"/>
+      </w:pPr>
+      <w:r>
+        <w:t>第23條　其他</w:t>
+      </w:r>
+    </w:p>
+    <w:p>
+      <w:pPr>
+        <w:pStyle w:val="02-"/>
+      </w:pPr>
+      <w:r>
+        <w:t>(一)廠商對於履約所僱用之人員，不得有歧視性別、原住民、身心障礙或弱勢團體人士之情事。</w:t>
+      </w:r>
+    </w:p>
+    <w:p>
+      <w:pPr>
+        <w:pStyle w:val="02-"/>
+      </w:pPr>
+      <w:r>
+        <w:t>(二)廠商履約時不得僱用機關之人員或受機關委託辦理契約事項之機構之人員。</w:t>
+      </w:r>
+    </w:p>
+    <w:p>
+      <w:pPr>
+        <w:pStyle w:val="02-"/>
+      </w:pPr>
+      <w:r>
+        <w:t>(三)廠商授權之代表應通曉中文或機關同意之其他語文。未通曉者，廠商應備翻譯人員。</w:t>
+      </w:r>
+    </w:p>
+    <w:p>
+      <w:pPr>
+        <w:pStyle w:val="02-"/>
+      </w:pPr>
+      <w:r>
+        <w:t>(四)機關與廠商間之履約事項，其涉及國際運輸或信用狀等事項，契約未予載明者，依國際貿易慣例。</w:t>
+      </w:r>
+    </w:p>
+    <w:p>
+      <w:pPr>
+        <w:pStyle w:val="02-"/>
+      </w:pPr>
+      <w:r>
+        <w:t>(五)機關及廠商於履約期間應分別指定授權代表，為履約期間雙方協調與</w:t>
+      </w:r>
+      <w:r>
         <w:lastRenderedPageBreak/>
-        <w:t>1.</w:t>
-      </w:r>
-      <w:r>
+        <w:t>契約有關事項之代表人。</w:t>
+      </w:r>
+    </w:p>
+    <w:p>
+      <w:pPr>
+        <w:pStyle w:val="02-"/>
+      </w:pPr>
+      <w:r>
+        <w:t>(六)機關、廠商、監造單位及專案管理單位之權責分工，除契約另有約定外，依招標當時工程會所訂「公有建築物施工階段契約約定權責分工表」或「公共工程施工階段契約約定權責分工表」辦理（由機關依案件性質檢附，並訂明各項目之完成期限、懲罰標準）。</w:t>
+      </w:r>
+    </w:p>
+    <w:p>
+      <w:pPr>
+        <w:pStyle w:val="02-"/>
+      </w:pPr>
+      <w:r>
+        <w:t>(七)廠商如發現契約所定技術規格違反採購法第26條規定，或有犯採購法第88條之罪嫌者，可向招標機關書面反映或向檢調機關檢舉。</w:t>
+      </w:r>
+    </w:p>
+    <w:p>
+      <w:pPr>
+        <w:pStyle w:val="02-"/>
+      </w:pPr>
+      <w:r>
+        <w:t>(八)依據「政治獻金法」第7條規定，與政府機關（構）有巨額採購契約，且在履約期間之廠商，不得捐贈政治獻金。</w:t>
+      </w:r>
+    </w:p>
+    <w:p>
+      <w:pPr>
+        <w:pStyle w:val="02-"/>
+      </w:pPr>
+      <w:r>
+        <w:t>(九)</w:t>
+      </w:r>
+      <w:r>
+        <w:rPr>
+          <w:kern w:val="0"/>
+        </w:rPr>
+        <w:t>廠商內部揭弊者保護制度及機關處理方式：</w:t>
+      </w:r>
+    </w:p>
+    <w:p>
+      <w:pPr>
+        <w:pStyle w:val="02-"/>
+        <w:tabs>
+          <w:tab w:val="left" w:pos="2214"/>
+        </w:tabs>
+        <w:ind w:left="1134" w:hanging="283"/>
         <w:rPr>
           <w:spacing w:val="-4"/>
         </w:rPr>
-        <w:t>與爭議無關或不受影響之部分應繼續履約。但經機關同意無須履約者不在此限。</w:t>
-      </w:r>
-    </w:p>
-    <w:p>
-      <w:pPr>
-        <w:pStyle w:val="03-"/>
-      </w:pPr>
-      <w:r>
-        <w:t>2.廠商因爭議而暫停履約，其經爭議處理結果被認定無理由者，不得就暫停履約之部分要求延長履約期限或免除契約責任。</w:t>
+      </w:pPr>
+      <w:r>
+        <w:rPr>
+          <w:spacing w:val="-4"/>
+        </w:rPr>
+        <w:t>1.廠商人員（包括勞工及其主管）針對本採購案發現其雇主、所屬員工或機關人員（包括代理或代表機關處理採購事務之廠商）涉有違反採購法、本契約或其他影響公共安全或品質，具名揭弊者，廠商應保障揭弊人員之權益，不得因該揭弊行為而為不利措施（包括但不限解僱、資遣、降調、不利之考績、懲處、懲罰、減薪、罰款〈薪〉、剝奪或減少獎金、退休〈職〉金、剝奪與陞遷有關之教育或訓練機會、福利、工作地點、職務內容或其他工作條件、管理措施之不利變更、非依法令規定揭露揭弊者之身分）。但若發生違法或違約之行為（例如無故曠職、洩漏公司機密等），不在此限。</w:t>
       </w:r>
     </w:p>
     <w:p>
       <w:pPr>
         <w:pStyle w:val="02-"/>
-      </w:pPr>
-      <w:r>
-        <w:t>(六)本契約以中華民國法律為準據法。</w:t>
-      </w:r>
-    </w:p>
-    <w:p>
-      <w:pPr>
-        <w:pStyle w:val="02-"/>
-      </w:pPr>
-      <w:r>
-        <w:t>(七)廠商與本國分包廠商間之爭議，除經本國分包廠商同意外，應約定以中華民國法律為準據法，並以設立於中華民國境內之民事法院、仲裁機構或爭議處理機構解決爭議。廠商並應要求分包廠商與再分包之本國廠商之契約訂立前開約定。</w:t>
-      </w:r>
-    </w:p>
-    <w:p>
-      <w:pPr>
-        <w:pStyle w:val="02-"/>
-      </w:pPr>
-    </w:p>
-    <w:p>
-      <w:pPr>
-        <w:pStyle w:val="01-"/>
-      </w:pPr>
-      <w:r>
-        <w:t>第23條　其他</w:t>
-      </w:r>
-    </w:p>
-    <w:p>
-      <w:pPr>
-        <w:pStyle w:val="02-"/>
-      </w:pPr>
-      <w:r>
-        <w:t>(一)廠商對於履約所僱用之人員，不得有歧視性別、原住民、身心障礙或弱勢團體人士之情事。</w:t>
-      </w:r>
-    </w:p>
-    <w:p>
-      <w:pPr>
-        <w:pStyle w:val="02-"/>
-      </w:pPr>
-      <w:r>
-        <w:t>(二)廠商履約時不得僱用機關之人員或受機關委託辦理契約事項之機構之人員。</w:t>
-      </w:r>
-    </w:p>
-    <w:p>
-      <w:pPr>
-        <w:pStyle w:val="02-"/>
-      </w:pPr>
-      <w:r>
-        <w:t>(三)廠商授權之代表應通曉中文或機關同意之其他語文。未通曉者，廠商應備翻譯人員。</w:t>
-      </w:r>
-    </w:p>
-    <w:p>
-      <w:pPr>
-        <w:pStyle w:val="02-"/>
-      </w:pPr>
-      <w:r>
-        <w:t>(四)機關與廠商間之履約事項，其涉及國際運輸或信用狀等事項，契約未予載明者，依國際貿易慣例。</w:t>
-      </w:r>
-    </w:p>
-    <w:p>
-      <w:pPr>
-        <w:pStyle w:val="02-"/>
-      </w:pPr>
-      <w:r>
-        <w:t>(五)機關及廠商於履約期間應分別指定授權代表，為履約期間雙方協調與契約有關事項之代表人。</w:t>
-      </w:r>
-    </w:p>
-    <w:p>
-      <w:pPr>
-        <w:pStyle w:val="02-"/>
-      </w:pPr>
-      <w:r>
-        <w:t>(六)機關、廠商、監造單位及專案管理單位之權責分工，除契約另有約定外，依招標當時工程會所訂「公有建築物施工階段契約約定權責分工表」或「公共工程施工階段契約約定權責分工表」辦理（由機關依案件性質檢附，並訂明各項目之完成期限、懲罰標準）。</w:t>
-      </w:r>
-    </w:p>
-    <w:p>
-      <w:pPr>
-        <w:pStyle w:val="02-"/>
-      </w:pPr>
-      <w:r>
-        <w:t>(七)廠商如發現契約所定技術規格違反採購法第26條規定，或有犯採購法第88條之罪嫌者，可向招標機關書面反映或向檢調機關檢舉。</w:t>
-      </w:r>
-    </w:p>
-    <w:p>
-      <w:pPr>
-        <w:pStyle w:val="02-"/>
-      </w:pPr>
-      <w:r>
-        <w:t>(八)依據「政治獻金法」第7條規定，與政府機關（構）有巨額採購契約，且在履約期間之廠商，不得捐贈政治獻金。</w:t>
-      </w:r>
-    </w:p>
-    <w:p>
-      <w:pPr>
-        <w:pStyle w:val="02-"/>
-      </w:pPr>
-      <w:r>
-        <w:t>(九)</w:t>
-      </w:r>
-      <w:r>
-        <w:rPr>
-          <w:kern w:val="0"/>
-        </w:rPr>
-        <w:t>廠商內部揭弊者保護制度及機關處理方式：</w:t>
-      </w:r>
-    </w:p>
-    <w:p>
-      <w:pPr>
-        <w:pStyle w:val="02-"/>
         <w:tabs>
           <w:tab w:val="left" w:pos="2214"/>
         </w:tabs>
         <w:ind w:left="1134" w:hanging="283"/>
+      </w:pPr>
+      <w:r>
         <w:rPr>
           <w:spacing w:val="-4"/>
         </w:rPr>
-      </w:pPr>
-      <w:r>
-        <w:rPr>
-          <w:spacing w:val="-4"/>
-        </w:rPr>
-        <w:t>1.廠商人員（包括勞工及其主管）針對本採購案發現其雇主、所屬員工或機關人員（包括代理或代表機關處理採購事務之廠商）涉有違反採購法、本契約或其他影響公共安全或品質，具名揭弊者，廠商應保障揭弊人員之權益，不得因該揭弊行為而為不利措施（包括但不限解僱、資遣、降調、不利之考績、懲處、懲罰、減薪、罰款〈薪〉、剝奪或減少獎金、退休〈職〉金、剝奪與陞遷有關之教育或訓練機會、福利、工作地點、職務內容或其他工作條件、管理措施之不利變更、非依法令規定揭露揭弊者之身分）。但若發生違法或違約之行為（例如無故曠職、洩漏公司機密等），不在此限。</w:t>
-      </w:r>
-    </w:p>
-    <w:p>
-      <w:pPr>
-        <w:pStyle w:val="02-"/>
-        <w:tabs>
-          <w:tab w:val="left" w:pos="2214"/>
-        </w:tabs>
-        <w:ind w:left="1134" w:hanging="283"/>
-      </w:pPr>
-      <w:r>
-        <w:rPr>
-          <w:spacing w:val="-4"/>
-        </w:rPr>
-        <w:lastRenderedPageBreak/>
         <w:t>2.</w:t>
       </w:r>
       <w:r>
@@ -21896,7 +21940,7 @@
                                       </pic:cNvPicPr>
                                     </pic:nvPicPr>
                                     <pic:blipFill>
-                                      <a:blip r:embed="rId8">
+                                      <a:blip r:embed="rId9">
                                         <a:extLst>
                                           <a:ext uri="{28A0092B-C50C-407E-A947-70E740481C1C}">
                                             <a14:useLocalDpi xmlns:a14="http://schemas.microsoft.com/office/drawing/2010/main" val="0"/>
@@ -23065,8 +23109,8 @@
       </w:pPr>
     </w:p>
     <w:sectPr>
-      <w:headerReference w:type="default" r:id="rId9"/>
-      <w:footerReference w:type="default" r:id="rId10"/>
+      <w:headerReference w:type="default" r:id="rId10"/>
+      <w:footerReference w:type="default" r:id="rId11"/>
       <w:pgSz w:w="11906" w:h="16838"/>
       <w:pgMar w:top="1247" w:right="1247" w:bottom="1247" w:left="1247" w:header="851" w:footer="851" w:gutter="0"/>
       <w:cols w:space="720"/>
@@ -23135,7 +23179,7 @@
         <w:rFonts w:eastAsia="標楷體"/>
         <w:noProof/>
       </w:rPr>
-      <w:t>48</w:t>
+      <w:t>36</w:t>
     </w:r>
     <w:r>
       <w:rPr>
@@ -27877,7 +27921,7 @@
 </file>
 
 <file path=customXml/itemProps1.xml><?xml version="1.0" encoding="utf-8"?>
-<ds:datastoreItem xmlns:ds="http://schemas.openxmlformats.org/officeDocument/2006/customXml" ds:itemID="{859D322B-5B0D-4766-92D9-4AC23E9A4327}">
+<ds:datastoreItem xmlns:ds="http://schemas.openxmlformats.org/officeDocument/2006/customXml" ds:itemID="{BC28D7F4-579E-4101-ABBD-D68195A5BA18}">
   <ds:schemaRefs>
     <ds:schemaRef ds:uri="http://schemas.openxmlformats.org/officeDocument/2006/bibliography"/>
   </ds:schemaRefs>
